--- a/report/evaluation.docx
+++ b/report/evaluation.docx
@@ -2604,6 +2604,7278 @@
       </w:pPr>
       <w:r>
         <w:t>Post, M. (2018). *A Call for Clarity in Reporting BLEU Scores.* WMT 2018. (sacrebleu)</w:t>
+      </w:r>
+    </w:p>
+    <w:p>
+      <w:pPr>
+        <w:pBdr>
+          <w:bottom w:val="single" w:sz="6" w:space="1" w:color="AAAAAA"/>
+        </w:pBdr>
+      </w:pPr>
+    </w:p>
+    <w:p>
+      <w:pPr>
+        <w:pStyle w:val="Heading2"/>
+        <w:spacing w:before="200"/>
+      </w:pPr>
+      <w:r>
+        <w:t>Qualitative Evaluation</w:t>
+      </w:r>
+    </w:p>
+    <w:p>
+      <w:pPr>
+        <w:pStyle w:val="Heading3"/>
+        <w:spacing w:before="200"/>
+      </w:pPr>
+      <w:r>
+        <w:t>Methodology</w:t>
+      </w:r>
+    </w:p>
+    <w:p>
+      <w:pPr>
+        <w:spacing w:after="120"/>
+      </w:pPr>
+      <w:r>
+        <w:t xml:space="preserve">A curated set of 20 questions spanning five Ubuntu/Linux support categories was evaluated using </w:t>
+      </w:r>
+      <w:r>
+        <w:rPr>
+          <w:rFonts w:ascii="Courier New" w:hAnsi="Courier New"/>
+          <w:sz w:val="20"/>
+        </w:rPr>
+        <w:t>chat_evaluation.py</w:t>
+      </w:r>
+      <w:r>
+        <w:t xml:space="preserve">. Each question was answered by both models under two decoding strategies — greedy (argmax) and beam search (width=7) — producing </w:t>
+      </w:r>
+      <w:r>
+        <w:rPr>
+          <w:b/>
+        </w:rPr>
+        <w:t>80 responses</w:t>
+      </w:r>
+      <w:r>
+        <w:t xml:space="preserve"> in total. Each response is rated on a 4-point scale:</w:t>
+      </w:r>
+    </w:p>
+    <w:tbl>
+      <w:tblPr>
+        <w:tblStyle w:val="TableGrid"/>
+        <w:tblW w:type="auto" w:w="0"/>
+        <w:tblLook w:firstColumn="1" w:firstRow="1" w:lastColumn="0" w:lastRow="0" w:noHBand="0" w:noVBand="1" w:val="04A0"/>
+      </w:tblPr>
+      <w:tblGrid>
+        <w:gridCol w:w="3041"/>
+        <w:gridCol w:w="3041"/>
+        <w:gridCol w:w="3041"/>
+      </w:tblGrid>
+      <w:tr>
+        <w:tc>
+          <w:tcPr>
+            <w:tcW w:type="dxa" w:w="3041"/>
+          </w:tcPr>
+          <w:p>
+            <w:pPr>
+              <w:spacing w:before="40" w:after="40"/>
+            </w:pPr>
+            <w:r/>
+            <w:r>
+              <w:rPr>
+                <w:b/>
+              </w:rPr>
+              <w:t>Score</w:t>
+            </w:r>
+          </w:p>
+        </w:tc>
+        <w:tc>
+          <w:tcPr>
+            <w:tcW w:type="dxa" w:w="3041"/>
+          </w:tcPr>
+          <w:p>
+            <w:pPr>
+              <w:spacing w:before="40" w:after="40"/>
+            </w:pPr>
+            <w:r/>
+            <w:r>
+              <w:rPr>
+                <w:b/>
+              </w:rPr>
+              <w:t>Label</w:t>
+            </w:r>
+          </w:p>
+        </w:tc>
+        <w:tc>
+          <w:tcPr>
+            <w:tcW w:type="dxa" w:w="3041"/>
+          </w:tcPr>
+          <w:p>
+            <w:pPr>
+              <w:spacing w:before="40" w:after="40"/>
+            </w:pPr>
+            <w:r/>
+            <w:r>
+              <w:rPr>
+                <w:b/>
+              </w:rPr>
+              <w:t>Criteria</w:t>
+            </w:r>
+          </w:p>
+        </w:tc>
+      </w:tr>
+      <w:tr>
+        <w:tc>
+          <w:tcPr>
+            <w:tcW w:type="dxa" w:w="3041"/>
+          </w:tcPr>
+          <w:p>
+            <w:pPr>
+              <w:spacing w:before="40" w:after="40"/>
+            </w:pPr>
+            <w:r/>
+            <w:r>
+              <w:t>3</w:t>
+            </w:r>
+          </w:p>
+        </w:tc>
+        <w:tc>
+          <w:tcPr>
+            <w:tcW w:type="dxa" w:w="3041"/>
+          </w:tcPr>
+          <w:p>
+            <w:pPr>
+              <w:spacing w:before="40" w:after="40"/>
+            </w:pPr>
+            <w:r/>
+            <w:r>
+              <w:t>Correct</w:t>
+            </w:r>
+          </w:p>
+        </w:tc>
+        <w:tc>
+          <w:tcPr>
+            <w:tcW w:type="dxa" w:w="3041"/>
+          </w:tcPr>
+          <w:p>
+            <w:pPr>
+              <w:spacing w:before="40" w:after="40"/>
+            </w:pPr>
+            <w:r/>
+            <w:r>
+              <w:t>Factually correct, addresses the question</w:t>
+            </w:r>
+          </w:p>
+        </w:tc>
+      </w:tr>
+      <w:tr>
+        <w:tc>
+          <w:tcPr>
+            <w:tcW w:type="dxa" w:w="3041"/>
+          </w:tcPr>
+          <w:p>
+            <w:pPr>
+              <w:spacing w:before="40" w:after="40"/>
+            </w:pPr>
+            <w:r/>
+            <w:r>
+              <w:t>2</w:t>
+            </w:r>
+          </w:p>
+        </w:tc>
+        <w:tc>
+          <w:tcPr>
+            <w:tcW w:type="dxa" w:w="3041"/>
+          </w:tcPr>
+          <w:p>
+            <w:pPr>
+              <w:spacing w:before="40" w:after="40"/>
+            </w:pPr>
+            <w:r/>
+            <w:r>
+              <w:t>Partial</w:t>
+            </w:r>
+          </w:p>
+        </w:tc>
+        <w:tc>
+          <w:tcPr>
+            <w:tcW w:type="dxa" w:w="3041"/>
+          </w:tcPr>
+          <w:p>
+            <w:pPr>
+              <w:spacing w:before="40" w:after="40"/>
+            </w:pPr>
+            <w:r/>
+            <w:r>
+              <w:t>Relevant domain signal but incomplete or imprecise</w:t>
+            </w:r>
+          </w:p>
+        </w:tc>
+      </w:tr>
+      <w:tr>
+        <w:tc>
+          <w:tcPr>
+            <w:tcW w:type="dxa" w:w="3041"/>
+          </w:tcPr>
+          <w:p>
+            <w:pPr>
+              <w:spacing w:before="40" w:after="40"/>
+            </w:pPr>
+            <w:r/>
+            <w:r>
+              <w:t>1</w:t>
+            </w:r>
+          </w:p>
+        </w:tc>
+        <w:tc>
+          <w:tcPr>
+            <w:tcW w:type="dxa" w:w="3041"/>
+          </w:tcPr>
+          <w:p>
+            <w:pPr>
+              <w:spacing w:before="40" w:after="40"/>
+            </w:pPr>
+            <w:r/>
+            <w:r>
+              <w:t>Deflection</w:t>
+            </w:r>
+          </w:p>
+        </w:tc>
+        <w:tc>
+          <w:tcPr>
+            <w:tcW w:type="dxa" w:w="3041"/>
+          </w:tcPr>
+          <w:p>
+            <w:pPr>
+              <w:spacing w:before="40" w:after="40"/>
+            </w:pPr>
+            <w:r/>
+            <w:r>
+              <w:t>Generic fallback with no useful information</w:t>
+            </w:r>
+          </w:p>
+        </w:tc>
+      </w:tr>
+      <w:tr>
+        <w:tc>
+          <w:tcPr>
+            <w:tcW w:type="dxa" w:w="3041"/>
+          </w:tcPr>
+          <w:p>
+            <w:pPr>
+              <w:spacing w:before="40" w:after="40"/>
+            </w:pPr>
+            <w:r/>
+            <w:r>
+              <w:t>0</w:t>
+            </w:r>
+          </w:p>
+        </w:tc>
+        <w:tc>
+          <w:tcPr>
+            <w:tcW w:type="dxa" w:w="3041"/>
+          </w:tcPr>
+          <w:p>
+            <w:pPr>
+              <w:spacing w:before="40" w:after="40"/>
+            </w:pPr>
+            <w:r/>
+            <w:r>
+              <w:t>Wrong/Broken</w:t>
+            </w:r>
+          </w:p>
+        </w:tc>
+        <w:tc>
+          <w:tcPr>
+            <w:tcW w:type="dxa" w:w="3041"/>
+          </w:tcPr>
+          <w:p>
+            <w:pPr>
+              <w:spacing w:before="40" w:after="40"/>
+            </w:pPr>
+            <w:r/>
+            <w:r>
+              <w:t>Factually incorrect, repetition collapse, or incoherent</w:t>
+            </w:r>
+          </w:p>
+        </w:tc>
+      </w:tr>
+    </w:tbl>
+    <w:p/>
+    <w:p>
+      <w:pPr>
+        <w:pBdr>
+          <w:bottom w:val="single" w:sz="6" w:space="1" w:color="AAAAAA"/>
+        </w:pBdr>
+      </w:pPr>
+    </w:p>
+    <w:p>
+      <w:pPr>
+        <w:pStyle w:val="Heading3"/>
+        <w:spacing w:before="200"/>
+      </w:pPr>
+      <w:r>
+        <w:t>Responses by Category</w:t>
+      </w:r>
+    </w:p>
+    <w:p>
+      <w:pPr>
+        <w:pStyle w:val="Heading4"/>
+        <w:spacing w:before="200"/>
+      </w:pPr>
+      <w:r>
+        <w:t>Category 1 — Package Management (Q01–Q04)</w:t>
+      </w:r>
+    </w:p>
+    <w:tbl>
+      <w:tblPr>
+        <w:tblStyle w:val="TableGrid"/>
+        <w:tblW w:type="auto" w:w="0"/>
+        <w:tblLook w:firstColumn="1" w:firstRow="1" w:lastColumn="0" w:lastRow="0" w:noHBand="0" w:noVBand="1" w:val="04A0"/>
+      </w:tblPr>
+      <w:tblGrid>
+        <w:gridCol w:w="1520"/>
+        <w:gridCol w:w="1520"/>
+        <w:gridCol w:w="1520"/>
+        <w:gridCol w:w="1520"/>
+        <w:gridCol w:w="1520"/>
+        <w:gridCol w:w="1520"/>
+      </w:tblGrid>
+      <w:tr>
+        <w:tc>
+          <w:tcPr>
+            <w:tcW w:type="dxa" w:w="1520"/>
+          </w:tcPr>
+          <w:p>
+            <w:pPr>
+              <w:spacing w:before="40" w:after="40"/>
+            </w:pPr>
+            <w:r/>
+            <w:r>
+              <w:rPr>
+                <w:b/>
+              </w:rPr>
+              <w:t>Q</w:t>
+            </w:r>
+          </w:p>
+        </w:tc>
+        <w:tc>
+          <w:tcPr>
+            <w:tcW w:type="dxa" w:w="1520"/>
+          </w:tcPr>
+          <w:p>
+            <w:pPr>
+              <w:spacing w:before="40" w:after="40"/>
+            </w:pPr>
+            <w:r/>
+            <w:r>
+              <w:rPr>
+                <w:b/>
+              </w:rPr>
+              <w:t>Question</w:t>
+            </w:r>
+          </w:p>
+        </w:tc>
+        <w:tc>
+          <w:tcPr>
+            <w:tcW w:type="dxa" w:w="1520"/>
+          </w:tcPr>
+          <w:p>
+            <w:pPr>
+              <w:spacing w:before="40" w:after="40"/>
+            </w:pPr>
+            <w:r/>
+            <w:r>
+              <w:rPr>
+                <w:b/>
+              </w:rPr>
+              <w:t>BL Greedy</w:t>
+            </w:r>
+          </w:p>
+        </w:tc>
+        <w:tc>
+          <w:tcPr>
+            <w:tcW w:type="dxa" w:w="1520"/>
+          </w:tcPr>
+          <w:p>
+            <w:pPr>
+              <w:spacing w:before="40" w:after="40"/>
+            </w:pPr>
+            <w:r/>
+            <w:r>
+              <w:rPr>
+                <w:b/>
+              </w:rPr>
+              <w:t>BL Beam</w:t>
+            </w:r>
+          </w:p>
+        </w:tc>
+        <w:tc>
+          <w:tcPr>
+            <w:tcW w:type="dxa" w:w="1520"/>
+          </w:tcPr>
+          <w:p>
+            <w:pPr>
+              <w:spacing w:before="40" w:after="40"/>
+            </w:pPr>
+            <w:r/>
+            <w:r>
+              <w:rPr>
+                <w:b/>
+              </w:rPr>
+              <w:t>AT Greedy</w:t>
+            </w:r>
+          </w:p>
+        </w:tc>
+        <w:tc>
+          <w:tcPr>
+            <w:tcW w:type="dxa" w:w="1520"/>
+          </w:tcPr>
+          <w:p>
+            <w:pPr>
+              <w:spacing w:before="40" w:after="40"/>
+            </w:pPr>
+            <w:r/>
+            <w:r>
+              <w:rPr>
+                <w:b/>
+              </w:rPr>
+              <w:t>AT Beam</w:t>
+            </w:r>
+          </w:p>
+        </w:tc>
+      </w:tr>
+      <w:tr>
+        <w:tc>
+          <w:tcPr>
+            <w:tcW w:type="dxa" w:w="1520"/>
+          </w:tcPr>
+          <w:p>
+            <w:pPr>
+              <w:spacing w:before="40" w:after="40"/>
+            </w:pPr>
+            <w:r/>
+            <w:r>
+              <w:t>Q01</w:t>
+            </w:r>
+          </w:p>
+        </w:tc>
+        <w:tc>
+          <w:tcPr>
+            <w:tcW w:type="dxa" w:w="1520"/>
+          </w:tcPr>
+          <w:p>
+            <w:pPr>
+              <w:spacing w:before="40" w:after="40"/>
+            </w:pPr>
+            <w:r/>
+            <w:r>
+              <w:t>how do i install a package</w:t>
+            </w:r>
+          </w:p>
+        </w:tc>
+        <w:tc>
+          <w:tcPr>
+            <w:tcW w:type="dxa" w:w="1520"/>
+          </w:tcPr>
+          <w:p>
+            <w:pPr>
+              <w:spacing w:before="40" w:after="40"/>
+            </w:pPr>
+            <w:r/>
+            <w:r/>
+            <w:r>
+              <w:rPr>
+                <w:rFonts w:ascii="Courier New" w:hAnsi="Courier New"/>
+                <w:sz w:val="20"/>
+              </w:rPr>
+              <w:t>sudo apt-get install package name</w:t>
+            </w:r>
+            <w:r/>
+          </w:p>
+        </w:tc>
+        <w:tc>
+          <w:tcPr>
+            <w:tcW w:type="dxa" w:w="1520"/>
+          </w:tcPr>
+          <w:p>
+            <w:pPr>
+              <w:spacing w:before="40" w:after="40"/>
+            </w:pPr>
+            <w:r/>
+            <w:r/>
+            <w:r>
+              <w:rPr>
+                <w:rFonts w:ascii="Courier New" w:hAnsi="Courier New"/>
+                <w:sz w:val="20"/>
+              </w:rPr>
+              <w:t>sudo apt-get install build-essential</w:t>
+            </w:r>
+            <w:r>
+              <w:t xml:space="preserve"> *(repeated)*</w:t>
+            </w:r>
+          </w:p>
+        </w:tc>
+        <w:tc>
+          <w:tcPr>
+            <w:tcW w:type="dxa" w:w="1520"/>
+          </w:tcPr>
+          <w:p>
+            <w:pPr>
+              <w:spacing w:before="40" w:after="40"/>
+            </w:pPr>
+            <w:r/>
+            <w:r/>
+            <w:r>
+              <w:rPr>
+                <w:rFonts w:ascii="Courier New" w:hAnsi="Courier New"/>
+                <w:sz w:val="20"/>
+              </w:rPr>
+              <w:t>sudo apt-get install packagename'</w:t>
+            </w:r>
+            <w:r>
+              <w:t xml:space="preserve"> *(apostrophe artefact)*</w:t>
+            </w:r>
+          </w:p>
+        </w:tc>
+        <w:tc>
+          <w:tcPr>
+            <w:tcW w:type="dxa" w:w="1520"/>
+          </w:tcPr>
+          <w:p>
+            <w:pPr>
+              <w:spacing w:before="40" w:after="40"/>
+            </w:pPr>
+            <w:r/>
+            <w:r/>
+            <w:r>
+              <w:rPr>
+                <w:rFonts w:ascii="Courier New" w:hAnsi="Courier New"/>
+                <w:sz w:val="20"/>
+              </w:rPr>
+              <w:t>sudo apt-get install packagename</w:t>
+            </w:r>
+            <w:r>
+              <w:t xml:space="preserve"> *(repeated)*</w:t>
+            </w:r>
+          </w:p>
+        </w:tc>
+      </w:tr>
+      <w:tr>
+        <w:tc>
+          <w:tcPr>
+            <w:tcW w:type="dxa" w:w="1520"/>
+          </w:tcPr>
+          <w:p>
+            <w:pPr>
+              <w:spacing w:before="40" w:after="40"/>
+            </w:pPr>
+            <w:r/>
+            <w:r>
+              <w:t>Q02</w:t>
+            </w:r>
+          </w:p>
+        </w:tc>
+        <w:tc>
+          <w:tcPr>
+            <w:tcW w:type="dxa" w:w="1520"/>
+          </w:tcPr>
+          <w:p>
+            <w:pPr>
+              <w:spacing w:before="40" w:after="40"/>
+            </w:pPr>
+            <w:r/>
+            <w:r>
+              <w:t>how do i remove a package completely</w:t>
+            </w:r>
+          </w:p>
+        </w:tc>
+        <w:tc>
+          <w:tcPr>
+            <w:tcW w:type="dxa" w:w="1520"/>
+          </w:tcPr>
+          <w:p>
+            <w:pPr>
+              <w:spacing w:before="40" w:after="40"/>
+            </w:pPr>
+            <w:r/>
+            <w:r/>
+            <w:r>
+              <w:rPr>
+                <w:rFonts w:ascii="Courier New" w:hAnsi="Courier New"/>
+                <w:sz w:val="20"/>
+              </w:rPr>
+              <w:t>sudo apt-get remove package remove</w:t>
+            </w:r>
+            <w:r>
+              <w:t xml:space="preserve"> *(partial repeat)*</w:t>
+            </w:r>
+          </w:p>
+        </w:tc>
+        <w:tc>
+          <w:tcPr>
+            <w:tcW w:type="dxa" w:w="1520"/>
+          </w:tcPr>
+          <w:p>
+            <w:pPr>
+              <w:spacing w:before="40" w:after="40"/>
+            </w:pPr>
+            <w:r/>
+            <w:r/>
+            <w:r>
+              <w:rPr>
+                <w:rFonts w:ascii="Courier New" w:hAnsi="Courier New"/>
+                <w:sz w:val="20"/>
+              </w:rPr>
+              <w:t>sudo apt-get remove --purge packagename</w:t>
+            </w:r>
+            <w:r>
+              <w:t xml:space="preserve"> ✅</w:t>
+            </w:r>
+          </w:p>
+        </w:tc>
+        <w:tc>
+          <w:tcPr>
+            <w:tcW w:type="dxa" w:w="1520"/>
+          </w:tcPr>
+          <w:p>
+            <w:pPr>
+              <w:spacing w:before="40" w:after="40"/>
+            </w:pPr>
+            <w:r/>
+            <w:r/>
+            <w:r>
+              <w:rPr>
+                <w:rFonts w:ascii="Courier New" w:hAnsi="Courier New"/>
+                <w:sz w:val="20"/>
+              </w:rPr>
+              <w:t>sudo apt-get remove packagename'</w:t>
+            </w:r>
+            <w:r/>
+          </w:p>
+        </w:tc>
+        <w:tc>
+          <w:tcPr>
+            <w:tcW w:type="dxa" w:w="1520"/>
+          </w:tcPr>
+          <w:p>
+            <w:pPr>
+              <w:spacing w:before="40" w:after="40"/>
+            </w:pPr>
+            <w:r/>
+            <w:r/>
+            <w:r>
+              <w:rPr>
+                <w:rFonts w:ascii="Courier New" w:hAnsi="Courier New"/>
+                <w:sz w:val="20"/>
+              </w:rPr>
+              <w:t>sudo apt-get remove --purge packagename</w:t>
+            </w:r>
+            <w:r>
+              <w:t xml:space="preserve"> ✅</w:t>
+            </w:r>
+          </w:p>
+        </w:tc>
+      </w:tr>
+      <w:tr>
+        <w:tc>
+          <w:tcPr>
+            <w:tcW w:type="dxa" w:w="1520"/>
+          </w:tcPr>
+          <w:p>
+            <w:pPr>
+              <w:spacing w:before="40" w:after="40"/>
+            </w:pPr>
+            <w:r/>
+            <w:r>
+              <w:t>Q03</w:t>
+            </w:r>
+          </w:p>
+        </w:tc>
+        <w:tc>
+          <w:tcPr>
+            <w:tcW w:type="dxa" w:w="1520"/>
+          </w:tcPr>
+          <w:p>
+            <w:pPr>
+              <w:spacing w:before="40" w:after="40"/>
+            </w:pPr>
+            <w:r/>
+            <w:r>
+              <w:t>how do i update all packages</w:t>
+            </w:r>
+          </w:p>
+        </w:tc>
+        <w:tc>
+          <w:tcPr>
+            <w:tcW w:type="dxa" w:w="1520"/>
+          </w:tcPr>
+          <w:p>
+            <w:pPr>
+              <w:spacing w:before="40" w:after="40"/>
+            </w:pPr>
+            <w:r/>
+            <w:r/>
+            <w:r>
+              <w:rPr>
+                <w:rFonts w:ascii="Courier New" w:hAnsi="Courier New"/>
+                <w:sz w:val="20"/>
+              </w:rPr>
+              <w:t>sudo apt-get update &amp;&amp; dist-upgrade</w:t>
+            </w:r>
+            <w:r>
+              <w:t xml:space="preserve"> ✅</w:t>
+            </w:r>
+          </w:p>
+        </w:tc>
+        <w:tc>
+          <w:tcPr>
+            <w:tcW w:type="dxa" w:w="1520"/>
+          </w:tcPr>
+          <w:p>
+            <w:pPr>
+              <w:spacing w:before="40" w:after="40"/>
+            </w:pPr>
+            <w:r/>
+            <w:r/>
+            <w:r>
+              <w:rPr>
+                <w:rFonts w:ascii="Courier New" w:hAnsi="Courier New"/>
+                <w:sz w:val="20"/>
+              </w:rPr>
+              <w:t>sudo apt-get update &amp;&amp; dist-upgrade</w:t>
+            </w:r>
+            <w:r>
+              <w:t xml:space="preserve"> ✅</w:t>
+            </w:r>
+          </w:p>
+        </w:tc>
+        <w:tc>
+          <w:tcPr>
+            <w:tcW w:type="dxa" w:w="1520"/>
+          </w:tcPr>
+          <w:p>
+            <w:pPr>
+              <w:spacing w:before="40" w:after="40"/>
+            </w:pPr>
+            <w:r/>
+            <w:r/>
+            <w:r>
+              <w:rPr>
+                <w:rFonts w:ascii="Courier New" w:hAnsi="Courier New"/>
+                <w:sz w:val="20"/>
+              </w:rPr>
+              <w:t>sudo apt-get update &amp;&amp; upgrade</w:t>
+            </w:r>
+            <w:r>
+              <w:t xml:space="preserve"> ✅</w:t>
+            </w:r>
+          </w:p>
+        </w:tc>
+        <w:tc>
+          <w:tcPr>
+            <w:tcW w:type="dxa" w:w="1520"/>
+          </w:tcPr>
+          <w:p>
+            <w:pPr>
+              <w:spacing w:before="40" w:after="40"/>
+            </w:pPr>
+            <w:r/>
+            <w:r/>
+            <w:r>
+              <w:rPr>
+                <w:rFonts w:ascii="Courier New" w:hAnsi="Courier New"/>
+                <w:sz w:val="20"/>
+              </w:rPr>
+              <w:t>sudo apt-get update &amp;&amp; dist-upgrade</w:t>
+            </w:r>
+            <w:r>
+              <w:t xml:space="preserve"> ✅</w:t>
+            </w:r>
+          </w:p>
+        </w:tc>
+      </w:tr>
+      <w:tr>
+        <w:tc>
+          <w:tcPr>
+            <w:tcW w:type="dxa" w:w="1520"/>
+          </w:tcPr>
+          <w:p>
+            <w:pPr>
+              <w:spacing w:before="40" w:after="40"/>
+            </w:pPr>
+            <w:r/>
+            <w:r>
+              <w:t>Q04</w:t>
+            </w:r>
+          </w:p>
+        </w:tc>
+        <w:tc>
+          <w:tcPr>
+            <w:tcW w:type="dxa" w:w="1520"/>
+          </w:tcPr>
+          <w:p>
+            <w:pPr>
+              <w:spacing w:before="40" w:after="40"/>
+            </w:pPr>
+            <w:r/>
+            <w:r>
+              <w:t>dependency error installing python</w:t>
+            </w:r>
+          </w:p>
+        </w:tc>
+        <w:tc>
+          <w:tcPr>
+            <w:tcW w:type="dxa" w:w="1520"/>
+          </w:tcPr>
+          <w:p>
+            <w:pPr>
+              <w:spacing w:before="40" w:after="40"/>
+            </w:pPr>
+            <w:r/>
+            <w:r>
+              <w:t>*"what you you you to install"*</w:t>
+            </w:r>
+          </w:p>
+        </w:tc>
+        <w:tc>
+          <w:tcPr>
+            <w:tcW w:type="dxa" w:w="1520"/>
+          </w:tcPr>
+          <w:p>
+            <w:pPr>
+              <w:spacing w:before="40" w:after="40"/>
+            </w:pPr>
+            <w:r/>
+            <w:r/>
+            <w:r>
+              <w:rPr>
+                <w:rFonts w:ascii="Courier New" w:hAnsi="Courier New"/>
+                <w:sz w:val="20"/>
+              </w:rPr>
+              <w:t>sudo apt-get update &amp;&amp; dist-upgrade</w:t>
+            </w:r>
+            <w:r>
+              <w:t xml:space="preserve"> *(off-topic)*</w:t>
+            </w:r>
+          </w:p>
+        </w:tc>
+        <w:tc>
+          <w:tcPr>
+            <w:tcW w:type="dxa" w:w="1520"/>
+          </w:tcPr>
+          <w:p>
+            <w:pPr>
+              <w:spacing w:before="40" w:after="40"/>
+            </w:pPr>
+            <w:r/>
+            <w:r>
+              <w:t>*"what you you trying to install"*</w:t>
+            </w:r>
+          </w:p>
+        </w:tc>
+        <w:tc>
+          <w:tcPr>
+            <w:tcW w:type="dxa" w:w="1520"/>
+          </w:tcPr>
+          <w:p>
+            <w:pPr>
+              <w:spacing w:before="40" w:after="40"/>
+            </w:pPr>
+            <w:r/>
+            <w:r/>
+            <w:r>
+              <w:rPr>
+                <w:rFonts w:ascii="Courier New" w:hAnsi="Courier New"/>
+                <w:sz w:val="20"/>
+              </w:rPr>
+              <w:t>did you try apt-get install build-essential</w:t>
+            </w:r>
+            <w:r>
+              <w:t xml:space="preserve"> ✅</w:t>
+            </w:r>
+          </w:p>
+        </w:tc>
+      </w:tr>
+    </w:tbl>
+    <w:p/>
+    <w:p>
+      <w:pPr>
+        <w:spacing w:after="120"/>
+      </w:pPr>
+      <w:r/>
+      <w:r>
+        <w:rPr>
+          <w:b/>
+        </w:rPr>
+        <w:t>Scores (3-correct / 2-partial / 1-deflection / 0-broken):</w:t>
+      </w:r>
+      <w:r/>
+    </w:p>
+    <w:tbl>
+      <w:tblPr>
+        <w:tblStyle w:val="TableGrid"/>
+        <w:tblW w:type="auto" w:w="0"/>
+        <w:tblLook w:firstColumn="1" w:firstRow="1" w:lastColumn="0" w:lastRow="0" w:noHBand="0" w:noVBand="1" w:val="04A0"/>
+      </w:tblPr>
+      <w:tblGrid>
+        <w:gridCol w:w="1824"/>
+        <w:gridCol w:w="1824"/>
+        <w:gridCol w:w="1824"/>
+        <w:gridCol w:w="1824"/>
+        <w:gridCol w:w="1824"/>
+      </w:tblGrid>
+      <w:tr>
+        <w:tc>
+          <w:tcPr>
+            <w:tcW w:type="dxa" w:w="1824"/>
+          </w:tcPr>
+          <w:p>
+            <w:pPr>
+              <w:spacing w:before="40" w:after="40"/>
+            </w:pPr>
+            <w:r/>
+            <w:r>
+              <w:rPr>
+                <w:b/>
+              </w:rPr>
+            </w:r>
+          </w:p>
+        </w:tc>
+        <w:tc>
+          <w:tcPr>
+            <w:tcW w:type="dxa" w:w="1824"/>
+          </w:tcPr>
+          <w:p>
+            <w:pPr>
+              <w:spacing w:before="40" w:after="40"/>
+            </w:pPr>
+            <w:r/>
+            <w:r>
+              <w:rPr>
+                <w:b/>
+              </w:rPr>
+              <w:t>BL Greedy</w:t>
+            </w:r>
+          </w:p>
+        </w:tc>
+        <w:tc>
+          <w:tcPr>
+            <w:tcW w:type="dxa" w:w="1824"/>
+          </w:tcPr>
+          <w:p>
+            <w:pPr>
+              <w:spacing w:before="40" w:after="40"/>
+            </w:pPr>
+            <w:r/>
+            <w:r>
+              <w:rPr>
+                <w:b/>
+              </w:rPr>
+              <w:t>BL Beam</w:t>
+            </w:r>
+          </w:p>
+        </w:tc>
+        <w:tc>
+          <w:tcPr>
+            <w:tcW w:type="dxa" w:w="1824"/>
+          </w:tcPr>
+          <w:p>
+            <w:pPr>
+              <w:spacing w:before="40" w:after="40"/>
+            </w:pPr>
+            <w:r/>
+            <w:r>
+              <w:rPr>
+                <w:b/>
+              </w:rPr>
+              <w:t>AT Greedy</w:t>
+            </w:r>
+          </w:p>
+        </w:tc>
+        <w:tc>
+          <w:tcPr>
+            <w:tcW w:type="dxa" w:w="1824"/>
+          </w:tcPr>
+          <w:p>
+            <w:pPr>
+              <w:spacing w:before="40" w:after="40"/>
+            </w:pPr>
+            <w:r/>
+            <w:r>
+              <w:rPr>
+                <w:b/>
+              </w:rPr>
+              <w:t>AT Beam</w:t>
+            </w:r>
+          </w:p>
+        </w:tc>
+      </w:tr>
+      <w:tr>
+        <w:tc>
+          <w:tcPr>
+            <w:tcW w:type="dxa" w:w="1824"/>
+          </w:tcPr>
+          <w:p>
+            <w:pPr>
+              <w:spacing w:before="40" w:after="40"/>
+            </w:pPr>
+            <w:r/>
+            <w:r>
+              <w:t>Q01</w:t>
+            </w:r>
+          </w:p>
+        </w:tc>
+        <w:tc>
+          <w:tcPr>
+            <w:tcW w:type="dxa" w:w="1824"/>
+          </w:tcPr>
+          <w:p>
+            <w:pPr>
+              <w:spacing w:before="40" w:after="40"/>
+            </w:pPr>
+            <w:r/>
+            <w:r>
+              <w:t>2</w:t>
+            </w:r>
+          </w:p>
+        </w:tc>
+        <w:tc>
+          <w:tcPr>
+            <w:tcW w:type="dxa" w:w="1824"/>
+          </w:tcPr>
+          <w:p>
+            <w:pPr>
+              <w:spacing w:before="40" w:after="40"/>
+            </w:pPr>
+            <w:r/>
+            <w:r>
+              <w:t>1</w:t>
+            </w:r>
+          </w:p>
+        </w:tc>
+        <w:tc>
+          <w:tcPr>
+            <w:tcW w:type="dxa" w:w="1824"/>
+          </w:tcPr>
+          <w:p>
+            <w:pPr>
+              <w:spacing w:before="40" w:after="40"/>
+            </w:pPr>
+            <w:r/>
+            <w:r>
+              <w:t>1</w:t>
+            </w:r>
+          </w:p>
+        </w:tc>
+        <w:tc>
+          <w:tcPr>
+            <w:tcW w:type="dxa" w:w="1824"/>
+          </w:tcPr>
+          <w:p>
+            <w:pPr>
+              <w:spacing w:before="40" w:after="40"/>
+            </w:pPr>
+            <w:r/>
+            <w:r>
+              <w:t>1</w:t>
+            </w:r>
+          </w:p>
+        </w:tc>
+      </w:tr>
+      <w:tr>
+        <w:tc>
+          <w:tcPr>
+            <w:tcW w:type="dxa" w:w="1824"/>
+          </w:tcPr>
+          <w:p>
+            <w:pPr>
+              <w:spacing w:before="40" w:after="40"/>
+            </w:pPr>
+            <w:r/>
+            <w:r>
+              <w:t>Q02</w:t>
+            </w:r>
+          </w:p>
+        </w:tc>
+        <w:tc>
+          <w:tcPr>
+            <w:tcW w:type="dxa" w:w="1824"/>
+          </w:tcPr>
+          <w:p>
+            <w:pPr>
+              <w:spacing w:before="40" w:after="40"/>
+            </w:pPr>
+            <w:r/>
+            <w:r>
+              <w:t>1</w:t>
+            </w:r>
+          </w:p>
+        </w:tc>
+        <w:tc>
+          <w:tcPr>
+            <w:tcW w:type="dxa" w:w="1824"/>
+          </w:tcPr>
+          <w:p>
+            <w:pPr>
+              <w:spacing w:before="40" w:after="40"/>
+            </w:pPr>
+            <w:r/>
+            <w:r>
+              <w:t>3</w:t>
+            </w:r>
+          </w:p>
+        </w:tc>
+        <w:tc>
+          <w:tcPr>
+            <w:tcW w:type="dxa" w:w="1824"/>
+          </w:tcPr>
+          <w:p>
+            <w:pPr>
+              <w:spacing w:before="40" w:after="40"/>
+            </w:pPr>
+            <w:r/>
+            <w:r>
+              <w:t>1</w:t>
+            </w:r>
+          </w:p>
+        </w:tc>
+        <w:tc>
+          <w:tcPr>
+            <w:tcW w:type="dxa" w:w="1824"/>
+          </w:tcPr>
+          <w:p>
+            <w:pPr>
+              <w:spacing w:before="40" w:after="40"/>
+            </w:pPr>
+            <w:r/>
+            <w:r>
+              <w:t>3</w:t>
+            </w:r>
+          </w:p>
+        </w:tc>
+      </w:tr>
+      <w:tr>
+        <w:tc>
+          <w:tcPr>
+            <w:tcW w:type="dxa" w:w="1824"/>
+          </w:tcPr>
+          <w:p>
+            <w:pPr>
+              <w:spacing w:before="40" w:after="40"/>
+            </w:pPr>
+            <w:r/>
+            <w:r>
+              <w:t>Q03</w:t>
+            </w:r>
+          </w:p>
+        </w:tc>
+        <w:tc>
+          <w:tcPr>
+            <w:tcW w:type="dxa" w:w="1824"/>
+          </w:tcPr>
+          <w:p>
+            <w:pPr>
+              <w:spacing w:before="40" w:after="40"/>
+            </w:pPr>
+            <w:r/>
+            <w:r>
+              <w:t>3</w:t>
+            </w:r>
+          </w:p>
+        </w:tc>
+        <w:tc>
+          <w:tcPr>
+            <w:tcW w:type="dxa" w:w="1824"/>
+          </w:tcPr>
+          <w:p>
+            <w:pPr>
+              <w:spacing w:before="40" w:after="40"/>
+            </w:pPr>
+            <w:r/>
+            <w:r>
+              <w:t>3</w:t>
+            </w:r>
+          </w:p>
+        </w:tc>
+        <w:tc>
+          <w:tcPr>
+            <w:tcW w:type="dxa" w:w="1824"/>
+          </w:tcPr>
+          <w:p>
+            <w:pPr>
+              <w:spacing w:before="40" w:after="40"/>
+            </w:pPr>
+            <w:r/>
+            <w:r>
+              <w:t>3</w:t>
+            </w:r>
+          </w:p>
+        </w:tc>
+        <w:tc>
+          <w:tcPr>
+            <w:tcW w:type="dxa" w:w="1824"/>
+          </w:tcPr>
+          <w:p>
+            <w:pPr>
+              <w:spacing w:before="40" w:after="40"/>
+            </w:pPr>
+            <w:r/>
+            <w:r>
+              <w:t>3</w:t>
+            </w:r>
+          </w:p>
+        </w:tc>
+      </w:tr>
+      <w:tr>
+        <w:tc>
+          <w:tcPr>
+            <w:tcW w:type="dxa" w:w="1824"/>
+          </w:tcPr>
+          <w:p>
+            <w:pPr>
+              <w:spacing w:before="40" w:after="40"/>
+            </w:pPr>
+            <w:r/>
+            <w:r>
+              <w:t>Q04</w:t>
+            </w:r>
+          </w:p>
+        </w:tc>
+        <w:tc>
+          <w:tcPr>
+            <w:tcW w:type="dxa" w:w="1824"/>
+          </w:tcPr>
+          <w:p>
+            <w:pPr>
+              <w:spacing w:before="40" w:after="40"/>
+            </w:pPr>
+            <w:r/>
+            <w:r>
+              <w:t>0</w:t>
+            </w:r>
+          </w:p>
+        </w:tc>
+        <w:tc>
+          <w:tcPr>
+            <w:tcW w:type="dxa" w:w="1824"/>
+          </w:tcPr>
+          <w:p>
+            <w:pPr>
+              <w:spacing w:before="40" w:after="40"/>
+            </w:pPr>
+            <w:r/>
+            <w:r>
+              <w:t>1</w:t>
+            </w:r>
+          </w:p>
+        </w:tc>
+        <w:tc>
+          <w:tcPr>
+            <w:tcW w:type="dxa" w:w="1824"/>
+          </w:tcPr>
+          <w:p>
+            <w:pPr>
+              <w:spacing w:before="40" w:after="40"/>
+            </w:pPr>
+            <w:r/>
+            <w:r>
+              <w:t>0</w:t>
+            </w:r>
+          </w:p>
+        </w:tc>
+        <w:tc>
+          <w:tcPr>
+            <w:tcW w:type="dxa" w:w="1824"/>
+          </w:tcPr>
+          <w:p>
+            <w:pPr>
+              <w:spacing w:before="40" w:after="40"/>
+            </w:pPr>
+            <w:r/>
+            <w:r>
+              <w:t>2</w:t>
+            </w:r>
+          </w:p>
+        </w:tc>
+      </w:tr>
+      <w:tr>
+        <w:tc>
+          <w:tcPr>
+            <w:tcW w:type="dxa" w:w="1824"/>
+          </w:tcPr>
+          <w:p>
+            <w:pPr>
+              <w:spacing w:before="40" w:after="40"/>
+            </w:pPr>
+            <w:r/>
+            <w:r/>
+            <w:r>
+              <w:rPr>
+                <w:b/>
+              </w:rPr>
+              <w:t>Subtotal</w:t>
+            </w:r>
+            <w:r/>
+          </w:p>
+        </w:tc>
+        <w:tc>
+          <w:tcPr>
+            <w:tcW w:type="dxa" w:w="1824"/>
+          </w:tcPr>
+          <w:p>
+            <w:pPr>
+              <w:spacing w:before="40" w:after="40"/>
+            </w:pPr>
+            <w:r/>
+            <w:r/>
+            <w:r>
+              <w:rPr>
+                <w:b/>
+              </w:rPr>
+              <w:t>6</w:t>
+            </w:r>
+            <w:r/>
+          </w:p>
+        </w:tc>
+        <w:tc>
+          <w:tcPr>
+            <w:tcW w:type="dxa" w:w="1824"/>
+          </w:tcPr>
+          <w:p>
+            <w:pPr>
+              <w:spacing w:before="40" w:after="40"/>
+            </w:pPr>
+            <w:r/>
+            <w:r/>
+            <w:r>
+              <w:rPr>
+                <w:b/>
+              </w:rPr>
+              <w:t>8</w:t>
+            </w:r>
+            <w:r/>
+          </w:p>
+        </w:tc>
+        <w:tc>
+          <w:tcPr>
+            <w:tcW w:type="dxa" w:w="1824"/>
+          </w:tcPr>
+          <w:p>
+            <w:pPr>
+              <w:spacing w:before="40" w:after="40"/>
+            </w:pPr>
+            <w:r/>
+            <w:r/>
+            <w:r>
+              <w:rPr>
+                <w:b/>
+              </w:rPr>
+              <w:t>5</w:t>
+            </w:r>
+            <w:r/>
+          </w:p>
+        </w:tc>
+        <w:tc>
+          <w:tcPr>
+            <w:tcW w:type="dxa" w:w="1824"/>
+          </w:tcPr>
+          <w:p>
+            <w:pPr>
+              <w:spacing w:before="40" w:after="40"/>
+            </w:pPr>
+            <w:r/>
+            <w:r/>
+            <w:r>
+              <w:rPr>
+                <w:b/>
+              </w:rPr>
+              <w:t>9</w:t>
+            </w:r>
+            <w:r/>
+          </w:p>
+        </w:tc>
+      </w:tr>
+    </w:tbl>
+    <w:p/>
+    <w:p>
+      <w:pPr>
+        <w:pBdr>
+          <w:bottom w:val="single" w:sz="6" w:space="1" w:color="AAAAAA"/>
+        </w:pBdr>
+      </w:pPr>
+    </w:p>
+    <w:p>
+      <w:pPr>
+        <w:pStyle w:val="Heading4"/>
+        <w:spacing w:before="200"/>
+      </w:pPr>
+      <w:r>
+        <w:t>Category 2 — File System (Q05–Q08)</w:t>
+      </w:r>
+    </w:p>
+    <w:tbl>
+      <w:tblPr>
+        <w:tblStyle w:val="TableGrid"/>
+        <w:tblW w:type="auto" w:w="0"/>
+        <w:tblLook w:firstColumn="1" w:firstRow="1" w:lastColumn="0" w:lastRow="0" w:noHBand="0" w:noVBand="1" w:val="04A0"/>
+      </w:tblPr>
+      <w:tblGrid>
+        <w:gridCol w:w="1520"/>
+        <w:gridCol w:w="1520"/>
+        <w:gridCol w:w="1520"/>
+        <w:gridCol w:w="1520"/>
+        <w:gridCol w:w="1520"/>
+        <w:gridCol w:w="1520"/>
+      </w:tblGrid>
+      <w:tr>
+        <w:tc>
+          <w:tcPr>
+            <w:tcW w:type="dxa" w:w="1520"/>
+          </w:tcPr>
+          <w:p>
+            <w:pPr>
+              <w:spacing w:before="40" w:after="40"/>
+            </w:pPr>
+            <w:r/>
+            <w:r>
+              <w:rPr>
+                <w:b/>
+              </w:rPr>
+              <w:t>Q</w:t>
+            </w:r>
+          </w:p>
+        </w:tc>
+        <w:tc>
+          <w:tcPr>
+            <w:tcW w:type="dxa" w:w="1520"/>
+          </w:tcPr>
+          <w:p>
+            <w:pPr>
+              <w:spacing w:before="40" w:after="40"/>
+            </w:pPr>
+            <w:r/>
+            <w:r>
+              <w:rPr>
+                <w:b/>
+              </w:rPr>
+              <w:t>Question</w:t>
+            </w:r>
+          </w:p>
+        </w:tc>
+        <w:tc>
+          <w:tcPr>
+            <w:tcW w:type="dxa" w:w="1520"/>
+          </w:tcPr>
+          <w:p>
+            <w:pPr>
+              <w:spacing w:before="40" w:after="40"/>
+            </w:pPr>
+            <w:r/>
+            <w:r>
+              <w:rPr>
+                <w:b/>
+              </w:rPr>
+              <w:t>BL Greedy</w:t>
+            </w:r>
+          </w:p>
+        </w:tc>
+        <w:tc>
+          <w:tcPr>
+            <w:tcW w:type="dxa" w:w="1520"/>
+          </w:tcPr>
+          <w:p>
+            <w:pPr>
+              <w:spacing w:before="40" w:after="40"/>
+            </w:pPr>
+            <w:r/>
+            <w:r>
+              <w:rPr>
+                <w:b/>
+              </w:rPr>
+              <w:t>BL Beam</w:t>
+            </w:r>
+          </w:p>
+        </w:tc>
+        <w:tc>
+          <w:tcPr>
+            <w:tcW w:type="dxa" w:w="1520"/>
+          </w:tcPr>
+          <w:p>
+            <w:pPr>
+              <w:spacing w:before="40" w:after="40"/>
+            </w:pPr>
+            <w:r/>
+            <w:r>
+              <w:rPr>
+                <w:b/>
+              </w:rPr>
+              <w:t>AT Greedy</w:t>
+            </w:r>
+          </w:p>
+        </w:tc>
+        <w:tc>
+          <w:tcPr>
+            <w:tcW w:type="dxa" w:w="1520"/>
+          </w:tcPr>
+          <w:p>
+            <w:pPr>
+              <w:spacing w:before="40" w:after="40"/>
+            </w:pPr>
+            <w:r/>
+            <w:r>
+              <w:rPr>
+                <w:b/>
+              </w:rPr>
+              <w:t>AT Beam</w:t>
+            </w:r>
+          </w:p>
+        </w:tc>
+      </w:tr>
+      <w:tr>
+        <w:tc>
+          <w:tcPr>
+            <w:tcW w:type="dxa" w:w="1520"/>
+          </w:tcPr>
+          <w:p>
+            <w:pPr>
+              <w:spacing w:before="40" w:after="40"/>
+            </w:pPr>
+            <w:r/>
+            <w:r>
+              <w:t>Q05</w:t>
+            </w:r>
+          </w:p>
+        </w:tc>
+        <w:tc>
+          <w:tcPr>
+            <w:tcW w:type="dxa" w:w="1520"/>
+          </w:tcPr>
+          <w:p>
+            <w:pPr>
+              <w:spacing w:before="40" w:after="40"/>
+            </w:pPr>
+            <w:r/>
+            <w:r>
+              <w:t>how do i find a file by name</w:t>
+            </w:r>
+          </w:p>
+        </w:tc>
+        <w:tc>
+          <w:tcPr>
+            <w:tcW w:type="dxa" w:w="1520"/>
+          </w:tcPr>
+          <w:p>
+            <w:pPr>
+              <w:spacing w:before="40" w:after="40"/>
+            </w:pPr>
+            <w:r/>
+            <w:r/>
+            <w:r>
+              <w:rPr>
+                <w:rFonts w:ascii="Courier New" w:hAnsi="Courier New"/>
+                <w:sz w:val="20"/>
+              </w:rPr>
+              <w:t>ls -l'</w:t>
+            </w:r>
+            <w:r>
+              <w:t xml:space="preserve"> *(wrong tool)*</w:t>
+            </w:r>
+          </w:p>
+        </w:tc>
+        <w:tc>
+          <w:tcPr>
+            <w:tcW w:type="dxa" w:w="1520"/>
+          </w:tcPr>
+          <w:p>
+            <w:pPr>
+              <w:spacing w:before="40" w:after="40"/>
+            </w:pPr>
+            <w:r/>
+            <w:r/>
+            <w:r>
+              <w:rPr>
+                <w:rFonts w:ascii="Courier New" w:hAnsi="Courier New"/>
+                <w:sz w:val="20"/>
+              </w:rPr>
+              <w:t>ls -l ls -l</w:t>
+            </w:r>
+            <w:r>
+              <w:t xml:space="preserve"> *(wrong+repeat)*</w:t>
+            </w:r>
+          </w:p>
+        </w:tc>
+        <w:tc>
+          <w:tcPr>
+            <w:tcW w:type="dxa" w:w="1520"/>
+          </w:tcPr>
+          <w:p>
+            <w:pPr>
+              <w:spacing w:before="40" w:after="40"/>
+            </w:pPr>
+            <w:r/>
+            <w:r/>
+            <w:r>
+              <w:rPr>
+                <w:rFonts w:ascii="Courier New" w:hAnsi="Courier New"/>
+                <w:sz w:val="20"/>
+              </w:rPr>
+              <w:t>ls -l grep -i filename</w:t>
+            </w:r>
+            <w:r>
+              <w:t xml:space="preserve"> *(partial)*</w:t>
+            </w:r>
+          </w:p>
+        </w:tc>
+        <w:tc>
+          <w:tcPr>
+            <w:tcW w:type="dxa" w:w="1520"/>
+          </w:tcPr>
+          <w:p>
+            <w:pPr>
+              <w:spacing w:before="40" w:after="40"/>
+            </w:pPr>
+            <w:r/>
+            <w:r>
+              <w:t>*"you want to know the name of the file"*</w:t>
+            </w:r>
+          </w:p>
+        </w:tc>
+      </w:tr>
+      <w:tr>
+        <w:tc>
+          <w:tcPr>
+            <w:tcW w:type="dxa" w:w="1520"/>
+          </w:tcPr>
+          <w:p>
+            <w:pPr>
+              <w:spacing w:before="40" w:after="40"/>
+            </w:pPr>
+            <w:r/>
+            <w:r>
+              <w:t>Q06</w:t>
+            </w:r>
+          </w:p>
+        </w:tc>
+        <w:tc>
+          <w:tcPr>
+            <w:tcW w:type="dxa" w:w="1520"/>
+          </w:tcPr>
+          <w:p>
+            <w:pPr>
+              <w:spacing w:before="40" w:after="40"/>
+            </w:pPr>
+            <w:r/>
+            <w:r>
+              <w:t>how do i change file permissions</w:t>
+            </w:r>
+          </w:p>
+        </w:tc>
+        <w:tc>
+          <w:tcPr>
+            <w:tcW w:type="dxa" w:w="1520"/>
+          </w:tcPr>
+          <w:p>
+            <w:pPr>
+              <w:spacing w:before="40" w:after="40"/>
+            </w:pPr>
+            <w:r/>
+            <w:r/>
+            <w:r>
+              <w:rPr>
+                <w:rFonts w:ascii="Courier New" w:hAnsi="Courier New"/>
+                <w:sz w:val="20"/>
+              </w:rPr>
+              <w:t>chmod -r filename. chmod x filename.sh</w:t>
+            </w:r>
+            <w:r>
+              <w:t xml:space="preserve"> *(partial)*</w:t>
+            </w:r>
+          </w:p>
+        </w:tc>
+        <w:tc>
+          <w:tcPr>
+            <w:tcW w:type="dxa" w:w="1520"/>
+          </w:tcPr>
+          <w:p>
+            <w:pPr>
+              <w:spacing w:before="40" w:after="40"/>
+            </w:pPr>
+            <w:r/>
+            <w:r/>
+            <w:r>
+              <w:rPr>
+                <w:rFonts w:ascii="Courier New" w:hAnsi="Courier New"/>
+                <w:sz w:val="20"/>
+              </w:rPr>
+              <w:t>chmod x filename. sudo chmod x filename.bin</w:t>
+            </w:r>
+            <w:r>
+              <w:t xml:space="preserve"> *(partial)*</w:t>
+            </w:r>
+          </w:p>
+        </w:tc>
+        <w:tc>
+          <w:tcPr>
+            <w:tcW w:type="dxa" w:w="1520"/>
+          </w:tcPr>
+          <w:p>
+            <w:pPr>
+              <w:spacing w:before="40" w:after="40"/>
+            </w:pPr>
+            <w:r/>
+            <w:r>
+              <w:t>*"chmod you want to change the permissions"*</w:t>
+            </w:r>
+          </w:p>
+        </w:tc>
+        <w:tc>
+          <w:tcPr>
+            <w:tcW w:type="dxa" w:w="1520"/>
+          </w:tcPr>
+          <w:p>
+            <w:pPr>
+              <w:spacing w:before="40" w:after="40"/>
+            </w:pPr>
+            <w:r/>
+            <w:r>
+              <w:t>*"do you want to do that"*</w:t>
+            </w:r>
+          </w:p>
+        </w:tc>
+      </w:tr>
+      <w:tr>
+        <w:tc>
+          <w:tcPr>
+            <w:tcW w:type="dxa" w:w="1520"/>
+          </w:tcPr>
+          <w:p>
+            <w:pPr>
+              <w:spacing w:before="40" w:after="40"/>
+            </w:pPr>
+            <w:r/>
+            <w:r>
+              <w:t>Q07</w:t>
+            </w:r>
+          </w:p>
+        </w:tc>
+        <w:tc>
+          <w:tcPr>
+            <w:tcW w:type="dxa" w:w="1520"/>
+          </w:tcPr>
+          <w:p>
+            <w:pPr>
+              <w:spacing w:before="40" w:after="40"/>
+            </w:pPr>
+            <w:r/>
+            <w:r>
+              <w:t>what does the df command do</w:t>
+            </w:r>
+          </w:p>
+        </w:tc>
+        <w:tc>
+          <w:tcPr>
+            <w:tcW w:type="dxa" w:w="1520"/>
+          </w:tcPr>
+          <w:p>
+            <w:pPr>
+              <w:spacing w:before="40" w:after="40"/>
+            </w:pPr>
+            <w:r/>
+            <w:r>
+              <w:t>*"it is the the the"*</w:t>
+            </w:r>
+          </w:p>
+        </w:tc>
+        <w:tc>
+          <w:tcPr>
+            <w:tcW w:type="dxa" w:w="1520"/>
+          </w:tcPr>
+          <w:p>
+            <w:pPr>
+              <w:spacing w:before="40" w:after="40"/>
+            </w:pPr>
+            <w:r/>
+            <w:r/>
+            <w:r>
+              <w:rPr>
+                <w:rFonts w:ascii="Courier New" w:hAnsi="Courier New"/>
+                <w:sz w:val="20"/>
+              </w:rPr>
+              <w:t>df -h df -h</w:t>
+            </w:r>
+            <w:r>
+              <w:t xml:space="preserve"> *(repeated)*</w:t>
+            </w:r>
+          </w:p>
+        </w:tc>
+        <w:tc>
+          <w:tcPr>
+            <w:tcW w:type="dxa" w:w="1520"/>
+          </w:tcPr>
+          <w:p>
+            <w:pPr>
+              <w:spacing w:before="40" w:after="40"/>
+            </w:pPr>
+            <w:r/>
+            <w:r/>
+            <w:r>
+              <w:rPr>
+                <w:rFonts w:ascii="Courier New" w:hAnsi="Courier New"/>
+                <w:sz w:val="20"/>
+              </w:rPr>
+              <w:t>df -h is the the</w:t>
+            </w:r>
+            <w:r>
+              <w:t xml:space="preserve"> *(partial)*</w:t>
+            </w:r>
+          </w:p>
+        </w:tc>
+        <w:tc>
+          <w:tcPr>
+            <w:tcW w:type="dxa" w:w="1520"/>
+          </w:tcPr>
+          <w:p>
+            <w:pPr>
+              <w:spacing w:before="40" w:after="40"/>
+            </w:pPr>
+            <w:r/>
+            <w:r/>
+            <w:r>
+              <w:rPr>
+                <w:rFonts w:ascii="Courier New" w:hAnsi="Courier New"/>
+                <w:sz w:val="20"/>
+              </w:rPr>
+              <w:t>df -h df -h</w:t>
+            </w:r>
+            <w:r>
+              <w:t xml:space="preserve"> *(repeated)*</w:t>
+            </w:r>
+          </w:p>
+        </w:tc>
+      </w:tr>
+      <w:tr>
+        <w:tc>
+          <w:tcPr>
+            <w:tcW w:type="dxa" w:w="1520"/>
+          </w:tcPr>
+          <w:p>
+            <w:pPr>
+              <w:spacing w:before="40" w:after="40"/>
+            </w:pPr>
+            <w:r/>
+            <w:r>
+              <w:t>Q08</w:t>
+            </w:r>
+          </w:p>
+        </w:tc>
+        <w:tc>
+          <w:tcPr>
+            <w:tcW w:type="dxa" w:w="1520"/>
+          </w:tcPr>
+          <w:p>
+            <w:pPr>
+              <w:spacing w:before="40" w:after="40"/>
+            </w:pPr>
+            <w:r/>
+            <w:r>
+              <w:t>how do i mount a usb drive</w:t>
+            </w:r>
+          </w:p>
+        </w:tc>
+        <w:tc>
+          <w:tcPr>
+            <w:tcW w:type="dxa" w:w="1520"/>
+          </w:tcPr>
+          <w:p>
+            <w:pPr>
+              <w:spacing w:before="40" w:after="40"/>
+            </w:pPr>
+            <w:r/>
+            <w:r/>
+            <w:r>
+              <w:rPr>
+                <w:rFonts w:ascii="Courier New" w:hAnsi="Courier New"/>
+                <w:sz w:val="20"/>
+              </w:rPr>
+              <w:t>mount -t vfat __path__ __path__</w:t>
+            </w:r>
+            <w:r>
+              <w:t xml:space="preserve"> ✅</w:t>
+            </w:r>
+          </w:p>
+        </w:tc>
+        <w:tc>
+          <w:tcPr>
+            <w:tcW w:type="dxa" w:w="1520"/>
+          </w:tcPr>
+          <w:p>
+            <w:pPr>
+              <w:spacing w:before="40" w:after="40"/>
+            </w:pPr>
+            <w:r/>
+            <w:r/>
+            <w:r>
+              <w:rPr>
+                <w:rFonts w:ascii="Courier New" w:hAnsi="Courier New"/>
+                <w:sz w:val="20"/>
+              </w:rPr>
+              <w:t>sudo mount -t vfat __path__ __path__</w:t>
+            </w:r>
+            <w:r>
+              <w:t xml:space="preserve"> ✅</w:t>
+            </w:r>
+          </w:p>
+        </w:tc>
+        <w:tc>
+          <w:tcPr>
+            <w:tcW w:type="dxa" w:w="1520"/>
+          </w:tcPr>
+          <w:p>
+            <w:pPr>
+              <w:spacing w:before="40" w:after="40"/>
+            </w:pPr>
+            <w:r/>
+            <w:r/>
+            <w:r>
+              <w:rPr>
+                <w:rFonts w:ascii="Courier New" w:hAnsi="Courier New"/>
+                <w:sz w:val="20"/>
+              </w:rPr>
+              <w:t>mount -t vfat __path__ __path__</w:t>
+            </w:r>
+            <w:r>
+              <w:t xml:space="preserve"> ✅</w:t>
+            </w:r>
+          </w:p>
+        </w:tc>
+        <w:tc>
+          <w:tcPr>
+            <w:tcW w:type="dxa" w:w="1520"/>
+          </w:tcPr>
+          <w:p>
+            <w:pPr>
+              <w:spacing w:before="40" w:after="40"/>
+            </w:pPr>
+            <w:r/>
+            <w:r/>
+            <w:r>
+              <w:rPr>
+                <w:rFonts w:ascii="Courier New" w:hAnsi="Courier New"/>
+                <w:sz w:val="20"/>
+              </w:rPr>
+              <w:t>sudo mount -t vfat __path__ __path__</w:t>
+            </w:r>
+            <w:r>
+              <w:t xml:space="preserve"> ✅</w:t>
+            </w:r>
+          </w:p>
+        </w:tc>
+      </w:tr>
+    </w:tbl>
+    <w:p/>
+    <w:p>
+      <w:pPr>
+        <w:spacing w:after="120"/>
+      </w:pPr>
+      <w:r/>
+      <w:r>
+        <w:rPr>
+          <w:b/>
+        </w:rPr>
+        <w:t>Scores:</w:t>
+      </w:r>
+      <w:r/>
+    </w:p>
+    <w:tbl>
+      <w:tblPr>
+        <w:tblStyle w:val="TableGrid"/>
+        <w:tblW w:type="auto" w:w="0"/>
+        <w:tblLook w:firstColumn="1" w:firstRow="1" w:lastColumn="0" w:lastRow="0" w:noHBand="0" w:noVBand="1" w:val="04A0"/>
+      </w:tblPr>
+      <w:tblGrid>
+        <w:gridCol w:w="1824"/>
+        <w:gridCol w:w="1824"/>
+        <w:gridCol w:w="1824"/>
+        <w:gridCol w:w="1824"/>
+        <w:gridCol w:w="1824"/>
+      </w:tblGrid>
+      <w:tr>
+        <w:tc>
+          <w:tcPr>
+            <w:tcW w:type="dxa" w:w="1824"/>
+          </w:tcPr>
+          <w:p>
+            <w:pPr>
+              <w:spacing w:before="40" w:after="40"/>
+            </w:pPr>
+            <w:r/>
+            <w:r>
+              <w:rPr>
+                <w:b/>
+              </w:rPr>
+            </w:r>
+          </w:p>
+        </w:tc>
+        <w:tc>
+          <w:tcPr>
+            <w:tcW w:type="dxa" w:w="1824"/>
+          </w:tcPr>
+          <w:p>
+            <w:pPr>
+              <w:spacing w:before="40" w:after="40"/>
+            </w:pPr>
+            <w:r/>
+            <w:r>
+              <w:rPr>
+                <w:b/>
+              </w:rPr>
+              <w:t>BL Greedy</w:t>
+            </w:r>
+          </w:p>
+        </w:tc>
+        <w:tc>
+          <w:tcPr>
+            <w:tcW w:type="dxa" w:w="1824"/>
+          </w:tcPr>
+          <w:p>
+            <w:pPr>
+              <w:spacing w:before="40" w:after="40"/>
+            </w:pPr>
+            <w:r/>
+            <w:r>
+              <w:rPr>
+                <w:b/>
+              </w:rPr>
+              <w:t>BL Beam</w:t>
+            </w:r>
+          </w:p>
+        </w:tc>
+        <w:tc>
+          <w:tcPr>
+            <w:tcW w:type="dxa" w:w="1824"/>
+          </w:tcPr>
+          <w:p>
+            <w:pPr>
+              <w:spacing w:before="40" w:after="40"/>
+            </w:pPr>
+            <w:r/>
+            <w:r>
+              <w:rPr>
+                <w:b/>
+              </w:rPr>
+              <w:t>AT Greedy</w:t>
+            </w:r>
+          </w:p>
+        </w:tc>
+        <w:tc>
+          <w:tcPr>
+            <w:tcW w:type="dxa" w:w="1824"/>
+          </w:tcPr>
+          <w:p>
+            <w:pPr>
+              <w:spacing w:before="40" w:after="40"/>
+            </w:pPr>
+            <w:r/>
+            <w:r>
+              <w:rPr>
+                <w:b/>
+              </w:rPr>
+              <w:t>AT Beam</w:t>
+            </w:r>
+          </w:p>
+        </w:tc>
+      </w:tr>
+      <w:tr>
+        <w:tc>
+          <w:tcPr>
+            <w:tcW w:type="dxa" w:w="1824"/>
+          </w:tcPr>
+          <w:p>
+            <w:pPr>
+              <w:spacing w:before="40" w:after="40"/>
+            </w:pPr>
+            <w:r/>
+            <w:r>
+              <w:t>Q05</w:t>
+            </w:r>
+          </w:p>
+        </w:tc>
+        <w:tc>
+          <w:tcPr>
+            <w:tcW w:type="dxa" w:w="1824"/>
+          </w:tcPr>
+          <w:p>
+            <w:pPr>
+              <w:spacing w:before="40" w:after="40"/>
+            </w:pPr>
+            <w:r/>
+            <w:r>
+              <w:t>1</w:t>
+            </w:r>
+          </w:p>
+        </w:tc>
+        <w:tc>
+          <w:tcPr>
+            <w:tcW w:type="dxa" w:w="1824"/>
+          </w:tcPr>
+          <w:p>
+            <w:pPr>
+              <w:spacing w:before="40" w:after="40"/>
+            </w:pPr>
+            <w:r/>
+            <w:r>
+              <w:t>0</w:t>
+            </w:r>
+          </w:p>
+        </w:tc>
+        <w:tc>
+          <w:tcPr>
+            <w:tcW w:type="dxa" w:w="1824"/>
+          </w:tcPr>
+          <w:p>
+            <w:pPr>
+              <w:spacing w:before="40" w:after="40"/>
+            </w:pPr>
+            <w:r/>
+            <w:r>
+              <w:t>2</w:t>
+            </w:r>
+          </w:p>
+        </w:tc>
+        <w:tc>
+          <w:tcPr>
+            <w:tcW w:type="dxa" w:w="1824"/>
+          </w:tcPr>
+          <w:p>
+            <w:pPr>
+              <w:spacing w:before="40" w:after="40"/>
+            </w:pPr>
+            <w:r/>
+            <w:r>
+              <w:t>1</w:t>
+            </w:r>
+          </w:p>
+        </w:tc>
+      </w:tr>
+      <w:tr>
+        <w:tc>
+          <w:tcPr>
+            <w:tcW w:type="dxa" w:w="1824"/>
+          </w:tcPr>
+          <w:p>
+            <w:pPr>
+              <w:spacing w:before="40" w:after="40"/>
+            </w:pPr>
+            <w:r/>
+            <w:r>
+              <w:t>Q06</w:t>
+            </w:r>
+          </w:p>
+        </w:tc>
+        <w:tc>
+          <w:tcPr>
+            <w:tcW w:type="dxa" w:w="1824"/>
+          </w:tcPr>
+          <w:p>
+            <w:pPr>
+              <w:spacing w:before="40" w:after="40"/>
+            </w:pPr>
+            <w:r/>
+            <w:r>
+              <w:t>2</w:t>
+            </w:r>
+          </w:p>
+        </w:tc>
+        <w:tc>
+          <w:tcPr>
+            <w:tcW w:type="dxa" w:w="1824"/>
+          </w:tcPr>
+          <w:p>
+            <w:pPr>
+              <w:spacing w:before="40" w:after="40"/>
+            </w:pPr>
+            <w:r/>
+            <w:r>
+              <w:t>2</w:t>
+            </w:r>
+          </w:p>
+        </w:tc>
+        <w:tc>
+          <w:tcPr>
+            <w:tcW w:type="dxa" w:w="1824"/>
+          </w:tcPr>
+          <w:p>
+            <w:pPr>
+              <w:spacing w:before="40" w:after="40"/>
+            </w:pPr>
+            <w:r/>
+            <w:r>
+              <w:t>1</w:t>
+            </w:r>
+          </w:p>
+        </w:tc>
+        <w:tc>
+          <w:tcPr>
+            <w:tcW w:type="dxa" w:w="1824"/>
+          </w:tcPr>
+          <w:p>
+            <w:pPr>
+              <w:spacing w:before="40" w:after="40"/>
+            </w:pPr>
+            <w:r/>
+            <w:r>
+              <w:t>1</w:t>
+            </w:r>
+          </w:p>
+        </w:tc>
+      </w:tr>
+      <w:tr>
+        <w:tc>
+          <w:tcPr>
+            <w:tcW w:type="dxa" w:w="1824"/>
+          </w:tcPr>
+          <w:p>
+            <w:pPr>
+              <w:spacing w:before="40" w:after="40"/>
+            </w:pPr>
+            <w:r/>
+            <w:r>
+              <w:t>Q07</w:t>
+            </w:r>
+          </w:p>
+        </w:tc>
+        <w:tc>
+          <w:tcPr>
+            <w:tcW w:type="dxa" w:w="1824"/>
+          </w:tcPr>
+          <w:p>
+            <w:pPr>
+              <w:spacing w:before="40" w:after="40"/>
+            </w:pPr>
+            <w:r/>
+            <w:r>
+              <w:t>0</w:t>
+            </w:r>
+          </w:p>
+        </w:tc>
+        <w:tc>
+          <w:tcPr>
+            <w:tcW w:type="dxa" w:w="1824"/>
+          </w:tcPr>
+          <w:p>
+            <w:pPr>
+              <w:spacing w:before="40" w:after="40"/>
+            </w:pPr>
+            <w:r/>
+            <w:r>
+              <w:t>1</w:t>
+            </w:r>
+          </w:p>
+        </w:tc>
+        <w:tc>
+          <w:tcPr>
+            <w:tcW w:type="dxa" w:w="1824"/>
+          </w:tcPr>
+          <w:p>
+            <w:pPr>
+              <w:spacing w:before="40" w:after="40"/>
+            </w:pPr>
+            <w:r/>
+            <w:r>
+              <w:t>1</w:t>
+            </w:r>
+          </w:p>
+        </w:tc>
+        <w:tc>
+          <w:tcPr>
+            <w:tcW w:type="dxa" w:w="1824"/>
+          </w:tcPr>
+          <w:p>
+            <w:pPr>
+              <w:spacing w:before="40" w:after="40"/>
+            </w:pPr>
+            <w:r/>
+            <w:r>
+              <w:t>1</w:t>
+            </w:r>
+          </w:p>
+        </w:tc>
+      </w:tr>
+      <w:tr>
+        <w:tc>
+          <w:tcPr>
+            <w:tcW w:type="dxa" w:w="1824"/>
+          </w:tcPr>
+          <w:p>
+            <w:pPr>
+              <w:spacing w:before="40" w:after="40"/>
+            </w:pPr>
+            <w:r/>
+            <w:r>
+              <w:t>Q08</w:t>
+            </w:r>
+          </w:p>
+        </w:tc>
+        <w:tc>
+          <w:tcPr>
+            <w:tcW w:type="dxa" w:w="1824"/>
+          </w:tcPr>
+          <w:p>
+            <w:pPr>
+              <w:spacing w:before="40" w:after="40"/>
+            </w:pPr>
+            <w:r/>
+            <w:r>
+              <w:t>3</w:t>
+            </w:r>
+          </w:p>
+        </w:tc>
+        <w:tc>
+          <w:tcPr>
+            <w:tcW w:type="dxa" w:w="1824"/>
+          </w:tcPr>
+          <w:p>
+            <w:pPr>
+              <w:spacing w:before="40" w:after="40"/>
+            </w:pPr>
+            <w:r/>
+            <w:r>
+              <w:t>3</w:t>
+            </w:r>
+          </w:p>
+        </w:tc>
+        <w:tc>
+          <w:tcPr>
+            <w:tcW w:type="dxa" w:w="1824"/>
+          </w:tcPr>
+          <w:p>
+            <w:pPr>
+              <w:spacing w:before="40" w:after="40"/>
+            </w:pPr>
+            <w:r/>
+            <w:r>
+              <w:t>3</w:t>
+            </w:r>
+          </w:p>
+        </w:tc>
+        <w:tc>
+          <w:tcPr>
+            <w:tcW w:type="dxa" w:w="1824"/>
+          </w:tcPr>
+          <w:p>
+            <w:pPr>
+              <w:spacing w:before="40" w:after="40"/>
+            </w:pPr>
+            <w:r/>
+            <w:r>
+              <w:t>3</w:t>
+            </w:r>
+          </w:p>
+        </w:tc>
+      </w:tr>
+      <w:tr>
+        <w:tc>
+          <w:tcPr>
+            <w:tcW w:type="dxa" w:w="1824"/>
+          </w:tcPr>
+          <w:p>
+            <w:pPr>
+              <w:spacing w:before="40" w:after="40"/>
+            </w:pPr>
+            <w:r/>
+            <w:r/>
+            <w:r>
+              <w:rPr>
+                <w:b/>
+              </w:rPr>
+              <w:t>Subtotal</w:t>
+            </w:r>
+            <w:r/>
+          </w:p>
+        </w:tc>
+        <w:tc>
+          <w:tcPr>
+            <w:tcW w:type="dxa" w:w="1824"/>
+          </w:tcPr>
+          <w:p>
+            <w:pPr>
+              <w:spacing w:before="40" w:after="40"/>
+            </w:pPr>
+            <w:r/>
+            <w:r/>
+            <w:r>
+              <w:rPr>
+                <w:b/>
+              </w:rPr>
+              <w:t>6</w:t>
+            </w:r>
+            <w:r/>
+          </w:p>
+        </w:tc>
+        <w:tc>
+          <w:tcPr>
+            <w:tcW w:type="dxa" w:w="1824"/>
+          </w:tcPr>
+          <w:p>
+            <w:pPr>
+              <w:spacing w:before="40" w:after="40"/>
+            </w:pPr>
+            <w:r/>
+            <w:r/>
+            <w:r>
+              <w:rPr>
+                <w:b/>
+              </w:rPr>
+              <w:t>6</w:t>
+            </w:r>
+            <w:r/>
+          </w:p>
+        </w:tc>
+        <w:tc>
+          <w:tcPr>
+            <w:tcW w:type="dxa" w:w="1824"/>
+          </w:tcPr>
+          <w:p>
+            <w:pPr>
+              <w:spacing w:before="40" w:after="40"/>
+            </w:pPr>
+            <w:r/>
+            <w:r/>
+            <w:r>
+              <w:rPr>
+                <w:b/>
+              </w:rPr>
+              <w:t>7</w:t>
+            </w:r>
+            <w:r/>
+          </w:p>
+        </w:tc>
+        <w:tc>
+          <w:tcPr>
+            <w:tcW w:type="dxa" w:w="1824"/>
+          </w:tcPr>
+          <w:p>
+            <w:pPr>
+              <w:spacing w:before="40" w:after="40"/>
+            </w:pPr>
+            <w:r/>
+            <w:r/>
+            <w:r>
+              <w:rPr>
+                <w:b/>
+              </w:rPr>
+              <w:t>6</w:t>
+            </w:r>
+            <w:r/>
+          </w:p>
+        </w:tc>
+      </w:tr>
+    </w:tbl>
+    <w:p/>
+    <w:p>
+      <w:pPr>
+        <w:pBdr>
+          <w:bottom w:val="single" w:sz="6" w:space="1" w:color="AAAAAA"/>
+        </w:pBdr>
+      </w:pPr>
+    </w:p>
+    <w:p>
+      <w:pPr>
+        <w:pStyle w:val="Heading4"/>
+        <w:spacing w:before="200"/>
+      </w:pPr>
+      <w:r>
+        <w:t>Category 3 — Users &amp; Permissions (Q09–Q11)</w:t>
+      </w:r>
+    </w:p>
+    <w:tbl>
+      <w:tblPr>
+        <w:tblStyle w:val="TableGrid"/>
+        <w:tblW w:type="auto" w:w="0"/>
+        <w:tblLook w:firstColumn="1" w:firstRow="1" w:lastColumn="0" w:lastRow="0" w:noHBand="0" w:noVBand="1" w:val="04A0"/>
+      </w:tblPr>
+      <w:tblGrid>
+        <w:gridCol w:w="1520"/>
+        <w:gridCol w:w="1520"/>
+        <w:gridCol w:w="1520"/>
+        <w:gridCol w:w="1520"/>
+        <w:gridCol w:w="1520"/>
+        <w:gridCol w:w="1520"/>
+      </w:tblGrid>
+      <w:tr>
+        <w:tc>
+          <w:tcPr>
+            <w:tcW w:type="dxa" w:w="1520"/>
+          </w:tcPr>
+          <w:p>
+            <w:pPr>
+              <w:spacing w:before="40" w:after="40"/>
+            </w:pPr>
+            <w:r/>
+            <w:r>
+              <w:rPr>
+                <w:b/>
+              </w:rPr>
+              <w:t>Q</w:t>
+            </w:r>
+          </w:p>
+        </w:tc>
+        <w:tc>
+          <w:tcPr>
+            <w:tcW w:type="dxa" w:w="1520"/>
+          </w:tcPr>
+          <w:p>
+            <w:pPr>
+              <w:spacing w:before="40" w:after="40"/>
+            </w:pPr>
+            <w:r/>
+            <w:r>
+              <w:rPr>
+                <w:b/>
+              </w:rPr>
+              <w:t>Question</w:t>
+            </w:r>
+          </w:p>
+        </w:tc>
+        <w:tc>
+          <w:tcPr>
+            <w:tcW w:type="dxa" w:w="1520"/>
+          </w:tcPr>
+          <w:p>
+            <w:pPr>
+              <w:spacing w:before="40" w:after="40"/>
+            </w:pPr>
+            <w:r/>
+            <w:r>
+              <w:rPr>
+                <w:b/>
+              </w:rPr>
+              <w:t>BL Greedy</w:t>
+            </w:r>
+          </w:p>
+        </w:tc>
+        <w:tc>
+          <w:tcPr>
+            <w:tcW w:type="dxa" w:w="1520"/>
+          </w:tcPr>
+          <w:p>
+            <w:pPr>
+              <w:spacing w:before="40" w:after="40"/>
+            </w:pPr>
+            <w:r/>
+            <w:r>
+              <w:rPr>
+                <w:b/>
+              </w:rPr>
+              <w:t>BL Beam</w:t>
+            </w:r>
+          </w:p>
+        </w:tc>
+        <w:tc>
+          <w:tcPr>
+            <w:tcW w:type="dxa" w:w="1520"/>
+          </w:tcPr>
+          <w:p>
+            <w:pPr>
+              <w:spacing w:before="40" w:after="40"/>
+            </w:pPr>
+            <w:r/>
+            <w:r>
+              <w:rPr>
+                <w:b/>
+              </w:rPr>
+              <w:t>AT Greedy</w:t>
+            </w:r>
+          </w:p>
+        </w:tc>
+        <w:tc>
+          <w:tcPr>
+            <w:tcW w:type="dxa" w:w="1520"/>
+          </w:tcPr>
+          <w:p>
+            <w:pPr>
+              <w:spacing w:before="40" w:after="40"/>
+            </w:pPr>
+            <w:r/>
+            <w:r>
+              <w:rPr>
+                <w:b/>
+              </w:rPr>
+              <w:t>AT Beam</w:t>
+            </w:r>
+          </w:p>
+        </w:tc>
+      </w:tr>
+      <w:tr>
+        <w:tc>
+          <w:tcPr>
+            <w:tcW w:type="dxa" w:w="1520"/>
+          </w:tcPr>
+          <w:p>
+            <w:pPr>
+              <w:spacing w:before="40" w:after="40"/>
+            </w:pPr>
+            <w:r/>
+            <w:r>
+              <w:t>Q09</w:t>
+            </w:r>
+          </w:p>
+        </w:tc>
+        <w:tc>
+          <w:tcPr>
+            <w:tcW w:type="dxa" w:w="1520"/>
+          </w:tcPr>
+          <w:p>
+            <w:pPr>
+              <w:spacing w:before="40" w:after="40"/>
+            </w:pPr>
+            <w:r/>
+            <w:r>
+              <w:t>how do i add a new user</w:t>
+            </w:r>
+          </w:p>
+        </w:tc>
+        <w:tc>
+          <w:tcPr>
+            <w:tcW w:type="dxa" w:w="1520"/>
+          </w:tcPr>
+          <w:p>
+            <w:pPr>
+              <w:spacing w:before="40" w:after="40"/>
+            </w:pPr>
+            <w:r/>
+            <w:r/>
+            <w:r>
+              <w:rPr>
+                <w:rFonts w:ascii="Courier New" w:hAnsi="Courier New"/>
+                <w:sz w:val="20"/>
+              </w:rPr>
+              <w:t>adduser username username username</w:t>
+            </w:r>
+            <w:r>
+              <w:t xml:space="preserve"> *(collapse)*</w:t>
+            </w:r>
+          </w:p>
+        </w:tc>
+        <w:tc>
+          <w:tcPr>
+            <w:tcW w:type="dxa" w:w="1520"/>
+          </w:tcPr>
+          <w:p>
+            <w:pPr>
+              <w:spacing w:before="40" w:after="40"/>
+            </w:pPr>
+            <w:r/>
+            <w:r/>
+            <w:r>
+              <w:rPr>
+                <w:rFonts w:ascii="Courier New" w:hAnsi="Courier New"/>
+                <w:sz w:val="20"/>
+              </w:rPr>
+              <w:t>system - admin - users</w:t>
+            </w:r>
+            <w:r>
+              <w:t xml:space="preserve"> ✅</w:t>
+            </w:r>
+          </w:p>
+        </w:tc>
+        <w:tc>
+          <w:tcPr>
+            <w:tcW w:type="dxa" w:w="1520"/>
+          </w:tcPr>
+          <w:p>
+            <w:pPr>
+              <w:spacing w:before="40" w:after="40"/>
+            </w:pPr>
+            <w:r/>
+            <w:r/>
+            <w:r>
+              <w:rPr>
+                <w:rFonts w:ascii="Courier New" w:hAnsi="Courier New"/>
+                <w:sz w:val="20"/>
+              </w:rPr>
+              <w:t>sudo adduser username admin group</w:t>
+            </w:r>
+            <w:r>
+              <w:t xml:space="preserve"> ✅</w:t>
+            </w:r>
+          </w:p>
+        </w:tc>
+        <w:tc>
+          <w:tcPr>
+            <w:tcW w:type="dxa" w:w="1520"/>
+          </w:tcPr>
+          <w:p>
+            <w:pPr>
+              <w:spacing w:before="40" w:after="40"/>
+            </w:pPr>
+            <w:r/>
+            <w:r/>
+            <w:r>
+              <w:rPr>
+                <w:rFonts w:ascii="Courier New" w:hAnsi="Courier New"/>
+                <w:sz w:val="20"/>
+              </w:rPr>
+              <w:t>add the user to the admin group</w:t>
+            </w:r>
+            <w:r>
+              <w:t xml:space="preserve"> ✅</w:t>
+            </w:r>
+          </w:p>
+        </w:tc>
+      </w:tr>
+      <w:tr>
+        <w:tc>
+          <w:tcPr>
+            <w:tcW w:type="dxa" w:w="1520"/>
+          </w:tcPr>
+          <w:p>
+            <w:pPr>
+              <w:spacing w:before="40" w:after="40"/>
+            </w:pPr>
+            <w:r/>
+            <w:r>
+              <w:t>Q10</w:t>
+            </w:r>
+          </w:p>
+        </w:tc>
+        <w:tc>
+          <w:tcPr>
+            <w:tcW w:type="dxa" w:w="1520"/>
+          </w:tcPr>
+          <w:p>
+            <w:pPr>
+              <w:spacing w:before="40" w:after="40"/>
+            </w:pPr>
+            <w:r/>
+            <w:r>
+              <w:t>how do i reset my root password</w:t>
+            </w:r>
+          </w:p>
+        </w:tc>
+        <w:tc>
+          <w:tcPr>
+            <w:tcW w:type="dxa" w:w="1520"/>
+          </w:tcPr>
+          <w:p>
+            <w:pPr>
+              <w:spacing w:before="40" w:after="40"/>
+            </w:pPr>
+            <w:r/>
+            <w:r>
+              <w:t>*"you you you root password"*</w:t>
+            </w:r>
+          </w:p>
+        </w:tc>
+        <w:tc>
+          <w:tcPr>
+            <w:tcW w:type="dxa" w:w="1520"/>
+          </w:tcPr>
+          <w:p>
+            <w:pPr>
+              <w:spacing w:before="40" w:after="40"/>
+            </w:pPr>
+            <w:r/>
+            <w:r/>
+            <w:r>
+              <w:rPr>
+                <w:rFonts w:ascii="Courier New" w:hAnsi="Courier New"/>
+                <w:sz w:val="20"/>
+              </w:rPr>
+              <w:t>there is no root password</w:t>
+            </w:r>
+            <w:r>
+              <w:t xml:space="preserve"> ✅</w:t>
+            </w:r>
+          </w:p>
+        </w:tc>
+        <w:tc>
+          <w:tcPr>
+            <w:tcW w:type="dxa" w:w="1520"/>
+          </w:tcPr>
+          <w:p>
+            <w:pPr>
+              <w:spacing w:before="40" w:after="40"/>
+            </w:pPr>
+            <w:r/>
+            <w:r/>
+            <w:r>
+              <w:rPr>
+                <w:rFonts w:ascii="Courier New" w:hAnsi="Courier New"/>
+                <w:sz w:val="20"/>
+              </w:rPr>
+              <w:t>sudo passwd root sudo passwd</w:t>
+            </w:r>
+            <w:r>
+              <w:t xml:space="preserve"> ✅</w:t>
+            </w:r>
+          </w:p>
+        </w:tc>
+        <w:tc>
+          <w:tcPr>
+            <w:tcW w:type="dxa" w:w="1520"/>
+          </w:tcPr>
+          <w:p>
+            <w:pPr>
+              <w:spacing w:before="40" w:after="40"/>
+            </w:pPr>
+            <w:r/>
+            <w:r/>
+            <w:r>
+              <w:rPr>
+                <w:rFonts w:ascii="Courier New" w:hAnsi="Courier New"/>
+                <w:sz w:val="20"/>
+              </w:rPr>
+              <w:t>there is no root password</w:t>
+            </w:r>
+            <w:r>
+              <w:t xml:space="preserve"> ✅</w:t>
+            </w:r>
+          </w:p>
+        </w:tc>
+      </w:tr>
+      <w:tr>
+        <w:tc>
+          <w:tcPr>
+            <w:tcW w:type="dxa" w:w="1520"/>
+          </w:tcPr>
+          <w:p>
+            <w:pPr>
+              <w:spacing w:before="40" w:after="40"/>
+            </w:pPr>
+            <w:r/>
+            <w:r>
+              <w:t>Q11</w:t>
+            </w:r>
+          </w:p>
+        </w:tc>
+        <w:tc>
+          <w:tcPr>
+            <w:tcW w:type="dxa" w:w="1520"/>
+          </w:tcPr>
+          <w:p>
+            <w:pPr>
+              <w:spacing w:before="40" w:after="40"/>
+            </w:pPr>
+            <w:r/>
+            <w:r>
+              <w:t>how do i give a user sudo access</w:t>
+            </w:r>
+          </w:p>
+        </w:tc>
+        <w:tc>
+          <w:tcPr>
+            <w:tcW w:type="dxa" w:w="1520"/>
+          </w:tcPr>
+          <w:p>
+            <w:pPr>
+              <w:spacing w:before="40" w:after="40"/>
+            </w:pPr>
+            <w:r/>
+            <w:r/>
+            <w:r>
+              <w:rPr>
+                <w:rFonts w:ascii="Courier New" w:hAnsi="Courier New"/>
+                <w:sz w:val="20"/>
+              </w:rPr>
+              <w:t>sudo -i' sudo -i</w:t>
+            </w:r>
+            <w:r>
+              <w:t xml:space="preserve"> *(wrong)*</w:t>
+            </w:r>
+          </w:p>
+        </w:tc>
+        <w:tc>
+          <w:tcPr>
+            <w:tcW w:type="dxa" w:w="1520"/>
+          </w:tcPr>
+          <w:p>
+            <w:pPr>
+              <w:spacing w:before="40" w:after="40"/>
+            </w:pPr>
+            <w:r/>
+            <w:r/>
+            <w:r>
+              <w:rPr>
+                <w:rFonts w:ascii="Courier New" w:hAnsi="Courier New"/>
+                <w:sz w:val="20"/>
+              </w:rPr>
+              <w:t>sudo - admin - users</w:t>
+            </w:r>
+            <w:r>
+              <w:t xml:space="preserve"> *(partial)*</w:t>
+            </w:r>
+          </w:p>
+        </w:tc>
+        <w:tc>
+          <w:tcPr>
+            <w:tcW w:type="dxa" w:w="1520"/>
+          </w:tcPr>
+          <w:p>
+            <w:pPr>
+              <w:spacing w:before="40" w:after="40"/>
+            </w:pPr>
+            <w:r/>
+            <w:r/>
+            <w:r>
+              <w:rPr>
+                <w:rFonts w:ascii="Courier New" w:hAnsi="Courier New"/>
+                <w:sz w:val="20"/>
+              </w:rPr>
+              <w:t>sudo -s' you you</w:t>
+            </w:r>
+            <w:r>
+              <w:t xml:space="preserve"> *(broken)*</w:t>
+            </w:r>
+          </w:p>
+        </w:tc>
+        <w:tc>
+          <w:tcPr>
+            <w:tcW w:type="dxa" w:w="1520"/>
+          </w:tcPr>
+          <w:p>
+            <w:pPr>
+              <w:spacing w:before="40" w:after="40"/>
+            </w:pPr>
+            <w:r/>
+            <w:r>
+              <w:t>*"what do you want to do"*</w:t>
+            </w:r>
+          </w:p>
+        </w:tc>
+      </w:tr>
+    </w:tbl>
+    <w:p/>
+    <w:p>
+      <w:pPr>
+        <w:spacing w:after="120"/>
+      </w:pPr>
+      <w:r/>
+      <w:r>
+        <w:rPr>
+          <w:b/>
+        </w:rPr>
+        <w:t>Scores:</w:t>
+      </w:r>
+      <w:r/>
+    </w:p>
+    <w:tbl>
+      <w:tblPr>
+        <w:tblStyle w:val="TableGrid"/>
+        <w:tblW w:type="auto" w:w="0"/>
+        <w:tblLook w:firstColumn="1" w:firstRow="1" w:lastColumn="0" w:lastRow="0" w:noHBand="0" w:noVBand="1" w:val="04A0"/>
+      </w:tblPr>
+      <w:tblGrid>
+        <w:gridCol w:w="1824"/>
+        <w:gridCol w:w="1824"/>
+        <w:gridCol w:w="1824"/>
+        <w:gridCol w:w="1824"/>
+        <w:gridCol w:w="1824"/>
+      </w:tblGrid>
+      <w:tr>
+        <w:tc>
+          <w:tcPr>
+            <w:tcW w:type="dxa" w:w="1824"/>
+          </w:tcPr>
+          <w:p>
+            <w:pPr>
+              <w:spacing w:before="40" w:after="40"/>
+            </w:pPr>
+            <w:r/>
+            <w:r>
+              <w:rPr>
+                <w:b/>
+              </w:rPr>
+            </w:r>
+          </w:p>
+        </w:tc>
+        <w:tc>
+          <w:tcPr>
+            <w:tcW w:type="dxa" w:w="1824"/>
+          </w:tcPr>
+          <w:p>
+            <w:pPr>
+              <w:spacing w:before="40" w:after="40"/>
+            </w:pPr>
+            <w:r/>
+            <w:r>
+              <w:rPr>
+                <w:b/>
+              </w:rPr>
+              <w:t>BL Greedy</w:t>
+            </w:r>
+          </w:p>
+        </w:tc>
+        <w:tc>
+          <w:tcPr>
+            <w:tcW w:type="dxa" w:w="1824"/>
+          </w:tcPr>
+          <w:p>
+            <w:pPr>
+              <w:spacing w:before="40" w:after="40"/>
+            </w:pPr>
+            <w:r/>
+            <w:r>
+              <w:rPr>
+                <w:b/>
+              </w:rPr>
+              <w:t>BL Beam</w:t>
+            </w:r>
+          </w:p>
+        </w:tc>
+        <w:tc>
+          <w:tcPr>
+            <w:tcW w:type="dxa" w:w="1824"/>
+          </w:tcPr>
+          <w:p>
+            <w:pPr>
+              <w:spacing w:before="40" w:after="40"/>
+            </w:pPr>
+            <w:r/>
+            <w:r>
+              <w:rPr>
+                <w:b/>
+              </w:rPr>
+              <w:t>AT Greedy</w:t>
+            </w:r>
+          </w:p>
+        </w:tc>
+        <w:tc>
+          <w:tcPr>
+            <w:tcW w:type="dxa" w:w="1824"/>
+          </w:tcPr>
+          <w:p>
+            <w:pPr>
+              <w:spacing w:before="40" w:after="40"/>
+            </w:pPr>
+            <w:r/>
+            <w:r>
+              <w:rPr>
+                <w:b/>
+              </w:rPr>
+              <w:t>AT Beam</w:t>
+            </w:r>
+          </w:p>
+        </w:tc>
+      </w:tr>
+      <w:tr>
+        <w:tc>
+          <w:tcPr>
+            <w:tcW w:type="dxa" w:w="1824"/>
+          </w:tcPr>
+          <w:p>
+            <w:pPr>
+              <w:spacing w:before="40" w:after="40"/>
+            </w:pPr>
+            <w:r/>
+            <w:r>
+              <w:t>Q09</w:t>
+            </w:r>
+          </w:p>
+        </w:tc>
+        <w:tc>
+          <w:tcPr>
+            <w:tcW w:type="dxa" w:w="1824"/>
+          </w:tcPr>
+          <w:p>
+            <w:pPr>
+              <w:spacing w:before="40" w:after="40"/>
+            </w:pPr>
+            <w:r/>
+            <w:r>
+              <w:t>0</w:t>
+            </w:r>
+          </w:p>
+        </w:tc>
+        <w:tc>
+          <w:tcPr>
+            <w:tcW w:type="dxa" w:w="1824"/>
+          </w:tcPr>
+          <w:p>
+            <w:pPr>
+              <w:spacing w:before="40" w:after="40"/>
+            </w:pPr>
+            <w:r/>
+            <w:r>
+              <w:t>3</w:t>
+            </w:r>
+          </w:p>
+        </w:tc>
+        <w:tc>
+          <w:tcPr>
+            <w:tcW w:type="dxa" w:w="1824"/>
+          </w:tcPr>
+          <w:p>
+            <w:pPr>
+              <w:spacing w:before="40" w:after="40"/>
+            </w:pPr>
+            <w:r/>
+            <w:r>
+              <w:t>3</w:t>
+            </w:r>
+          </w:p>
+        </w:tc>
+        <w:tc>
+          <w:tcPr>
+            <w:tcW w:type="dxa" w:w="1824"/>
+          </w:tcPr>
+          <w:p>
+            <w:pPr>
+              <w:spacing w:before="40" w:after="40"/>
+            </w:pPr>
+            <w:r/>
+            <w:r>
+              <w:t>3</w:t>
+            </w:r>
+          </w:p>
+        </w:tc>
+      </w:tr>
+      <w:tr>
+        <w:tc>
+          <w:tcPr>
+            <w:tcW w:type="dxa" w:w="1824"/>
+          </w:tcPr>
+          <w:p>
+            <w:pPr>
+              <w:spacing w:before="40" w:after="40"/>
+            </w:pPr>
+            <w:r/>
+            <w:r>
+              <w:t>Q10</w:t>
+            </w:r>
+          </w:p>
+        </w:tc>
+        <w:tc>
+          <w:tcPr>
+            <w:tcW w:type="dxa" w:w="1824"/>
+          </w:tcPr>
+          <w:p>
+            <w:pPr>
+              <w:spacing w:before="40" w:after="40"/>
+            </w:pPr>
+            <w:r/>
+            <w:r>
+              <w:t>0</w:t>
+            </w:r>
+          </w:p>
+        </w:tc>
+        <w:tc>
+          <w:tcPr>
+            <w:tcW w:type="dxa" w:w="1824"/>
+          </w:tcPr>
+          <w:p>
+            <w:pPr>
+              <w:spacing w:before="40" w:after="40"/>
+            </w:pPr>
+            <w:r/>
+            <w:r>
+              <w:t>3</w:t>
+            </w:r>
+          </w:p>
+        </w:tc>
+        <w:tc>
+          <w:tcPr>
+            <w:tcW w:type="dxa" w:w="1824"/>
+          </w:tcPr>
+          <w:p>
+            <w:pPr>
+              <w:spacing w:before="40" w:after="40"/>
+            </w:pPr>
+            <w:r/>
+            <w:r>
+              <w:t>2</w:t>
+            </w:r>
+          </w:p>
+        </w:tc>
+        <w:tc>
+          <w:tcPr>
+            <w:tcW w:type="dxa" w:w="1824"/>
+          </w:tcPr>
+          <w:p>
+            <w:pPr>
+              <w:spacing w:before="40" w:after="40"/>
+            </w:pPr>
+            <w:r/>
+            <w:r>
+              <w:t>3</w:t>
+            </w:r>
+          </w:p>
+        </w:tc>
+      </w:tr>
+      <w:tr>
+        <w:tc>
+          <w:tcPr>
+            <w:tcW w:type="dxa" w:w="1824"/>
+          </w:tcPr>
+          <w:p>
+            <w:pPr>
+              <w:spacing w:before="40" w:after="40"/>
+            </w:pPr>
+            <w:r/>
+            <w:r>
+              <w:t>Q11</w:t>
+            </w:r>
+          </w:p>
+        </w:tc>
+        <w:tc>
+          <w:tcPr>
+            <w:tcW w:type="dxa" w:w="1824"/>
+          </w:tcPr>
+          <w:p>
+            <w:pPr>
+              <w:spacing w:before="40" w:after="40"/>
+            </w:pPr>
+            <w:r/>
+            <w:r>
+              <w:t>0</w:t>
+            </w:r>
+          </w:p>
+        </w:tc>
+        <w:tc>
+          <w:tcPr>
+            <w:tcW w:type="dxa" w:w="1824"/>
+          </w:tcPr>
+          <w:p>
+            <w:pPr>
+              <w:spacing w:before="40" w:after="40"/>
+            </w:pPr>
+            <w:r/>
+            <w:r>
+              <w:t>2</w:t>
+            </w:r>
+          </w:p>
+        </w:tc>
+        <w:tc>
+          <w:tcPr>
+            <w:tcW w:type="dxa" w:w="1824"/>
+          </w:tcPr>
+          <w:p>
+            <w:pPr>
+              <w:spacing w:before="40" w:after="40"/>
+            </w:pPr>
+            <w:r/>
+            <w:r>
+              <w:t>0</w:t>
+            </w:r>
+          </w:p>
+        </w:tc>
+        <w:tc>
+          <w:tcPr>
+            <w:tcW w:type="dxa" w:w="1824"/>
+          </w:tcPr>
+          <w:p>
+            <w:pPr>
+              <w:spacing w:before="40" w:after="40"/>
+            </w:pPr>
+            <w:r/>
+            <w:r>
+              <w:t>1</w:t>
+            </w:r>
+          </w:p>
+        </w:tc>
+      </w:tr>
+      <w:tr>
+        <w:tc>
+          <w:tcPr>
+            <w:tcW w:type="dxa" w:w="1824"/>
+          </w:tcPr>
+          <w:p>
+            <w:pPr>
+              <w:spacing w:before="40" w:after="40"/>
+            </w:pPr>
+            <w:r/>
+            <w:r/>
+            <w:r>
+              <w:rPr>
+                <w:b/>
+              </w:rPr>
+              <w:t>Subtotal</w:t>
+            </w:r>
+            <w:r/>
+          </w:p>
+        </w:tc>
+        <w:tc>
+          <w:tcPr>
+            <w:tcW w:type="dxa" w:w="1824"/>
+          </w:tcPr>
+          <w:p>
+            <w:pPr>
+              <w:spacing w:before="40" w:after="40"/>
+            </w:pPr>
+            <w:r/>
+            <w:r/>
+            <w:r>
+              <w:rPr>
+                <w:b/>
+              </w:rPr>
+              <w:t>0</w:t>
+            </w:r>
+            <w:r/>
+          </w:p>
+        </w:tc>
+        <w:tc>
+          <w:tcPr>
+            <w:tcW w:type="dxa" w:w="1824"/>
+          </w:tcPr>
+          <w:p>
+            <w:pPr>
+              <w:spacing w:before="40" w:after="40"/>
+            </w:pPr>
+            <w:r/>
+            <w:r/>
+            <w:r>
+              <w:rPr>
+                <w:b/>
+              </w:rPr>
+              <w:t>8</w:t>
+            </w:r>
+            <w:r/>
+          </w:p>
+        </w:tc>
+        <w:tc>
+          <w:tcPr>
+            <w:tcW w:type="dxa" w:w="1824"/>
+          </w:tcPr>
+          <w:p>
+            <w:pPr>
+              <w:spacing w:before="40" w:after="40"/>
+            </w:pPr>
+            <w:r/>
+            <w:r/>
+            <w:r>
+              <w:rPr>
+                <w:b/>
+              </w:rPr>
+              <w:t>5</w:t>
+            </w:r>
+            <w:r/>
+          </w:p>
+        </w:tc>
+        <w:tc>
+          <w:tcPr>
+            <w:tcW w:type="dxa" w:w="1824"/>
+          </w:tcPr>
+          <w:p>
+            <w:pPr>
+              <w:spacing w:before="40" w:after="40"/>
+            </w:pPr>
+            <w:r/>
+            <w:r/>
+            <w:r>
+              <w:rPr>
+                <w:b/>
+              </w:rPr>
+              <w:t>7</w:t>
+            </w:r>
+            <w:r/>
+          </w:p>
+        </w:tc>
+      </w:tr>
+    </w:tbl>
+    <w:p/>
+    <w:p>
+      <w:pPr>
+        <w:pBdr>
+          <w:bottom w:val="single" w:sz="6" w:space="1" w:color="AAAAAA"/>
+        </w:pBdr>
+      </w:pPr>
+    </w:p>
+    <w:p>
+      <w:pPr>
+        <w:pStyle w:val="Heading4"/>
+        <w:spacing w:before="200"/>
+      </w:pPr>
+      <w:r>
+        <w:t>Category 4 — Networking (Q12–Q14)</w:t>
+      </w:r>
+    </w:p>
+    <w:tbl>
+      <w:tblPr>
+        <w:tblStyle w:val="TableGrid"/>
+        <w:tblW w:type="auto" w:w="0"/>
+        <w:tblLook w:firstColumn="1" w:firstRow="1" w:lastColumn="0" w:lastRow="0" w:noHBand="0" w:noVBand="1" w:val="04A0"/>
+      </w:tblPr>
+      <w:tblGrid>
+        <w:gridCol w:w="1520"/>
+        <w:gridCol w:w="1520"/>
+        <w:gridCol w:w="1520"/>
+        <w:gridCol w:w="1520"/>
+        <w:gridCol w:w="1520"/>
+        <w:gridCol w:w="1520"/>
+      </w:tblGrid>
+      <w:tr>
+        <w:tc>
+          <w:tcPr>
+            <w:tcW w:type="dxa" w:w="1520"/>
+          </w:tcPr>
+          <w:p>
+            <w:pPr>
+              <w:spacing w:before="40" w:after="40"/>
+            </w:pPr>
+            <w:r/>
+            <w:r>
+              <w:rPr>
+                <w:b/>
+              </w:rPr>
+              <w:t>Q</w:t>
+            </w:r>
+          </w:p>
+        </w:tc>
+        <w:tc>
+          <w:tcPr>
+            <w:tcW w:type="dxa" w:w="1520"/>
+          </w:tcPr>
+          <w:p>
+            <w:pPr>
+              <w:spacing w:before="40" w:after="40"/>
+            </w:pPr>
+            <w:r/>
+            <w:r>
+              <w:rPr>
+                <w:b/>
+              </w:rPr>
+              <w:t>Question</w:t>
+            </w:r>
+          </w:p>
+        </w:tc>
+        <w:tc>
+          <w:tcPr>
+            <w:tcW w:type="dxa" w:w="1520"/>
+          </w:tcPr>
+          <w:p>
+            <w:pPr>
+              <w:spacing w:before="40" w:after="40"/>
+            </w:pPr>
+            <w:r/>
+            <w:r>
+              <w:rPr>
+                <w:b/>
+              </w:rPr>
+              <w:t>BL Greedy</w:t>
+            </w:r>
+          </w:p>
+        </w:tc>
+        <w:tc>
+          <w:tcPr>
+            <w:tcW w:type="dxa" w:w="1520"/>
+          </w:tcPr>
+          <w:p>
+            <w:pPr>
+              <w:spacing w:before="40" w:after="40"/>
+            </w:pPr>
+            <w:r/>
+            <w:r>
+              <w:rPr>
+                <w:b/>
+              </w:rPr>
+              <w:t>BL Beam</w:t>
+            </w:r>
+          </w:p>
+        </w:tc>
+        <w:tc>
+          <w:tcPr>
+            <w:tcW w:type="dxa" w:w="1520"/>
+          </w:tcPr>
+          <w:p>
+            <w:pPr>
+              <w:spacing w:before="40" w:after="40"/>
+            </w:pPr>
+            <w:r/>
+            <w:r>
+              <w:rPr>
+                <w:b/>
+              </w:rPr>
+              <w:t>AT Greedy</w:t>
+            </w:r>
+          </w:p>
+        </w:tc>
+        <w:tc>
+          <w:tcPr>
+            <w:tcW w:type="dxa" w:w="1520"/>
+          </w:tcPr>
+          <w:p>
+            <w:pPr>
+              <w:spacing w:before="40" w:after="40"/>
+            </w:pPr>
+            <w:r/>
+            <w:r>
+              <w:rPr>
+                <w:b/>
+              </w:rPr>
+              <w:t>AT Beam</w:t>
+            </w:r>
+          </w:p>
+        </w:tc>
+      </w:tr>
+      <w:tr>
+        <w:tc>
+          <w:tcPr>
+            <w:tcW w:type="dxa" w:w="1520"/>
+          </w:tcPr>
+          <w:p>
+            <w:pPr>
+              <w:spacing w:before="40" w:after="40"/>
+            </w:pPr>
+            <w:r/>
+            <w:r>
+              <w:t>Q12</w:t>
+            </w:r>
+          </w:p>
+        </w:tc>
+        <w:tc>
+          <w:tcPr>
+            <w:tcW w:type="dxa" w:w="1520"/>
+          </w:tcPr>
+          <w:p>
+            <w:pPr>
+              <w:spacing w:before="40" w:after="40"/>
+            </w:pPr>
+            <w:r/>
+            <w:r>
+              <w:t>how do i check my ip address</w:t>
+            </w:r>
+          </w:p>
+        </w:tc>
+        <w:tc>
+          <w:tcPr>
+            <w:tcW w:type="dxa" w:w="1520"/>
+          </w:tcPr>
+          <w:p>
+            <w:pPr>
+              <w:spacing w:before="40" w:after="40"/>
+            </w:pPr>
+            <w:r/>
+            <w:r/>
+            <w:r>
+              <w:rPr>
+                <w:rFonts w:ascii="Courier New" w:hAnsi="Courier New"/>
+                <w:sz w:val="20"/>
+              </w:rPr>
+              <w:t>ifconfig ifconfig'</w:t>
+            </w:r>
+            <w:r>
+              <w:t xml:space="preserve"> *(partial+repeat)*</w:t>
+            </w:r>
+          </w:p>
+        </w:tc>
+        <w:tc>
+          <w:tcPr>
+            <w:tcW w:type="dxa" w:w="1520"/>
+          </w:tcPr>
+          <w:p>
+            <w:pPr>
+              <w:spacing w:before="40" w:after="40"/>
+            </w:pPr>
+            <w:r/>
+            <w:r/>
+            <w:r>
+              <w:rPr>
+                <w:rFonts w:ascii="Courier New" w:hAnsi="Courier New"/>
+                <w:sz w:val="20"/>
+              </w:rPr>
+              <w:t>ifconfig __ip__ or __ip__</w:t>
+            </w:r>
+            <w:r>
+              <w:t xml:space="preserve"> ✅</w:t>
+            </w:r>
+          </w:p>
+        </w:tc>
+        <w:tc>
+          <w:tcPr>
+            <w:tcW w:type="dxa" w:w="1520"/>
+          </w:tcPr>
+          <w:p>
+            <w:pPr>
+              <w:spacing w:before="40" w:after="40"/>
+            </w:pPr>
+            <w:r/>
+            <w:r/>
+            <w:r>
+              <w:rPr>
+                <w:rFonts w:ascii="Courier New" w:hAnsi="Courier New"/>
+                <w:sz w:val="20"/>
+              </w:rPr>
+              <w:t>ifconfig -a you you you</w:t>
+            </w:r>
+            <w:r>
+              <w:t xml:space="preserve"> *(partial+broken)*</w:t>
+            </w:r>
+          </w:p>
+        </w:tc>
+        <w:tc>
+          <w:tcPr>
+            <w:tcW w:type="dxa" w:w="1520"/>
+          </w:tcPr>
+          <w:p>
+            <w:pPr>
+              <w:spacing w:before="40" w:after="40"/>
+            </w:pPr>
+            <w:r/>
+            <w:r>
+              <w:t>*"if you are using a router"*</w:t>
+            </w:r>
+          </w:p>
+        </w:tc>
+      </w:tr>
+      <w:tr>
+        <w:tc>
+          <w:tcPr>
+            <w:tcW w:type="dxa" w:w="1520"/>
+          </w:tcPr>
+          <w:p>
+            <w:pPr>
+              <w:spacing w:before="40" w:after="40"/>
+            </w:pPr>
+            <w:r/>
+            <w:r>
+              <w:t>Q13</w:t>
+            </w:r>
+          </w:p>
+        </w:tc>
+        <w:tc>
+          <w:tcPr>
+            <w:tcW w:type="dxa" w:w="1520"/>
+          </w:tcPr>
+          <w:p>
+            <w:pPr>
+              <w:spacing w:before="40" w:after="40"/>
+            </w:pPr>
+            <w:r/>
+            <w:r>
+              <w:t>how do i connect using ssh</w:t>
+            </w:r>
+          </w:p>
+        </w:tc>
+        <w:tc>
+          <w:tcPr>
+            <w:tcW w:type="dxa" w:w="1520"/>
+          </w:tcPr>
+          <w:p>
+            <w:pPr>
+              <w:spacing w:before="40" w:after="40"/>
+            </w:pPr>
+            <w:r/>
+            <w:r/>
+            <w:r>
+              <w:rPr>
+                <w:rFonts w:ascii="Courier New" w:hAnsi="Courier New"/>
+                <w:sz w:val="20"/>
+              </w:rPr>
+              <w:t>ssh -x ssh -x ssh -x</w:t>
+            </w:r>
+            <w:r>
+              <w:t xml:space="preserve"> *(repeat)*</w:t>
+            </w:r>
+          </w:p>
+        </w:tc>
+        <w:tc>
+          <w:tcPr>
+            <w:tcW w:type="dxa" w:w="1520"/>
+          </w:tcPr>
+          <w:p>
+            <w:pPr>
+              <w:spacing w:before="40" w:after="40"/>
+            </w:pPr>
+            <w:r/>
+            <w:r/>
+            <w:r>
+              <w:rPr>
+                <w:rFonts w:ascii="Courier New" w:hAnsi="Courier New"/>
+                <w:sz w:val="20"/>
+              </w:rPr>
+              <w:t>openssh-server</w:t>
+            </w:r>
+            <w:r>
+              <w:t xml:space="preserve"> *(repeated 4x)*</w:t>
+            </w:r>
+          </w:p>
+        </w:tc>
+        <w:tc>
+          <w:tcPr>
+            <w:tcW w:type="dxa" w:w="1520"/>
+          </w:tcPr>
+          <w:p>
+            <w:pPr>
+              <w:spacing w:before="40" w:after="40"/>
+            </w:pPr>
+            <w:r/>
+            <w:r/>
+            <w:r>
+              <w:rPr>
+                <w:rFonts w:ascii="Courier New" w:hAnsi="Courier New"/>
+                <w:sz w:val="20"/>
+              </w:rPr>
+              <w:t>ssh -x ssh -x -x</w:t>
+            </w:r>
+            <w:r>
+              <w:t xml:space="preserve"> *(repeat)*</w:t>
+            </w:r>
+          </w:p>
+        </w:tc>
+        <w:tc>
+          <w:tcPr>
+            <w:tcW w:type="dxa" w:w="1520"/>
+          </w:tcPr>
+          <w:p>
+            <w:pPr>
+              <w:spacing w:before="40" w:after="40"/>
+            </w:pPr>
+            <w:r/>
+            <w:r>
+              <w:t>*"what do you want to do"*</w:t>
+            </w:r>
+          </w:p>
+        </w:tc>
+      </w:tr>
+      <w:tr>
+        <w:tc>
+          <w:tcPr>
+            <w:tcW w:type="dxa" w:w="1520"/>
+          </w:tcPr>
+          <w:p>
+            <w:pPr>
+              <w:spacing w:before="40" w:after="40"/>
+            </w:pPr>
+            <w:r/>
+            <w:r>
+              <w:t>Q14</w:t>
+            </w:r>
+          </w:p>
+        </w:tc>
+        <w:tc>
+          <w:tcPr>
+            <w:tcW w:type="dxa" w:w="1520"/>
+          </w:tcPr>
+          <w:p>
+            <w:pPr>
+              <w:spacing w:before="40" w:after="40"/>
+            </w:pPr>
+            <w:r/>
+            <w:r>
+              <w:t>wifi not working after upgrade</w:t>
+            </w:r>
+          </w:p>
+        </w:tc>
+        <w:tc>
+          <w:tcPr>
+            <w:tcW w:type="dxa" w:w="1520"/>
+          </w:tcPr>
+          <w:p>
+            <w:pPr>
+              <w:spacing w:before="40" w:after="40"/>
+            </w:pPr>
+            <w:r/>
+            <w:r>
+              <w:t>*"what you have the wireless card"*</w:t>
+            </w:r>
+          </w:p>
+        </w:tc>
+        <w:tc>
+          <w:tcPr>
+            <w:tcW w:type="dxa" w:w="1520"/>
+          </w:tcPr>
+          <w:p>
+            <w:pPr>
+              <w:spacing w:before="40" w:after="40"/>
+            </w:pPr>
+            <w:r/>
+            <w:r/>
+            <w:r>
+              <w:rPr>
+                <w:rFonts w:ascii="Courier New" w:hAnsi="Courier New"/>
+                <w:sz w:val="20"/>
+              </w:rPr>
+              <w:t>do you have an atheros card</w:t>
+            </w:r>
+            <w:r>
+              <w:t xml:space="preserve"> ✅</w:t>
+            </w:r>
+          </w:p>
+        </w:tc>
+        <w:tc>
+          <w:tcPr>
+            <w:tcW w:type="dxa" w:w="1520"/>
+          </w:tcPr>
+          <w:p>
+            <w:pPr>
+              <w:spacing w:before="40" w:after="40"/>
+            </w:pPr>
+            <w:r/>
+            <w:r>
+              <w:t>*"what you have the wireless card"*</w:t>
+            </w:r>
+          </w:p>
+        </w:tc>
+        <w:tc>
+          <w:tcPr>
+            <w:tcW w:type="dxa" w:w="1520"/>
+          </w:tcPr>
+          <w:p>
+            <w:pPr>
+              <w:spacing w:before="40" w:after="40"/>
+            </w:pPr>
+            <w:r/>
+            <w:r/>
+            <w:r>
+              <w:rPr>
+                <w:rFonts w:ascii="Courier New" w:hAnsi="Courier New"/>
+                <w:sz w:val="20"/>
+              </w:rPr>
+              <w:t>can you pastebin your __path__ file</w:t>
+            </w:r>
+            <w:r>
+              <w:t xml:space="preserve"> ✅</w:t>
+            </w:r>
+          </w:p>
+        </w:tc>
+      </w:tr>
+    </w:tbl>
+    <w:p/>
+    <w:p>
+      <w:pPr>
+        <w:spacing w:after="120"/>
+      </w:pPr>
+      <w:r/>
+      <w:r>
+        <w:rPr>
+          <w:b/>
+        </w:rPr>
+        <w:t>Scores:</w:t>
+      </w:r>
+      <w:r/>
+    </w:p>
+    <w:tbl>
+      <w:tblPr>
+        <w:tblStyle w:val="TableGrid"/>
+        <w:tblW w:type="auto" w:w="0"/>
+        <w:tblLook w:firstColumn="1" w:firstRow="1" w:lastColumn="0" w:lastRow="0" w:noHBand="0" w:noVBand="1" w:val="04A0"/>
+      </w:tblPr>
+      <w:tblGrid>
+        <w:gridCol w:w="1824"/>
+        <w:gridCol w:w="1824"/>
+        <w:gridCol w:w="1824"/>
+        <w:gridCol w:w="1824"/>
+        <w:gridCol w:w="1824"/>
+      </w:tblGrid>
+      <w:tr>
+        <w:tc>
+          <w:tcPr>
+            <w:tcW w:type="dxa" w:w="1824"/>
+          </w:tcPr>
+          <w:p>
+            <w:pPr>
+              <w:spacing w:before="40" w:after="40"/>
+            </w:pPr>
+            <w:r/>
+            <w:r>
+              <w:rPr>
+                <w:b/>
+              </w:rPr>
+            </w:r>
+          </w:p>
+        </w:tc>
+        <w:tc>
+          <w:tcPr>
+            <w:tcW w:type="dxa" w:w="1824"/>
+          </w:tcPr>
+          <w:p>
+            <w:pPr>
+              <w:spacing w:before="40" w:after="40"/>
+            </w:pPr>
+            <w:r/>
+            <w:r>
+              <w:rPr>
+                <w:b/>
+              </w:rPr>
+              <w:t>BL Greedy</w:t>
+            </w:r>
+          </w:p>
+        </w:tc>
+        <w:tc>
+          <w:tcPr>
+            <w:tcW w:type="dxa" w:w="1824"/>
+          </w:tcPr>
+          <w:p>
+            <w:pPr>
+              <w:spacing w:before="40" w:after="40"/>
+            </w:pPr>
+            <w:r/>
+            <w:r>
+              <w:rPr>
+                <w:b/>
+              </w:rPr>
+              <w:t>BL Beam</w:t>
+            </w:r>
+          </w:p>
+        </w:tc>
+        <w:tc>
+          <w:tcPr>
+            <w:tcW w:type="dxa" w:w="1824"/>
+          </w:tcPr>
+          <w:p>
+            <w:pPr>
+              <w:spacing w:before="40" w:after="40"/>
+            </w:pPr>
+            <w:r/>
+            <w:r>
+              <w:rPr>
+                <w:b/>
+              </w:rPr>
+              <w:t>AT Greedy</w:t>
+            </w:r>
+          </w:p>
+        </w:tc>
+        <w:tc>
+          <w:tcPr>
+            <w:tcW w:type="dxa" w:w="1824"/>
+          </w:tcPr>
+          <w:p>
+            <w:pPr>
+              <w:spacing w:before="40" w:after="40"/>
+            </w:pPr>
+            <w:r/>
+            <w:r>
+              <w:rPr>
+                <w:b/>
+              </w:rPr>
+              <w:t>AT Beam</w:t>
+            </w:r>
+          </w:p>
+        </w:tc>
+      </w:tr>
+      <w:tr>
+        <w:tc>
+          <w:tcPr>
+            <w:tcW w:type="dxa" w:w="1824"/>
+          </w:tcPr>
+          <w:p>
+            <w:pPr>
+              <w:spacing w:before="40" w:after="40"/>
+            </w:pPr>
+            <w:r/>
+            <w:r>
+              <w:t>Q12</w:t>
+            </w:r>
+          </w:p>
+        </w:tc>
+        <w:tc>
+          <w:tcPr>
+            <w:tcW w:type="dxa" w:w="1824"/>
+          </w:tcPr>
+          <w:p>
+            <w:pPr>
+              <w:spacing w:before="40" w:after="40"/>
+            </w:pPr>
+            <w:r/>
+            <w:r>
+              <w:t>1</w:t>
+            </w:r>
+          </w:p>
+        </w:tc>
+        <w:tc>
+          <w:tcPr>
+            <w:tcW w:type="dxa" w:w="1824"/>
+          </w:tcPr>
+          <w:p>
+            <w:pPr>
+              <w:spacing w:before="40" w:after="40"/>
+            </w:pPr>
+            <w:r/>
+            <w:r>
+              <w:t>3</w:t>
+            </w:r>
+          </w:p>
+        </w:tc>
+        <w:tc>
+          <w:tcPr>
+            <w:tcW w:type="dxa" w:w="1824"/>
+          </w:tcPr>
+          <w:p>
+            <w:pPr>
+              <w:spacing w:before="40" w:after="40"/>
+            </w:pPr>
+            <w:r/>
+            <w:r>
+              <w:t>1</w:t>
+            </w:r>
+          </w:p>
+        </w:tc>
+        <w:tc>
+          <w:tcPr>
+            <w:tcW w:type="dxa" w:w="1824"/>
+          </w:tcPr>
+          <w:p>
+            <w:pPr>
+              <w:spacing w:before="40" w:after="40"/>
+            </w:pPr>
+            <w:r/>
+            <w:r>
+              <w:t>1</w:t>
+            </w:r>
+          </w:p>
+        </w:tc>
+      </w:tr>
+      <w:tr>
+        <w:tc>
+          <w:tcPr>
+            <w:tcW w:type="dxa" w:w="1824"/>
+          </w:tcPr>
+          <w:p>
+            <w:pPr>
+              <w:spacing w:before="40" w:after="40"/>
+            </w:pPr>
+            <w:r/>
+            <w:r>
+              <w:t>Q13</w:t>
+            </w:r>
+          </w:p>
+        </w:tc>
+        <w:tc>
+          <w:tcPr>
+            <w:tcW w:type="dxa" w:w="1824"/>
+          </w:tcPr>
+          <w:p>
+            <w:pPr>
+              <w:spacing w:before="40" w:after="40"/>
+            </w:pPr>
+            <w:r/>
+            <w:r>
+              <w:t>0</w:t>
+            </w:r>
+          </w:p>
+        </w:tc>
+        <w:tc>
+          <w:tcPr>
+            <w:tcW w:type="dxa" w:w="1824"/>
+          </w:tcPr>
+          <w:p>
+            <w:pPr>
+              <w:spacing w:before="40" w:after="40"/>
+            </w:pPr>
+            <w:r/>
+            <w:r>
+              <w:t>0</w:t>
+            </w:r>
+          </w:p>
+        </w:tc>
+        <w:tc>
+          <w:tcPr>
+            <w:tcW w:type="dxa" w:w="1824"/>
+          </w:tcPr>
+          <w:p>
+            <w:pPr>
+              <w:spacing w:before="40" w:after="40"/>
+            </w:pPr>
+            <w:r/>
+            <w:r>
+              <w:t>0</w:t>
+            </w:r>
+          </w:p>
+        </w:tc>
+        <w:tc>
+          <w:tcPr>
+            <w:tcW w:type="dxa" w:w="1824"/>
+          </w:tcPr>
+          <w:p>
+            <w:pPr>
+              <w:spacing w:before="40" w:after="40"/>
+            </w:pPr>
+            <w:r/>
+            <w:r>
+              <w:t>1</w:t>
+            </w:r>
+          </w:p>
+        </w:tc>
+      </w:tr>
+      <w:tr>
+        <w:tc>
+          <w:tcPr>
+            <w:tcW w:type="dxa" w:w="1824"/>
+          </w:tcPr>
+          <w:p>
+            <w:pPr>
+              <w:spacing w:before="40" w:after="40"/>
+            </w:pPr>
+            <w:r/>
+            <w:r>
+              <w:t>Q14</w:t>
+            </w:r>
+          </w:p>
+        </w:tc>
+        <w:tc>
+          <w:tcPr>
+            <w:tcW w:type="dxa" w:w="1824"/>
+          </w:tcPr>
+          <w:p>
+            <w:pPr>
+              <w:spacing w:before="40" w:after="40"/>
+            </w:pPr>
+            <w:r/>
+            <w:r>
+              <w:t>1</w:t>
+            </w:r>
+          </w:p>
+        </w:tc>
+        <w:tc>
+          <w:tcPr>
+            <w:tcW w:type="dxa" w:w="1824"/>
+          </w:tcPr>
+          <w:p>
+            <w:pPr>
+              <w:spacing w:before="40" w:after="40"/>
+            </w:pPr>
+            <w:r/>
+            <w:r>
+              <w:t>3</w:t>
+            </w:r>
+          </w:p>
+        </w:tc>
+        <w:tc>
+          <w:tcPr>
+            <w:tcW w:type="dxa" w:w="1824"/>
+          </w:tcPr>
+          <w:p>
+            <w:pPr>
+              <w:spacing w:before="40" w:after="40"/>
+            </w:pPr>
+            <w:r/>
+            <w:r>
+              <w:t>1</w:t>
+            </w:r>
+          </w:p>
+        </w:tc>
+        <w:tc>
+          <w:tcPr>
+            <w:tcW w:type="dxa" w:w="1824"/>
+          </w:tcPr>
+          <w:p>
+            <w:pPr>
+              <w:spacing w:before="40" w:after="40"/>
+            </w:pPr>
+            <w:r/>
+            <w:r>
+              <w:t>3</w:t>
+            </w:r>
+          </w:p>
+        </w:tc>
+      </w:tr>
+      <w:tr>
+        <w:tc>
+          <w:tcPr>
+            <w:tcW w:type="dxa" w:w="1824"/>
+          </w:tcPr>
+          <w:p>
+            <w:pPr>
+              <w:spacing w:before="40" w:after="40"/>
+            </w:pPr>
+            <w:r/>
+            <w:r/>
+            <w:r>
+              <w:rPr>
+                <w:b/>
+              </w:rPr>
+              <w:t>Subtotal</w:t>
+            </w:r>
+            <w:r/>
+          </w:p>
+        </w:tc>
+        <w:tc>
+          <w:tcPr>
+            <w:tcW w:type="dxa" w:w="1824"/>
+          </w:tcPr>
+          <w:p>
+            <w:pPr>
+              <w:spacing w:before="40" w:after="40"/>
+            </w:pPr>
+            <w:r/>
+            <w:r/>
+            <w:r>
+              <w:rPr>
+                <w:b/>
+              </w:rPr>
+              <w:t>2</w:t>
+            </w:r>
+            <w:r/>
+          </w:p>
+        </w:tc>
+        <w:tc>
+          <w:tcPr>
+            <w:tcW w:type="dxa" w:w="1824"/>
+          </w:tcPr>
+          <w:p>
+            <w:pPr>
+              <w:spacing w:before="40" w:after="40"/>
+            </w:pPr>
+            <w:r/>
+            <w:r/>
+            <w:r>
+              <w:rPr>
+                <w:b/>
+              </w:rPr>
+              <w:t>6</w:t>
+            </w:r>
+            <w:r/>
+          </w:p>
+        </w:tc>
+        <w:tc>
+          <w:tcPr>
+            <w:tcW w:type="dxa" w:w="1824"/>
+          </w:tcPr>
+          <w:p>
+            <w:pPr>
+              <w:spacing w:before="40" w:after="40"/>
+            </w:pPr>
+            <w:r/>
+            <w:r/>
+            <w:r>
+              <w:rPr>
+                <w:b/>
+              </w:rPr>
+              <w:t>2</w:t>
+            </w:r>
+            <w:r/>
+          </w:p>
+        </w:tc>
+        <w:tc>
+          <w:tcPr>
+            <w:tcW w:type="dxa" w:w="1824"/>
+          </w:tcPr>
+          <w:p>
+            <w:pPr>
+              <w:spacing w:before="40" w:after="40"/>
+            </w:pPr>
+            <w:r/>
+            <w:r/>
+            <w:r>
+              <w:rPr>
+                <w:b/>
+              </w:rPr>
+              <w:t>5</w:t>
+            </w:r>
+            <w:r/>
+          </w:p>
+        </w:tc>
+      </w:tr>
+    </w:tbl>
+    <w:p/>
+    <w:p>
+      <w:pPr>
+        <w:pBdr>
+          <w:bottom w:val="single" w:sz="6" w:space="1" w:color="AAAAAA"/>
+        </w:pBdr>
+      </w:pPr>
+    </w:p>
+    <w:p>
+      <w:pPr>
+        <w:pStyle w:val="Heading4"/>
+        <w:spacing w:before="200"/>
+      </w:pPr>
+      <w:r>
+        <w:t>Category 5 — Editors &amp; Tools (Q15–Q17) + System (Q18–Q20)</w:t>
+      </w:r>
+    </w:p>
+    <w:tbl>
+      <w:tblPr>
+        <w:tblStyle w:val="TableGrid"/>
+        <w:tblW w:type="auto" w:w="0"/>
+        <w:tblLook w:firstColumn="1" w:firstRow="1" w:lastColumn="0" w:lastRow="0" w:noHBand="0" w:noVBand="1" w:val="04A0"/>
+      </w:tblPr>
+      <w:tblGrid>
+        <w:gridCol w:w="1520"/>
+        <w:gridCol w:w="1520"/>
+        <w:gridCol w:w="1520"/>
+        <w:gridCol w:w="1520"/>
+        <w:gridCol w:w="1520"/>
+        <w:gridCol w:w="1520"/>
+      </w:tblGrid>
+      <w:tr>
+        <w:tc>
+          <w:tcPr>
+            <w:tcW w:type="dxa" w:w="1520"/>
+          </w:tcPr>
+          <w:p>
+            <w:pPr>
+              <w:spacing w:before="40" w:after="40"/>
+            </w:pPr>
+            <w:r/>
+            <w:r>
+              <w:rPr>
+                <w:b/>
+              </w:rPr>
+              <w:t>Q</w:t>
+            </w:r>
+          </w:p>
+        </w:tc>
+        <w:tc>
+          <w:tcPr>
+            <w:tcW w:type="dxa" w:w="1520"/>
+          </w:tcPr>
+          <w:p>
+            <w:pPr>
+              <w:spacing w:before="40" w:after="40"/>
+            </w:pPr>
+            <w:r/>
+            <w:r>
+              <w:rPr>
+                <w:b/>
+              </w:rPr>
+              <w:t>Question</w:t>
+            </w:r>
+          </w:p>
+        </w:tc>
+        <w:tc>
+          <w:tcPr>
+            <w:tcW w:type="dxa" w:w="1520"/>
+          </w:tcPr>
+          <w:p>
+            <w:pPr>
+              <w:spacing w:before="40" w:after="40"/>
+            </w:pPr>
+            <w:r/>
+            <w:r>
+              <w:rPr>
+                <w:b/>
+              </w:rPr>
+              <w:t>BL Greedy</w:t>
+            </w:r>
+          </w:p>
+        </w:tc>
+        <w:tc>
+          <w:tcPr>
+            <w:tcW w:type="dxa" w:w="1520"/>
+          </w:tcPr>
+          <w:p>
+            <w:pPr>
+              <w:spacing w:before="40" w:after="40"/>
+            </w:pPr>
+            <w:r/>
+            <w:r>
+              <w:rPr>
+                <w:b/>
+              </w:rPr>
+              <w:t>BL Beam</w:t>
+            </w:r>
+          </w:p>
+        </w:tc>
+        <w:tc>
+          <w:tcPr>
+            <w:tcW w:type="dxa" w:w="1520"/>
+          </w:tcPr>
+          <w:p>
+            <w:pPr>
+              <w:spacing w:before="40" w:after="40"/>
+            </w:pPr>
+            <w:r/>
+            <w:r>
+              <w:rPr>
+                <w:b/>
+              </w:rPr>
+              <w:t>AT Greedy</w:t>
+            </w:r>
+          </w:p>
+        </w:tc>
+        <w:tc>
+          <w:tcPr>
+            <w:tcW w:type="dxa" w:w="1520"/>
+          </w:tcPr>
+          <w:p>
+            <w:pPr>
+              <w:spacing w:before="40" w:after="40"/>
+            </w:pPr>
+            <w:r/>
+            <w:r>
+              <w:rPr>
+                <w:b/>
+              </w:rPr>
+              <w:t>AT Beam</w:t>
+            </w:r>
+          </w:p>
+        </w:tc>
+      </w:tr>
+      <w:tr>
+        <w:tc>
+          <w:tcPr>
+            <w:tcW w:type="dxa" w:w="1520"/>
+          </w:tcPr>
+          <w:p>
+            <w:pPr>
+              <w:spacing w:before="40" w:after="40"/>
+            </w:pPr>
+            <w:r/>
+            <w:r>
+              <w:t>Q15</w:t>
+            </w:r>
+          </w:p>
+        </w:tc>
+        <w:tc>
+          <w:tcPr>
+            <w:tcW w:type="dxa" w:w="1520"/>
+          </w:tcPr>
+          <w:p>
+            <w:pPr>
+              <w:spacing w:before="40" w:after="40"/>
+            </w:pPr>
+            <w:r/>
+            <w:r>
+              <w:t>difference between vim and nano</w:t>
+            </w:r>
+          </w:p>
+        </w:tc>
+        <w:tc>
+          <w:tcPr>
+            <w:tcW w:type="dxa" w:w="1520"/>
+          </w:tcPr>
+          <w:p>
+            <w:pPr>
+              <w:spacing w:before="40" w:after="40"/>
+            </w:pPr>
+            <w:r/>
+            <w:r/>
+            <w:r>
+              <w:rPr>
+                <w:rFonts w:ascii="Courier New" w:hAnsi="Courier New"/>
+                <w:sz w:val="20"/>
+              </w:rPr>
+              <w:t>vim is vim vim is vim</w:t>
+            </w:r>
+            <w:r>
+              <w:t xml:space="preserve"> *(collapse)*</w:t>
+            </w:r>
+          </w:p>
+        </w:tc>
+        <w:tc>
+          <w:tcPr>
+            <w:tcW w:type="dxa" w:w="1520"/>
+          </w:tcPr>
+          <w:p>
+            <w:pPr>
+              <w:spacing w:before="40" w:after="40"/>
+            </w:pPr>
+            <w:r/>
+            <w:r/>
+            <w:r>
+              <w:rPr>
+                <w:rFonts w:ascii="Courier New" w:hAnsi="Courier New"/>
+                <w:sz w:val="20"/>
+              </w:rPr>
+              <w:t>vim is a text editor</w:t>
+            </w:r>
+            <w:r>
+              <w:t xml:space="preserve"> *(partial)*</w:t>
+            </w:r>
+          </w:p>
+        </w:tc>
+        <w:tc>
+          <w:tcPr>
+            <w:tcW w:type="dxa" w:w="1520"/>
+          </w:tcPr>
+          <w:p>
+            <w:pPr>
+              <w:spacing w:before="40" w:after="40"/>
+            </w:pPr>
+            <w:r/>
+            <w:r/>
+            <w:r>
+              <w:rPr>
+                <w:rFonts w:ascii="Courier New" w:hAnsi="Courier New"/>
+                <w:sz w:val="20"/>
+              </w:rPr>
+              <w:t>vim is vim is vim vim</w:t>
+            </w:r>
+            <w:r>
+              <w:t xml:space="preserve"> *(collapse)*</w:t>
+            </w:r>
+          </w:p>
+        </w:tc>
+        <w:tc>
+          <w:tcPr>
+            <w:tcW w:type="dxa" w:w="1520"/>
+          </w:tcPr>
+          <w:p>
+            <w:pPr>
+              <w:spacing w:before="40" w:after="40"/>
+            </w:pPr>
+            <w:r/>
+            <w:r/>
+            <w:r>
+              <w:rPr>
+                <w:rFonts w:ascii="Courier New" w:hAnsi="Courier New"/>
+                <w:sz w:val="20"/>
+              </w:rPr>
+              <w:t>vim is a text editor</w:t>
+            </w:r>
+            <w:r>
+              <w:t xml:space="preserve"> *(partial)*</w:t>
+            </w:r>
+          </w:p>
+        </w:tc>
+      </w:tr>
+      <w:tr>
+        <w:tc>
+          <w:tcPr>
+            <w:tcW w:type="dxa" w:w="1520"/>
+          </w:tcPr>
+          <w:p>
+            <w:pPr>
+              <w:spacing w:before="40" w:after="40"/>
+            </w:pPr>
+            <w:r/>
+            <w:r>
+              <w:t>Q16</w:t>
+            </w:r>
+          </w:p>
+        </w:tc>
+        <w:tc>
+          <w:tcPr>
+            <w:tcW w:type="dxa" w:w="1520"/>
+          </w:tcPr>
+          <w:p>
+            <w:pPr>
+              <w:spacing w:before="40" w:after="40"/>
+            </w:pPr>
+            <w:r/>
+            <w:r>
+              <w:t>how do i open a file in nano</w:t>
+            </w:r>
+          </w:p>
+        </w:tc>
+        <w:tc>
+          <w:tcPr>
+            <w:tcW w:type="dxa" w:w="1520"/>
+          </w:tcPr>
+          <w:p>
+            <w:pPr>
+              <w:spacing w:before="40" w:after="40"/>
+            </w:pPr>
+            <w:r/>
+            <w:r/>
+            <w:r>
+              <w:rPr>
+                <w:rFonts w:ascii="Courier New" w:hAnsi="Courier New"/>
+                <w:sz w:val="20"/>
+              </w:rPr>
+              <w:t>open terminal and type gedit</w:t>
+            </w:r>
+            <w:r>
+              <w:t xml:space="preserve"> *(wrong tool)*</w:t>
+            </w:r>
+          </w:p>
+        </w:tc>
+        <w:tc>
+          <w:tcPr>
+            <w:tcW w:type="dxa" w:w="1520"/>
+          </w:tcPr>
+          <w:p>
+            <w:pPr>
+              <w:spacing w:before="40" w:after="40"/>
+            </w:pPr>
+            <w:r/>
+            <w:r/>
+            <w:r>
+              <w:rPr>
+                <w:rFonts w:ascii="Courier New" w:hAnsi="Courier New"/>
+                <w:sz w:val="20"/>
+              </w:rPr>
+              <w:t>gksudo gedit __path__</w:t>
+            </w:r>
+            <w:r>
+              <w:t xml:space="preserve"> *(wrong tool)*</w:t>
+            </w:r>
+          </w:p>
+        </w:tc>
+        <w:tc>
+          <w:tcPr>
+            <w:tcW w:type="dxa" w:w="1520"/>
+          </w:tcPr>
+          <w:p>
+            <w:pPr>
+              <w:spacing w:before="40" w:after="40"/>
+            </w:pPr>
+            <w:r/>
+            <w:r/>
+            <w:r>
+              <w:rPr>
+                <w:rFonts w:ascii="Courier New" w:hAnsi="Courier New"/>
+                <w:sz w:val="20"/>
+              </w:rPr>
+              <w:t>nano nano nano nano nano</w:t>
+            </w:r>
+            <w:r>
+              <w:t xml:space="preserve"> *(collapse)*</w:t>
+            </w:r>
+          </w:p>
+        </w:tc>
+        <w:tc>
+          <w:tcPr>
+            <w:tcW w:type="dxa" w:w="1520"/>
+          </w:tcPr>
+          <w:p>
+            <w:pPr>
+              <w:spacing w:before="40" w:after="40"/>
+            </w:pPr>
+            <w:r/>
+            <w:r/>
+            <w:r>
+              <w:rPr>
+                <w:rFonts w:ascii="Courier New" w:hAnsi="Courier New"/>
+                <w:sz w:val="20"/>
+              </w:rPr>
+              <w:t>sudo nano __path__</w:t>
+            </w:r>
+            <w:r>
+              <w:t xml:space="preserve"> ✅</w:t>
+            </w:r>
+          </w:p>
+        </w:tc>
+      </w:tr>
+      <w:tr>
+        <w:tc>
+          <w:tcPr>
+            <w:tcW w:type="dxa" w:w="1520"/>
+          </w:tcPr>
+          <w:p>
+            <w:pPr>
+              <w:spacing w:before="40" w:after="40"/>
+            </w:pPr>
+            <w:r/>
+            <w:r>
+              <w:t>Q17</w:t>
+            </w:r>
+          </w:p>
+        </w:tc>
+        <w:tc>
+          <w:tcPr>
+            <w:tcW w:type="dxa" w:w="1520"/>
+          </w:tcPr>
+          <w:p>
+            <w:pPr>
+              <w:spacing w:before="40" w:after="40"/>
+            </w:pPr>
+            <w:r/>
+            <w:r>
+              <w:t>how do i run a bash script</w:t>
+            </w:r>
+          </w:p>
+        </w:tc>
+        <w:tc>
+          <w:tcPr>
+            <w:tcW w:type="dxa" w:w="1520"/>
+          </w:tcPr>
+          <w:p>
+            <w:pPr>
+              <w:spacing w:before="40" w:after="40"/>
+            </w:pPr>
+            <w:r/>
+            <w:r/>
+            <w:r>
+              <w:rPr>
+                <w:rFonts w:ascii="Courier New" w:hAnsi="Courier New"/>
+                <w:sz w:val="20"/>
+              </w:rPr>
+              <w:t>chmod x filename.sh'</w:t>
+            </w:r>
+            <w:r>
+              <w:t xml:space="preserve"> *(partial)*</w:t>
+            </w:r>
+          </w:p>
+        </w:tc>
+        <w:tc>
+          <w:tcPr>
+            <w:tcW w:type="dxa" w:w="1520"/>
+          </w:tcPr>
+          <w:p>
+            <w:pPr>
+              <w:spacing w:before="40" w:after="40"/>
+            </w:pPr>
+            <w:r/>
+            <w:r>
+              <w:t>*"what do you want to do"*</w:t>
+            </w:r>
+          </w:p>
+        </w:tc>
+        <w:tc>
+          <w:tcPr>
+            <w:tcW w:type="dxa" w:w="1520"/>
+          </w:tcPr>
+          <w:p>
+            <w:pPr>
+              <w:spacing w:before="40" w:after="40"/>
+            </w:pPr>
+            <w:r/>
+            <w:r>
+              <w:t>*"what you you want to do"*</w:t>
+            </w:r>
+          </w:p>
+        </w:tc>
+        <w:tc>
+          <w:tcPr>
+            <w:tcW w:type="dxa" w:w="1520"/>
+          </w:tcPr>
+          <w:p>
+            <w:pPr>
+              <w:spacing w:before="40" w:after="40"/>
+            </w:pPr>
+            <w:r/>
+            <w:r>
+              <w:t>*"what do you want to do"*</w:t>
+            </w:r>
+          </w:p>
+        </w:tc>
+      </w:tr>
+      <w:tr>
+        <w:tc>
+          <w:tcPr>
+            <w:tcW w:type="dxa" w:w="1520"/>
+          </w:tcPr>
+          <w:p>
+            <w:pPr>
+              <w:spacing w:before="40" w:after="40"/>
+            </w:pPr>
+            <w:r/>
+            <w:r>
+              <w:t>Q18</w:t>
+            </w:r>
+          </w:p>
+        </w:tc>
+        <w:tc>
+          <w:tcPr>
+            <w:tcW w:type="dxa" w:w="1520"/>
+          </w:tcPr>
+          <w:p>
+            <w:pPr>
+              <w:spacing w:before="40" w:after="40"/>
+            </w:pPr>
+            <w:r/>
+            <w:r>
+              <w:t>how do i check how much ram i have</w:t>
+            </w:r>
+          </w:p>
+        </w:tc>
+        <w:tc>
+          <w:tcPr>
+            <w:tcW w:type="dxa" w:w="1520"/>
+          </w:tcPr>
+          <w:p>
+            <w:pPr>
+              <w:spacing w:before="40" w:after="40"/>
+            </w:pPr>
+            <w:r/>
+            <w:r/>
+            <w:r>
+              <w:rPr>
+                <w:rFonts w:ascii="Courier New" w:hAnsi="Courier New"/>
+                <w:sz w:val="20"/>
+              </w:rPr>
+              <w:t>cat __path__ or cat __path__</w:t>
+            </w:r>
+            <w:r>
+              <w:t xml:space="preserve"> ✅</w:t>
+            </w:r>
+          </w:p>
+        </w:tc>
+        <w:tc>
+          <w:tcPr>
+            <w:tcW w:type="dxa" w:w="1520"/>
+          </w:tcPr>
+          <w:p>
+            <w:pPr>
+              <w:spacing w:before="40" w:after="40"/>
+            </w:pPr>
+            <w:r/>
+            <w:r/>
+            <w:r>
+              <w:rPr>
+                <w:rFonts w:ascii="Courier New" w:hAnsi="Courier New"/>
+                <w:sz w:val="20"/>
+              </w:rPr>
+              <w:t>cat __path__</w:t>
+            </w:r>
+            <w:r>
+              <w:t xml:space="preserve"> *(repeated)*</w:t>
+            </w:r>
+          </w:p>
+        </w:tc>
+        <w:tc>
+          <w:tcPr>
+            <w:tcW w:type="dxa" w:w="1520"/>
+          </w:tcPr>
+          <w:p>
+            <w:pPr>
+              <w:spacing w:before="40" w:after="40"/>
+            </w:pPr>
+            <w:r/>
+            <w:r/>
+            <w:r>
+              <w:rPr>
+                <w:rFonts w:ascii="Courier New" w:hAnsi="Courier New"/>
+                <w:sz w:val="20"/>
+              </w:rPr>
+              <w:t>cat __path__ and you will see the</w:t>
+            </w:r>
+            <w:r>
+              <w:t xml:space="preserve"> ✅</w:t>
+            </w:r>
+          </w:p>
+        </w:tc>
+        <w:tc>
+          <w:tcPr>
+            <w:tcW w:type="dxa" w:w="1520"/>
+          </w:tcPr>
+          <w:p>
+            <w:pPr>
+              <w:spacing w:before="40" w:after="40"/>
+            </w:pPr>
+            <w:r/>
+            <w:r/>
+            <w:r>
+              <w:rPr>
+                <w:rFonts w:ascii="Courier New" w:hAnsi="Courier New"/>
+                <w:sz w:val="20"/>
+              </w:rPr>
+              <w:t>cat __path__ it will tell you</w:t>
+            </w:r>
+            <w:r>
+              <w:t xml:space="preserve"> ✅</w:t>
+            </w:r>
+          </w:p>
+        </w:tc>
+      </w:tr>
+      <w:tr>
+        <w:tc>
+          <w:tcPr>
+            <w:tcW w:type="dxa" w:w="1520"/>
+          </w:tcPr>
+          <w:p>
+            <w:pPr>
+              <w:spacing w:before="40" w:after="40"/>
+            </w:pPr>
+            <w:r/>
+            <w:r>
+              <w:t>Q19</w:t>
+            </w:r>
+          </w:p>
+        </w:tc>
+        <w:tc>
+          <w:tcPr>
+            <w:tcW w:type="dxa" w:w="1520"/>
+          </w:tcPr>
+          <w:p>
+            <w:pPr>
+              <w:spacing w:before="40" w:after="40"/>
+            </w:pPr>
+            <w:r/>
+            <w:r>
+              <w:t>my system is very slow</w:t>
+            </w:r>
+          </w:p>
+        </w:tc>
+        <w:tc>
+          <w:tcPr>
+            <w:tcW w:type="dxa" w:w="1520"/>
+          </w:tcPr>
+          <w:p>
+            <w:pPr>
+              <w:spacing w:before="40" w:after="40"/>
+            </w:pPr>
+            <w:r/>
+            <w:r>
+              <w:t>*"what you you you you"*</w:t>
+            </w:r>
+          </w:p>
+        </w:tc>
+        <w:tc>
+          <w:tcPr>
+            <w:tcW w:type="dxa" w:w="1520"/>
+          </w:tcPr>
+          <w:p>
+            <w:pPr>
+              <w:spacing w:before="40" w:after="40"/>
+            </w:pPr>
+            <w:r/>
+            <w:r>
+              <w:t>*"how much ram do you have"*</w:t>
+            </w:r>
+          </w:p>
+        </w:tc>
+        <w:tc>
+          <w:tcPr>
+            <w:tcW w:type="dxa" w:w="1520"/>
+          </w:tcPr>
+          <w:p>
+            <w:pPr>
+              <w:spacing w:before="40" w:after="40"/>
+            </w:pPr>
+            <w:r/>
+            <w:r>
+              <w:t>*"what you have a you"*</w:t>
+            </w:r>
+          </w:p>
+        </w:tc>
+        <w:tc>
+          <w:tcPr>
+            <w:tcW w:type="dxa" w:w="1520"/>
+          </w:tcPr>
+          <w:p>
+            <w:pPr>
+              <w:spacing w:before="40" w:after="40"/>
+            </w:pPr>
+            <w:r/>
+            <w:r>
+              <w:t>*"do you have your cpu"*</w:t>
+            </w:r>
+          </w:p>
+        </w:tc>
+      </w:tr>
+      <w:tr>
+        <w:tc>
+          <w:tcPr>
+            <w:tcW w:type="dxa" w:w="1520"/>
+          </w:tcPr>
+          <w:p>
+            <w:pPr>
+              <w:spacing w:before="40" w:after="40"/>
+            </w:pPr>
+            <w:r/>
+            <w:r>
+              <w:t>Q20</w:t>
+            </w:r>
+          </w:p>
+        </w:tc>
+        <w:tc>
+          <w:tcPr>
+            <w:tcW w:type="dxa" w:w="1520"/>
+          </w:tcPr>
+          <w:p>
+            <w:pPr>
+              <w:spacing w:before="40" w:after="40"/>
+            </w:pPr>
+            <w:r/>
+            <w:r>
+              <w:t>how do i install nvidia drivers</w:t>
+            </w:r>
+          </w:p>
+        </w:tc>
+        <w:tc>
+          <w:tcPr>
+            <w:tcW w:type="dxa" w:w="1520"/>
+          </w:tcPr>
+          <w:p>
+            <w:pPr>
+              <w:spacing w:before="40" w:after="40"/>
+            </w:pPr>
+            <w:r/>
+            <w:r/>
+            <w:r>
+              <w:rPr>
+                <w:rFonts w:ascii="Courier New" w:hAnsi="Courier New"/>
+                <w:sz w:val="20"/>
+              </w:rPr>
+              <w:t>you-get install nvidia-glx-new</w:t>
+            </w:r>
+            <w:r>
+              <w:t xml:space="preserve"> *(broken)*</w:t>
+            </w:r>
+          </w:p>
+        </w:tc>
+        <w:tc>
+          <w:tcPr>
+            <w:tcW w:type="dxa" w:w="1520"/>
+          </w:tcPr>
+          <w:p>
+            <w:pPr>
+              <w:spacing w:before="40" w:after="40"/>
+            </w:pPr>
+            <w:r/>
+            <w:r/>
+            <w:r>
+              <w:rPr>
+                <w:rFonts w:ascii="Courier New" w:hAnsi="Courier New"/>
+                <w:sz w:val="20"/>
+              </w:rPr>
+              <w:t>apt-get install linux-restricted-modules- uname -r</w:t>
+            </w:r>
+            <w:r>
+              <w:t xml:space="preserve"> ✅</w:t>
+            </w:r>
+          </w:p>
+        </w:tc>
+        <w:tc>
+          <w:tcPr>
+            <w:tcW w:type="dxa" w:w="1520"/>
+          </w:tcPr>
+          <w:p>
+            <w:pPr>
+              <w:spacing w:before="40" w:after="40"/>
+            </w:pPr>
+            <w:r/>
+            <w:r>
+              <w:t>*"you you the nvidia drivers"*</w:t>
+            </w:r>
+          </w:p>
+        </w:tc>
+        <w:tc>
+          <w:tcPr>
+            <w:tcW w:type="dxa" w:w="1520"/>
+          </w:tcPr>
+          <w:p>
+            <w:pPr>
+              <w:spacing w:before="40" w:after="40"/>
+            </w:pPr>
+            <w:r/>
+            <w:r/>
+            <w:r>
+              <w:rPr>
+                <w:rFonts w:ascii="Courier New" w:hAnsi="Courier New"/>
+                <w:sz w:val="20"/>
+              </w:rPr>
+              <w:t>apt-get install linux-restricted-modules- uname -r</w:t>
+            </w:r>
+            <w:r>
+              <w:t xml:space="preserve"> ✅</w:t>
+            </w:r>
+          </w:p>
+        </w:tc>
+      </w:tr>
+    </w:tbl>
+    <w:p/>
+    <w:p>
+      <w:pPr>
+        <w:spacing w:after="120"/>
+      </w:pPr>
+      <w:r/>
+      <w:r>
+        <w:rPr>
+          <w:b/>
+        </w:rPr>
+        <w:t>Scores:</w:t>
+      </w:r>
+      <w:r/>
+    </w:p>
+    <w:tbl>
+      <w:tblPr>
+        <w:tblStyle w:val="TableGrid"/>
+        <w:tblW w:type="auto" w:w="0"/>
+        <w:tblLook w:firstColumn="1" w:firstRow="1" w:lastColumn="0" w:lastRow="0" w:noHBand="0" w:noVBand="1" w:val="04A0"/>
+      </w:tblPr>
+      <w:tblGrid>
+        <w:gridCol w:w="1824"/>
+        <w:gridCol w:w="1824"/>
+        <w:gridCol w:w="1824"/>
+        <w:gridCol w:w="1824"/>
+        <w:gridCol w:w="1824"/>
+      </w:tblGrid>
+      <w:tr>
+        <w:tc>
+          <w:tcPr>
+            <w:tcW w:type="dxa" w:w="1824"/>
+          </w:tcPr>
+          <w:p>
+            <w:pPr>
+              <w:spacing w:before="40" w:after="40"/>
+            </w:pPr>
+            <w:r/>
+            <w:r>
+              <w:rPr>
+                <w:b/>
+              </w:rPr>
+            </w:r>
+          </w:p>
+        </w:tc>
+        <w:tc>
+          <w:tcPr>
+            <w:tcW w:type="dxa" w:w="1824"/>
+          </w:tcPr>
+          <w:p>
+            <w:pPr>
+              <w:spacing w:before="40" w:after="40"/>
+            </w:pPr>
+            <w:r/>
+            <w:r>
+              <w:rPr>
+                <w:b/>
+              </w:rPr>
+              <w:t>BL Greedy</w:t>
+            </w:r>
+          </w:p>
+        </w:tc>
+        <w:tc>
+          <w:tcPr>
+            <w:tcW w:type="dxa" w:w="1824"/>
+          </w:tcPr>
+          <w:p>
+            <w:pPr>
+              <w:spacing w:before="40" w:after="40"/>
+            </w:pPr>
+            <w:r/>
+            <w:r>
+              <w:rPr>
+                <w:b/>
+              </w:rPr>
+              <w:t>BL Beam</w:t>
+            </w:r>
+          </w:p>
+        </w:tc>
+        <w:tc>
+          <w:tcPr>
+            <w:tcW w:type="dxa" w:w="1824"/>
+          </w:tcPr>
+          <w:p>
+            <w:pPr>
+              <w:spacing w:before="40" w:after="40"/>
+            </w:pPr>
+            <w:r/>
+            <w:r>
+              <w:rPr>
+                <w:b/>
+              </w:rPr>
+              <w:t>AT Greedy</w:t>
+            </w:r>
+          </w:p>
+        </w:tc>
+        <w:tc>
+          <w:tcPr>
+            <w:tcW w:type="dxa" w:w="1824"/>
+          </w:tcPr>
+          <w:p>
+            <w:pPr>
+              <w:spacing w:before="40" w:after="40"/>
+            </w:pPr>
+            <w:r/>
+            <w:r>
+              <w:rPr>
+                <w:b/>
+              </w:rPr>
+              <w:t>AT Beam</w:t>
+            </w:r>
+          </w:p>
+        </w:tc>
+      </w:tr>
+      <w:tr>
+        <w:tc>
+          <w:tcPr>
+            <w:tcW w:type="dxa" w:w="1824"/>
+          </w:tcPr>
+          <w:p>
+            <w:pPr>
+              <w:spacing w:before="40" w:after="40"/>
+            </w:pPr>
+            <w:r/>
+            <w:r>
+              <w:t>Q15</w:t>
+            </w:r>
+          </w:p>
+        </w:tc>
+        <w:tc>
+          <w:tcPr>
+            <w:tcW w:type="dxa" w:w="1824"/>
+          </w:tcPr>
+          <w:p>
+            <w:pPr>
+              <w:spacing w:before="40" w:after="40"/>
+            </w:pPr>
+            <w:r/>
+            <w:r>
+              <w:t>0</w:t>
+            </w:r>
+          </w:p>
+        </w:tc>
+        <w:tc>
+          <w:tcPr>
+            <w:tcW w:type="dxa" w:w="1824"/>
+          </w:tcPr>
+          <w:p>
+            <w:pPr>
+              <w:spacing w:before="40" w:after="40"/>
+            </w:pPr>
+            <w:r/>
+            <w:r>
+              <w:t>2</w:t>
+            </w:r>
+          </w:p>
+        </w:tc>
+        <w:tc>
+          <w:tcPr>
+            <w:tcW w:type="dxa" w:w="1824"/>
+          </w:tcPr>
+          <w:p>
+            <w:pPr>
+              <w:spacing w:before="40" w:after="40"/>
+            </w:pPr>
+            <w:r/>
+            <w:r>
+              <w:t>0</w:t>
+            </w:r>
+          </w:p>
+        </w:tc>
+        <w:tc>
+          <w:tcPr>
+            <w:tcW w:type="dxa" w:w="1824"/>
+          </w:tcPr>
+          <w:p>
+            <w:pPr>
+              <w:spacing w:before="40" w:after="40"/>
+            </w:pPr>
+            <w:r/>
+            <w:r>
+              <w:t>2</w:t>
+            </w:r>
+          </w:p>
+        </w:tc>
+      </w:tr>
+      <w:tr>
+        <w:tc>
+          <w:tcPr>
+            <w:tcW w:type="dxa" w:w="1824"/>
+          </w:tcPr>
+          <w:p>
+            <w:pPr>
+              <w:spacing w:before="40" w:after="40"/>
+            </w:pPr>
+            <w:r/>
+            <w:r>
+              <w:t>Q16</w:t>
+            </w:r>
+          </w:p>
+        </w:tc>
+        <w:tc>
+          <w:tcPr>
+            <w:tcW w:type="dxa" w:w="1824"/>
+          </w:tcPr>
+          <w:p>
+            <w:pPr>
+              <w:spacing w:before="40" w:after="40"/>
+            </w:pPr>
+            <w:r/>
+            <w:r>
+              <w:t>1</w:t>
+            </w:r>
+          </w:p>
+        </w:tc>
+        <w:tc>
+          <w:tcPr>
+            <w:tcW w:type="dxa" w:w="1824"/>
+          </w:tcPr>
+          <w:p>
+            <w:pPr>
+              <w:spacing w:before="40" w:after="40"/>
+            </w:pPr>
+            <w:r/>
+            <w:r>
+              <w:t>1</w:t>
+            </w:r>
+          </w:p>
+        </w:tc>
+        <w:tc>
+          <w:tcPr>
+            <w:tcW w:type="dxa" w:w="1824"/>
+          </w:tcPr>
+          <w:p>
+            <w:pPr>
+              <w:spacing w:before="40" w:after="40"/>
+            </w:pPr>
+            <w:r/>
+            <w:r>
+              <w:t>0</w:t>
+            </w:r>
+          </w:p>
+        </w:tc>
+        <w:tc>
+          <w:tcPr>
+            <w:tcW w:type="dxa" w:w="1824"/>
+          </w:tcPr>
+          <w:p>
+            <w:pPr>
+              <w:spacing w:before="40" w:after="40"/>
+            </w:pPr>
+            <w:r/>
+            <w:r>
+              <w:t>3</w:t>
+            </w:r>
+          </w:p>
+        </w:tc>
+      </w:tr>
+      <w:tr>
+        <w:tc>
+          <w:tcPr>
+            <w:tcW w:type="dxa" w:w="1824"/>
+          </w:tcPr>
+          <w:p>
+            <w:pPr>
+              <w:spacing w:before="40" w:after="40"/>
+            </w:pPr>
+            <w:r/>
+            <w:r>
+              <w:t>Q17</w:t>
+            </w:r>
+          </w:p>
+        </w:tc>
+        <w:tc>
+          <w:tcPr>
+            <w:tcW w:type="dxa" w:w="1824"/>
+          </w:tcPr>
+          <w:p>
+            <w:pPr>
+              <w:spacing w:before="40" w:after="40"/>
+            </w:pPr>
+            <w:r/>
+            <w:r>
+              <w:t>2</w:t>
+            </w:r>
+          </w:p>
+        </w:tc>
+        <w:tc>
+          <w:tcPr>
+            <w:tcW w:type="dxa" w:w="1824"/>
+          </w:tcPr>
+          <w:p>
+            <w:pPr>
+              <w:spacing w:before="40" w:after="40"/>
+            </w:pPr>
+            <w:r/>
+            <w:r>
+              <w:t>1</w:t>
+            </w:r>
+          </w:p>
+        </w:tc>
+        <w:tc>
+          <w:tcPr>
+            <w:tcW w:type="dxa" w:w="1824"/>
+          </w:tcPr>
+          <w:p>
+            <w:pPr>
+              <w:spacing w:before="40" w:after="40"/>
+            </w:pPr>
+            <w:r/>
+            <w:r>
+              <w:t>1</w:t>
+            </w:r>
+          </w:p>
+        </w:tc>
+        <w:tc>
+          <w:tcPr>
+            <w:tcW w:type="dxa" w:w="1824"/>
+          </w:tcPr>
+          <w:p>
+            <w:pPr>
+              <w:spacing w:before="40" w:after="40"/>
+            </w:pPr>
+            <w:r/>
+            <w:r>
+              <w:t>1</w:t>
+            </w:r>
+          </w:p>
+        </w:tc>
+      </w:tr>
+      <w:tr>
+        <w:tc>
+          <w:tcPr>
+            <w:tcW w:type="dxa" w:w="1824"/>
+          </w:tcPr>
+          <w:p>
+            <w:pPr>
+              <w:spacing w:before="40" w:after="40"/>
+            </w:pPr>
+            <w:r/>
+            <w:r>
+              <w:t>Q18</w:t>
+            </w:r>
+          </w:p>
+        </w:tc>
+        <w:tc>
+          <w:tcPr>
+            <w:tcW w:type="dxa" w:w="1824"/>
+          </w:tcPr>
+          <w:p>
+            <w:pPr>
+              <w:spacing w:before="40" w:after="40"/>
+            </w:pPr>
+            <w:r/>
+            <w:r>
+              <w:t>3</w:t>
+            </w:r>
+          </w:p>
+        </w:tc>
+        <w:tc>
+          <w:tcPr>
+            <w:tcW w:type="dxa" w:w="1824"/>
+          </w:tcPr>
+          <w:p>
+            <w:pPr>
+              <w:spacing w:before="40" w:after="40"/>
+            </w:pPr>
+            <w:r/>
+            <w:r>
+              <w:t>1</w:t>
+            </w:r>
+          </w:p>
+        </w:tc>
+        <w:tc>
+          <w:tcPr>
+            <w:tcW w:type="dxa" w:w="1824"/>
+          </w:tcPr>
+          <w:p>
+            <w:pPr>
+              <w:spacing w:before="40" w:after="40"/>
+            </w:pPr>
+            <w:r/>
+            <w:r>
+              <w:t>3</w:t>
+            </w:r>
+          </w:p>
+        </w:tc>
+        <w:tc>
+          <w:tcPr>
+            <w:tcW w:type="dxa" w:w="1824"/>
+          </w:tcPr>
+          <w:p>
+            <w:pPr>
+              <w:spacing w:before="40" w:after="40"/>
+            </w:pPr>
+            <w:r/>
+            <w:r>
+              <w:t>3</w:t>
+            </w:r>
+          </w:p>
+        </w:tc>
+      </w:tr>
+      <w:tr>
+        <w:tc>
+          <w:tcPr>
+            <w:tcW w:type="dxa" w:w="1824"/>
+          </w:tcPr>
+          <w:p>
+            <w:pPr>
+              <w:spacing w:before="40" w:after="40"/>
+            </w:pPr>
+            <w:r/>
+            <w:r>
+              <w:t>Q19</w:t>
+            </w:r>
+          </w:p>
+        </w:tc>
+        <w:tc>
+          <w:tcPr>
+            <w:tcW w:type="dxa" w:w="1824"/>
+          </w:tcPr>
+          <w:p>
+            <w:pPr>
+              <w:spacing w:before="40" w:after="40"/>
+            </w:pPr>
+            <w:r/>
+            <w:r>
+              <w:t>0</w:t>
+            </w:r>
+          </w:p>
+        </w:tc>
+        <w:tc>
+          <w:tcPr>
+            <w:tcW w:type="dxa" w:w="1824"/>
+          </w:tcPr>
+          <w:p>
+            <w:pPr>
+              <w:spacing w:before="40" w:after="40"/>
+            </w:pPr>
+            <w:r/>
+            <w:r>
+              <w:t>1</w:t>
+            </w:r>
+          </w:p>
+        </w:tc>
+        <w:tc>
+          <w:tcPr>
+            <w:tcW w:type="dxa" w:w="1824"/>
+          </w:tcPr>
+          <w:p>
+            <w:pPr>
+              <w:spacing w:before="40" w:after="40"/>
+            </w:pPr>
+            <w:r/>
+            <w:r>
+              <w:t>0</w:t>
+            </w:r>
+          </w:p>
+        </w:tc>
+        <w:tc>
+          <w:tcPr>
+            <w:tcW w:type="dxa" w:w="1824"/>
+          </w:tcPr>
+          <w:p>
+            <w:pPr>
+              <w:spacing w:before="40" w:after="40"/>
+            </w:pPr>
+            <w:r/>
+            <w:r>
+              <w:t>1</w:t>
+            </w:r>
+          </w:p>
+        </w:tc>
+      </w:tr>
+      <w:tr>
+        <w:tc>
+          <w:tcPr>
+            <w:tcW w:type="dxa" w:w="1824"/>
+          </w:tcPr>
+          <w:p>
+            <w:pPr>
+              <w:spacing w:before="40" w:after="40"/>
+            </w:pPr>
+            <w:r/>
+            <w:r>
+              <w:t>Q20</w:t>
+            </w:r>
+          </w:p>
+        </w:tc>
+        <w:tc>
+          <w:tcPr>
+            <w:tcW w:type="dxa" w:w="1824"/>
+          </w:tcPr>
+          <w:p>
+            <w:pPr>
+              <w:spacing w:before="40" w:after="40"/>
+            </w:pPr>
+            <w:r/>
+            <w:r>
+              <w:t>0</w:t>
+            </w:r>
+          </w:p>
+        </w:tc>
+        <w:tc>
+          <w:tcPr>
+            <w:tcW w:type="dxa" w:w="1824"/>
+          </w:tcPr>
+          <w:p>
+            <w:pPr>
+              <w:spacing w:before="40" w:after="40"/>
+            </w:pPr>
+            <w:r/>
+            <w:r>
+              <w:t>3</w:t>
+            </w:r>
+          </w:p>
+        </w:tc>
+        <w:tc>
+          <w:tcPr>
+            <w:tcW w:type="dxa" w:w="1824"/>
+          </w:tcPr>
+          <w:p>
+            <w:pPr>
+              <w:spacing w:before="40" w:after="40"/>
+            </w:pPr>
+            <w:r/>
+            <w:r>
+              <w:t>0</w:t>
+            </w:r>
+          </w:p>
+        </w:tc>
+        <w:tc>
+          <w:tcPr>
+            <w:tcW w:type="dxa" w:w="1824"/>
+          </w:tcPr>
+          <w:p>
+            <w:pPr>
+              <w:spacing w:before="40" w:after="40"/>
+            </w:pPr>
+            <w:r/>
+            <w:r>
+              <w:t>3</w:t>
+            </w:r>
+          </w:p>
+        </w:tc>
+      </w:tr>
+      <w:tr>
+        <w:tc>
+          <w:tcPr>
+            <w:tcW w:type="dxa" w:w="1824"/>
+          </w:tcPr>
+          <w:p>
+            <w:pPr>
+              <w:spacing w:before="40" w:after="40"/>
+            </w:pPr>
+            <w:r/>
+            <w:r/>
+            <w:r>
+              <w:rPr>
+                <w:b/>
+              </w:rPr>
+              <w:t>Subtotal</w:t>
+            </w:r>
+            <w:r/>
+          </w:p>
+        </w:tc>
+        <w:tc>
+          <w:tcPr>
+            <w:tcW w:type="dxa" w:w="1824"/>
+          </w:tcPr>
+          <w:p>
+            <w:pPr>
+              <w:spacing w:before="40" w:after="40"/>
+            </w:pPr>
+            <w:r/>
+            <w:r/>
+            <w:r>
+              <w:rPr>
+                <w:b/>
+              </w:rPr>
+              <w:t>6</w:t>
+            </w:r>
+            <w:r/>
+          </w:p>
+        </w:tc>
+        <w:tc>
+          <w:tcPr>
+            <w:tcW w:type="dxa" w:w="1824"/>
+          </w:tcPr>
+          <w:p>
+            <w:pPr>
+              <w:spacing w:before="40" w:after="40"/>
+            </w:pPr>
+            <w:r/>
+            <w:r/>
+            <w:r>
+              <w:rPr>
+                <w:b/>
+              </w:rPr>
+              <w:t>9</w:t>
+            </w:r>
+            <w:r/>
+          </w:p>
+        </w:tc>
+        <w:tc>
+          <w:tcPr>
+            <w:tcW w:type="dxa" w:w="1824"/>
+          </w:tcPr>
+          <w:p>
+            <w:pPr>
+              <w:spacing w:before="40" w:after="40"/>
+            </w:pPr>
+            <w:r/>
+            <w:r/>
+            <w:r>
+              <w:rPr>
+                <w:b/>
+              </w:rPr>
+              <w:t>4</w:t>
+            </w:r>
+            <w:r/>
+          </w:p>
+        </w:tc>
+        <w:tc>
+          <w:tcPr>
+            <w:tcW w:type="dxa" w:w="1824"/>
+          </w:tcPr>
+          <w:p>
+            <w:pPr>
+              <w:spacing w:before="40" w:after="40"/>
+            </w:pPr>
+            <w:r/>
+            <w:r/>
+            <w:r>
+              <w:rPr>
+                <w:b/>
+              </w:rPr>
+              <w:t>13</w:t>
+            </w:r>
+            <w:r/>
+          </w:p>
+        </w:tc>
+      </w:tr>
+    </w:tbl>
+    <w:p/>
+    <w:p>
+      <w:pPr>
+        <w:pBdr>
+          <w:bottom w:val="single" w:sz="6" w:space="1" w:color="AAAAAA"/>
+        </w:pBdr>
+      </w:pPr>
+    </w:p>
+    <w:p>
+      <w:pPr>
+        <w:pStyle w:val="Heading3"/>
+        <w:spacing w:before="200"/>
+      </w:pPr>
+      <w:r>
+        <w:t>Aggregate Qualitative Scores</w:t>
+      </w:r>
+    </w:p>
+    <w:tbl>
+      <w:tblPr>
+        <w:tblStyle w:val="TableGrid"/>
+        <w:tblW w:type="auto" w:w="0"/>
+        <w:tblLook w:firstColumn="1" w:firstRow="1" w:lastColumn="0" w:lastRow="0" w:noHBand="0" w:noVBand="1" w:val="04A0"/>
+      </w:tblPr>
+      <w:tblGrid>
+        <w:gridCol w:w="1824"/>
+        <w:gridCol w:w="1824"/>
+        <w:gridCol w:w="1824"/>
+        <w:gridCol w:w="1824"/>
+        <w:gridCol w:w="1824"/>
+      </w:tblGrid>
+      <w:tr>
+        <w:tc>
+          <w:tcPr>
+            <w:tcW w:type="dxa" w:w="1824"/>
+          </w:tcPr>
+          <w:p>
+            <w:pPr>
+              <w:spacing w:before="40" w:after="40"/>
+            </w:pPr>
+            <w:r/>
+            <w:r>
+              <w:rPr>
+                <w:b/>
+              </w:rPr>
+              <w:t>Model</w:t>
+            </w:r>
+          </w:p>
+        </w:tc>
+        <w:tc>
+          <w:tcPr>
+            <w:tcW w:type="dxa" w:w="1824"/>
+          </w:tcPr>
+          <w:p>
+            <w:pPr>
+              <w:spacing w:before="40" w:after="40"/>
+            </w:pPr>
+            <w:r/>
+            <w:r>
+              <w:rPr>
+                <w:b/>
+              </w:rPr>
+              <w:t>Decode</w:t>
+            </w:r>
+          </w:p>
+        </w:tc>
+        <w:tc>
+          <w:tcPr>
+            <w:tcW w:type="dxa" w:w="1824"/>
+          </w:tcPr>
+          <w:p>
+            <w:pPr>
+              <w:spacing w:before="40" w:after="40"/>
+            </w:pPr>
+            <w:r/>
+            <w:r>
+              <w:rPr>
+                <w:b/>
+              </w:rPr>
+              <w:t>Total Score</w:t>
+            </w:r>
+          </w:p>
+        </w:tc>
+        <w:tc>
+          <w:tcPr>
+            <w:tcW w:type="dxa" w:w="1824"/>
+          </w:tcPr>
+          <w:p>
+            <w:pPr>
+              <w:spacing w:before="40" w:after="40"/>
+            </w:pPr>
+            <w:r/>
+            <w:r>
+              <w:rPr>
+                <w:b/>
+              </w:rPr>
+              <w:t>Max</w:t>
+            </w:r>
+          </w:p>
+        </w:tc>
+        <w:tc>
+          <w:tcPr>
+            <w:tcW w:type="dxa" w:w="1824"/>
+          </w:tcPr>
+          <w:p>
+            <w:pPr>
+              <w:spacing w:before="40" w:after="40"/>
+            </w:pPr>
+            <w:r/>
+            <w:r>
+              <w:rPr>
+                <w:b/>
+              </w:rPr>
+              <w:t>%</w:t>
+            </w:r>
+          </w:p>
+        </w:tc>
+      </w:tr>
+      <w:tr>
+        <w:tc>
+          <w:tcPr>
+            <w:tcW w:type="dxa" w:w="1824"/>
+          </w:tcPr>
+          <w:p>
+            <w:pPr>
+              <w:spacing w:before="40" w:after="40"/>
+            </w:pPr>
+            <w:r/>
+            <w:r>
+              <w:t>Baseline</w:t>
+            </w:r>
+          </w:p>
+        </w:tc>
+        <w:tc>
+          <w:tcPr>
+            <w:tcW w:type="dxa" w:w="1824"/>
+          </w:tcPr>
+          <w:p>
+            <w:pPr>
+              <w:spacing w:before="40" w:after="40"/>
+            </w:pPr>
+            <w:r/>
+            <w:r>
+              <w:t>Greedy</w:t>
+            </w:r>
+          </w:p>
+        </w:tc>
+        <w:tc>
+          <w:tcPr>
+            <w:tcW w:type="dxa" w:w="1824"/>
+          </w:tcPr>
+          <w:p>
+            <w:pPr>
+              <w:spacing w:before="40" w:after="40"/>
+            </w:pPr>
+            <w:r/>
+            <w:r>
+              <w:t>20</w:t>
+            </w:r>
+          </w:p>
+        </w:tc>
+        <w:tc>
+          <w:tcPr>
+            <w:tcW w:type="dxa" w:w="1824"/>
+          </w:tcPr>
+          <w:p>
+            <w:pPr>
+              <w:spacing w:before="40" w:after="40"/>
+            </w:pPr>
+            <w:r/>
+            <w:r>
+              <w:t>60</w:t>
+            </w:r>
+          </w:p>
+        </w:tc>
+        <w:tc>
+          <w:tcPr>
+            <w:tcW w:type="dxa" w:w="1824"/>
+          </w:tcPr>
+          <w:p>
+            <w:pPr>
+              <w:spacing w:before="40" w:after="40"/>
+            </w:pPr>
+            <w:r/>
+            <w:r>
+              <w:t>33%</w:t>
+            </w:r>
+          </w:p>
+        </w:tc>
+      </w:tr>
+      <w:tr>
+        <w:tc>
+          <w:tcPr>
+            <w:tcW w:type="dxa" w:w="1824"/>
+          </w:tcPr>
+          <w:p>
+            <w:pPr>
+              <w:spacing w:before="40" w:after="40"/>
+            </w:pPr>
+            <w:r/>
+            <w:r>
+              <w:t>Baseline</w:t>
+            </w:r>
+          </w:p>
+        </w:tc>
+        <w:tc>
+          <w:tcPr>
+            <w:tcW w:type="dxa" w:w="1824"/>
+          </w:tcPr>
+          <w:p>
+            <w:pPr>
+              <w:spacing w:before="40" w:after="40"/>
+            </w:pPr>
+            <w:r/>
+            <w:r>
+              <w:t>Beam=7</w:t>
+            </w:r>
+          </w:p>
+        </w:tc>
+        <w:tc>
+          <w:tcPr>
+            <w:tcW w:type="dxa" w:w="1824"/>
+          </w:tcPr>
+          <w:p>
+            <w:pPr>
+              <w:spacing w:before="40" w:after="40"/>
+            </w:pPr>
+            <w:r/>
+            <w:r>
+              <w:t>37</w:t>
+            </w:r>
+          </w:p>
+        </w:tc>
+        <w:tc>
+          <w:tcPr>
+            <w:tcW w:type="dxa" w:w="1824"/>
+          </w:tcPr>
+          <w:p>
+            <w:pPr>
+              <w:spacing w:before="40" w:after="40"/>
+            </w:pPr>
+            <w:r/>
+            <w:r>
+              <w:t>60</w:t>
+            </w:r>
+          </w:p>
+        </w:tc>
+        <w:tc>
+          <w:tcPr>
+            <w:tcW w:type="dxa" w:w="1824"/>
+          </w:tcPr>
+          <w:p>
+            <w:pPr>
+              <w:spacing w:before="40" w:after="40"/>
+            </w:pPr>
+            <w:r/>
+            <w:r>
+              <w:t>62%</w:t>
+            </w:r>
+          </w:p>
+        </w:tc>
+      </w:tr>
+      <w:tr>
+        <w:tc>
+          <w:tcPr>
+            <w:tcW w:type="dxa" w:w="1824"/>
+          </w:tcPr>
+          <w:p>
+            <w:pPr>
+              <w:spacing w:before="40" w:after="40"/>
+            </w:pPr>
+            <w:r/>
+            <w:r>
+              <w:t>Attention</w:t>
+            </w:r>
+          </w:p>
+        </w:tc>
+        <w:tc>
+          <w:tcPr>
+            <w:tcW w:type="dxa" w:w="1824"/>
+          </w:tcPr>
+          <w:p>
+            <w:pPr>
+              <w:spacing w:before="40" w:after="40"/>
+            </w:pPr>
+            <w:r/>
+            <w:r>
+              <w:t>Greedy</w:t>
+            </w:r>
+          </w:p>
+        </w:tc>
+        <w:tc>
+          <w:tcPr>
+            <w:tcW w:type="dxa" w:w="1824"/>
+          </w:tcPr>
+          <w:p>
+            <w:pPr>
+              <w:spacing w:before="40" w:after="40"/>
+            </w:pPr>
+            <w:r/>
+            <w:r>
+              <w:t>23</w:t>
+            </w:r>
+          </w:p>
+        </w:tc>
+        <w:tc>
+          <w:tcPr>
+            <w:tcW w:type="dxa" w:w="1824"/>
+          </w:tcPr>
+          <w:p>
+            <w:pPr>
+              <w:spacing w:before="40" w:after="40"/>
+            </w:pPr>
+            <w:r/>
+            <w:r>
+              <w:t>60</w:t>
+            </w:r>
+          </w:p>
+        </w:tc>
+        <w:tc>
+          <w:tcPr>
+            <w:tcW w:type="dxa" w:w="1824"/>
+          </w:tcPr>
+          <w:p>
+            <w:pPr>
+              <w:spacing w:before="40" w:after="40"/>
+            </w:pPr>
+            <w:r/>
+            <w:r>
+              <w:t>38%</w:t>
+            </w:r>
+          </w:p>
+        </w:tc>
+      </w:tr>
+      <w:tr>
+        <w:tc>
+          <w:tcPr>
+            <w:tcW w:type="dxa" w:w="1824"/>
+          </w:tcPr>
+          <w:p>
+            <w:pPr>
+              <w:spacing w:before="40" w:after="40"/>
+            </w:pPr>
+            <w:r/>
+            <w:r>
+              <w:t>Attention</w:t>
+            </w:r>
+          </w:p>
+        </w:tc>
+        <w:tc>
+          <w:tcPr>
+            <w:tcW w:type="dxa" w:w="1824"/>
+          </w:tcPr>
+          <w:p>
+            <w:pPr>
+              <w:spacing w:before="40" w:after="40"/>
+            </w:pPr>
+            <w:r/>
+            <w:r>
+              <w:t>Beam=7</w:t>
+            </w:r>
+          </w:p>
+        </w:tc>
+        <w:tc>
+          <w:tcPr>
+            <w:tcW w:type="dxa" w:w="1824"/>
+          </w:tcPr>
+          <w:p>
+            <w:pPr>
+              <w:spacing w:before="40" w:after="40"/>
+            </w:pPr>
+            <w:r/>
+            <w:r/>
+            <w:r>
+              <w:rPr>
+                <w:b/>
+              </w:rPr>
+              <w:t>40</w:t>
+            </w:r>
+            <w:r/>
+          </w:p>
+        </w:tc>
+        <w:tc>
+          <w:tcPr>
+            <w:tcW w:type="dxa" w:w="1824"/>
+          </w:tcPr>
+          <w:p>
+            <w:pPr>
+              <w:spacing w:before="40" w:after="40"/>
+            </w:pPr>
+            <w:r/>
+            <w:r>
+              <w:t>60</w:t>
+            </w:r>
+          </w:p>
+        </w:tc>
+        <w:tc>
+          <w:tcPr>
+            <w:tcW w:type="dxa" w:w="1824"/>
+          </w:tcPr>
+          <w:p>
+            <w:pPr>
+              <w:spacing w:before="40" w:after="40"/>
+            </w:pPr>
+            <w:r/>
+            <w:r/>
+            <w:r>
+              <w:rPr>
+                <w:b/>
+              </w:rPr>
+              <w:t>67%</w:t>
+            </w:r>
+            <w:r/>
+          </w:p>
+        </w:tc>
+      </w:tr>
+    </w:tbl>
+    <w:p/>
+    <w:p>
+      <w:pPr>
+        <w:spacing w:after="120"/>
+      </w:pPr>
+      <w:r/>
+      <w:r>
+        <w:rPr>
+          <w:b/>
+        </w:rPr>
+        <w:t>Key findings from qualitative evaluation:</w:t>
+      </w:r>
+      <w:r/>
+    </w:p>
+    <w:p>
+      <w:pPr>
+        <w:pStyle w:val="ListNumber"/>
+        <w:spacing w:before="20" w:after="20"/>
+      </w:pPr>
+      <w:r/>
+      <w:r>
+        <w:rPr>
+          <w:b/>
+        </w:rPr>
+        <w:t>Beam search is decisive</w:t>
+      </w:r>
+      <w:r>
+        <w:t xml:space="preserve"> — Beam=7 outperforms greedy by 17 points for baseline (+88%) and 17 points for attention (+74%). Greedy decoding consistently produces repetition collapse that beam search avoids.</w:t>
+      </w:r>
+    </w:p>
+    <w:p>
+      <w:pPr>
+        <w:pStyle w:val="ListNumber"/>
+        <w:spacing w:before="20" w:after="20"/>
+      </w:pPr>
+      <w:r/>
+      <w:r>
+        <w:rPr>
+          <w:b/>
+        </w:rPr>
+        <w:t>Attention + Beam is the best configuration</w:t>
+      </w:r>
+      <w:r>
+        <w:t xml:space="preserve"> — 40/60 (67%), confirming all four automatic metrics. Attention beam is the only configuration that produces fully correct answers across all five categories.</w:t>
+      </w:r>
+    </w:p>
+    <w:p>
+      <w:pPr>
+        <w:pStyle w:val="ListNumber"/>
+        <w:spacing w:before="20" w:after="20"/>
+      </w:pPr>
+      <w:r/>
+      <w:r>
+        <w:rPr>
+          <w:b/>
+        </w:rPr>
+        <w:t>Both models have a "beam floor"</w:t>
+      </w:r>
+      <w:r>
+        <w:t xml:space="preserve"> — Beam search recovers latent domain knowledge that greedy cannot surface. The encoder has learned correct associations (e.g. </w:t>
+      </w:r>
+      <w:r>
+        <w:rPr>
+          <w:rFonts w:ascii="Courier New" w:hAnsi="Courier New"/>
+          <w:sz w:val="20"/>
+        </w:rPr>
+        <w:t>sudo apt-get remove --purge</w:t>
+      </w:r>
+      <w:r>
+        <w:t xml:space="preserve">, </w:t>
+      </w:r>
+      <w:r>
+        <w:rPr>
+          <w:rFonts w:ascii="Courier New" w:hAnsi="Courier New"/>
+          <w:sz w:val="20"/>
+        </w:rPr>
+        <w:t>sudo mount -t vfat</w:t>
+      </w:r>
+      <w:r>
+        <w:t xml:space="preserve">, </w:t>
+      </w:r>
+      <w:r>
+        <w:rPr>
+          <w:rFonts w:ascii="Courier New" w:hAnsi="Courier New"/>
+          <w:sz w:val="20"/>
+        </w:rPr>
+        <w:t>there is no root password</w:t>
+      </w:r>
+      <w:r>
+        <w:t>) that only appear reliably when beam prevents the decoder from taking the first high-probability shortcut.</w:t>
+      </w:r>
+    </w:p>
+    <w:p>
+      <w:pPr>
+        <w:pStyle w:val="ListNumber"/>
+        <w:spacing w:before="20" w:after="20"/>
+      </w:pPr>
+      <w:r/>
+      <w:r>
+        <w:rPr>
+          <w:b/>
+        </w:rPr>
+        <w:t>Greedy collapse is structural</w:t>
+      </w:r>
+      <w:r>
+        <w:t xml:space="preserve"> — Repetition on greedy (</w:t>
+      </w:r>
+      <w:r>
+        <w:rPr>
+          <w:rFonts w:ascii="Courier New" w:hAnsi="Courier New"/>
+          <w:sz w:val="20"/>
+        </w:rPr>
+        <w:t>vim is vim vim</w:t>
+      </w:r>
+      <w:r>
+        <w:t xml:space="preserve">, </w:t>
+      </w:r>
+      <w:r>
+        <w:rPr>
+          <w:rFonts w:ascii="Courier New" w:hAnsi="Courier New"/>
+          <w:sz w:val="20"/>
+        </w:rPr>
+        <w:t>nano nano nano</w:t>
+      </w:r>
+      <w:r>
+        <w:t xml:space="preserve">, </w:t>
+      </w:r>
+      <w:r>
+        <w:rPr>
+          <w:rFonts w:ascii="Courier New" w:hAnsi="Courier New"/>
+          <w:sz w:val="20"/>
+        </w:rPr>
+        <w:t>ssh -x ssh -x</w:t>
+      </w:r>
+      <w:r>
+        <w:t>) is caused by the decoder loop reinforcing its own output without the attention mechanism tracking what has already been produced. The attention model reduces this slightly but does not eliminate it — only beam search does.</w:t>
+      </w:r>
+    </w:p>
+    <w:p>
+      <w:pPr>
+        <w:pStyle w:val="ListNumber"/>
+        <w:spacing w:before="20" w:after="20"/>
+      </w:pPr>
+      <w:r/>
+      <w:r>
+        <w:rPr>
+          <w:b/>
+        </w:rPr>
+        <w:t>Category variance</w:t>
+      </w:r>
+      <w:r>
+        <w:t xml:space="preserve"> — Both models perform best on </w:t>
+      </w:r>
+      <w:r>
+        <w:rPr>
+          <w:b/>
+        </w:rPr>
+        <w:t>Package Management</w:t>
+      </w:r>
+      <w:r>
+        <w:t xml:space="preserve"> (concrete command syntax strongly represented in IRC corpus) and worst on </w:t>
+      </w:r>
+      <w:r>
+        <w:rPr>
+          <w:b/>
+        </w:rPr>
+        <w:t>Networking</w:t>
+      </w:r>
+      <w:r>
+        <w:t xml:space="preserve"> (ssh, wifi diagnostics are under-specified in short IRC turns). </w:t>
+      </w:r>
+      <w:r>
+        <w:rPr>
+          <w:b/>
+        </w:rPr>
+        <w:t>File system</w:t>
+      </w:r>
+      <w:r>
+        <w:t xml:space="preserve"> and </w:t>
+      </w:r>
+      <w:r>
+        <w:rPr>
+          <w:b/>
+        </w:rPr>
+        <w:t>Users</w:t>
+      </w:r>
+      <w:r>
+        <w:t xml:space="preserve"> show the clearest attention advantage.</w:t>
+      </w:r>
+    </w:p>
+    <w:p>
+      <w:pPr>
+        <w:pBdr>
+          <w:bottom w:val="single" w:sz="6" w:space="1" w:color="AAAAAA"/>
+        </w:pBdr>
+      </w:pPr>
+    </w:p>
+    <w:p>
+      <w:pPr>
+        <w:pStyle w:val="Heading3"/>
+        <w:spacing w:before="200"/>
+      </w:pPr>
+      <w:r>
+        <w:t>Representative Response Comparison</w:t>
+      </w:r>
+    </w:p>
+    <w:p>
+      <w:pPr>
+        <w:spacing w:after="120"/>
+      </w:pPr>
+      <w:r>
+        <w:t>The following examples from the evaluation illustrate the key qualitative differences:</w:t>
+      </w:r>
+    </w:p>
+    <w:p>
+      <w:pPr>
+        <w:spacing w:after="120"/>
+      </w:pPr>
+      <w:r/>
+      <w:r>
+        <w:rPr>
+          <w:b/>
+        </w:rPr>
+        <w:t>Q02 — "how do i remove a package completely"</w:t>
+      </w:r>
+      <w:r/>
+    </w:p>
+    <w:tbl>
+      <w:tblPr>
+        <w:tblStyle w:val="TableGrid"/>
+        <w:tblW w:type="auto" w:w="0"/>
+        <w:tblLook w:firstColumn="1" w:firstRow="1" w:lastColumn="0" w:lastRow="0" w:noHBand="0" w:noVBand="1" w:val="04A0"/>
+      </w:tblPr>
+      <w:tblGrid>
+        <w:gridCol w:w="3041"/>
+        <w:gridCol w:w="3041"/>
+        <w:gridCol w:w="3041"/>
+      </w:tblGrid>
+      <w:tr>
+        <w:tc>
+          <w:tcPr>
+            <w:tcW w:type="dxa" w:w="3041"/>
+          </w:tcPr>
+          <w:p>
+            <w:pPr>
+              <w:spacing w:before="40" w:after="40"/>
+            </w:pPr>
+            <w:r/>
+            <w:r>
+              <w:rPr>
+                <w:b/>
+              </w:rPr>
+              <w:t>Config</w:t>
+            </w:r>
+          </w:p>
+        </w:tc>
+        <w:tc>
+          <w:tcPr>
+            <w:tcW w:type="dxa" w:w="3041"/>
+          </w:tcPr>
+          <w:p>
+            <w:pPr>
+              <w:spacing w:before="40" w:after="40"/>
+            </w:pPr>
+            <w:r/>
+            <w:r>
+              <w:rPr>
+                <w:b/>
+              </w:rPr>
+              <w:t>Response</w:t>
+            </w:r>
+          </w:p>
+        </w:tc>
+        <w:tc>
+          <w:tcPr>
+            <w:tcW w:type="dxa" w:w="3041"/>
+          </w:tcPr>
+          <w:p>
+            <w:pPr>
+              <w:spacing w:before="40" w:after="40"/>
+            </w:pPr>
+            <w:r/>
+            <w:r>
+              <w:rPr>
+                <w:b/>
+              </w:rPr>
+              <w:t>Assessment</w:t>
+            </w:r>
+          </w:p>
+        </w:tc>
+      </w:tr>
+      <w:tr>
+        <w:tc>
+          <w:tcPr>
+            <w:tcW w:type="dxa" w:w="3041"/>
+          </w:tcPr>
+          <w:p>
+            <w:pPr>
+              <w:spacing w:before="40" w:after="40"/>
+            </w:pPr>
+            <w:r/>
+            <w:r>
+              <w:t>Baseline Greedy</w:t>
+            </w:r>
+          </w:p>
+        </w:tc>
+        <w:tc>
+          <w:tcPr>
+            <w:tcW w:type="dxa" w:w="3041"/>
+          </w:tcPr>
+          <w:p>
+            <w:pPr>
+              <w:spacing w:before="40" w:after="40"/>
+            </w:pPr>
+            <w:r/>
+            <w:r/>
+            <w:r>
+              <w:rPr>
+                <w:rFonts w:ascii="Courier New" w:hAnsi="Courier New"/>
+                <w:sz w:val="20"/>
+              </w:rPr>
+              <w:t>sudo apt-get remove package remove package</w:t>
+            </w:r>
+            <w:r/>
+          </w:p>
+        </w:tc>
+        <w:tc>
+          <w:tcPr>
+            <w:tcW w:type="dxa" w:w="3041"/>
+          </w:tcPr>
+          <w:p>
+            <w:pPr>
+              <w:spacing w:before="40" w:after="40"/>
+            </w:pPr>
+            <w:r/>
+            <w:r>
+              <w:t>Correct command, broken repetition</w:t>
+            </w:r>
+          </w:p>
+        </w:tc>
+      </w:tr>
+      <w:tr>
+        <w:tc>
+          <w:tcPr>
+            <w:tcW w:type="dxa" w:w="3041"/>
+          </w:tcPr>
+          <w:p>
+            <w:pPr>
+              <w:spacing w:before="40" w:after="40"/>
+            </w:pPr>
+            <w:r/>
+            <w:r>
+              <w:t>Baseline Beam=7</w:t>
+            </w:r>
+          </w:p>
+        </w:tc>
+        <w:tc>
+          <w:tcPr>
+            <w:tcW w:type="dxa" w:w="3041"/>
+          </w:tcPr>
+          <w:p>
+            <w:pPr>
+              <w:spacing w:before="40" w:after="40"/>
+            </w:pPr>
+            <w:r/>
+            <w:r/>
+            <w:r>
+              <w:rPr>
+                <w:rFonts w:ascii="Courier New" w:hAnsi="Courier New"/>
+                <w:sz w:val="20"/>
+              </w:rPr>
+              <w:t>sudo apt-get remove --purge packagename</w:t>
+            </w:r>
+            <w:r/>
+          </w:p>
+        </w:tc>
+        <w:tc>
+          <w:tcPr>
+            <w:tcW w:type="dxa" w:w="3041"/>
+          </w:tcPr>
+          <w:p>
+            <w:pPr>
+              <w:spacing w:before="40" w:after="40"/>
+            </w:pPr>
+            <w:r/>
+            <w:r>
+              <w:t>Correct and complete ✅</w:t>
+            </w:r>
+          </w:p>
+        </w:tc>
+      </w:tr>
+      <w:tr>
+        <w:tc>
+          <w:tcPr>
+            <w:tcW w:type="dxa" w:w="3041"/>
+          </w:tcPr>
+          <w:p>
+            <w:pPr>
+              <w:spacing w:before="40" w:after="40"/>
+            </w:pPr>
+            <w:r/>
+            <w:r>
+              <w:t>Attention Greedy</w:t>
+            </w:r>
+          </w:p>
+        </w:tc>
+        <w:tc>
+          <w:tcPr>
+            <w:tcW w:type="dxa" w:w="3041"/>
+          </w:tcPr>
+          <w:p>
+            <w:pPr>
+              <w:spacing w:before="40" w:after="40"/>
+            </w:pPr>
+            <w:r/>
+            <w:r/>
+            <w:r>
+              <w:rPr>
+                <w:rFonts w:ascii="Courier New" w:hAnsi="Courier New"/>
+                <w:sz w:val="20"/>
+              </w:rPr>
+              <w:t>sudo apt-get remove packagename'</w:t>
+            </w:r>
+            <w:r/>
+          </w:p>
+        </w:tc>
+        <w:tc>
+          <w:tcPr>
+            <w:tcW w:type="dxa" w:w="3041"/>
+          </w:tcPr>
+          <w:p>
+            <w:pPr>
+              <w:spacing w:before="40" w:after="40"/>
+            </w:pPr>
+            <w:r/>
+            <w:r>
+              <w:t>Correct command, apostrophe artefact</w:t>
+            </w:r>
+          </w:p>
+        </w:tc>
+      </w:tr>
+      <w:tr>
+        <w:tc>
+          <w:tcPr>
+            <w:tcW w:type="dxa" w:w="3041"/>
+          </w:tcPr>
+          <w:p>
+            <w:pPr>
+              <w:spacing w:before="40" w:after="40"/>
+            </w:pPr>
+            <w:r/>
+            <w:r>
+              <w:t>Attention Beam=7</w:t>
+            </w:r>
+          </w:p>
+        </w:tc>
+        <w:tc>
+          <w:tcPr>
+            <w:tcW w:type="dxa" w:w="3041"/>
+          </w:tcPr>
+          <w:p>
+            <w:pPr>
+              <w:spacing w:before="40" w:after="40"/>
+            </w:pPr>
+            <w:r/>
+            <w:r/>
+            <w:r>
+              <w:rPr>
+                <w:rFonts w:ascii="Courier New" w:hAnsi="Courier New"/>
+                <w:sz w:val="20"/>
+              </w:rPr>
+              <w:t>sudo apt-get remove --purge packagename</w:t>
+            </w:r>
+            <w:r/>
+          </w:p>
+        </w:tc>
+        <w:tc>
+          <w:tcPr>
+            <w:tcW w:type="dxa" w:w="3041"/>
+          </w:tcPr>
+          <w:p>
+            <w:pPr>
+              <w:spacing w:before="40" w:after="40"/>
+            </w:pPr>
+            <w:r/>
+            <w:r>
+              <w:t>Correct and complete ✅</w:t>
+            </w:r>
+          </w:p>
+        </w:tc>
+      </w:tr>
+    </w:tbl>
+    <w:p/>
+    <w:p>
+      <w:pPr>
+        <w:spacing w:after="120"/>
+      </w:pPr>
+      <w:r>
+        <w:t xml:space="preserve">Both beam outputs independently produce the correct </w:t>
+      </w:r>
+      <w:r>
+        <w:rPr>
+          <w:rFonts w:ascii="Courier New" w:hAnsi="Courier New"/>
+          <w:sz w:val="20"/>
+        </w:rPr>
+        <w:t>--purge</w:t>
+      </w:r>
+      <w:r>
+        <w:t xml:space="preserve"> flag, demonstrating that this association is reliably encoded in the model weights.</w:t>
+      </w:r>
+    </w:p>
+    <w:p>
+      <w:pPr>
+        <w:pBdr>
+          <w:bottom w:val="single" w:sz="6" w:space="1" w:color="AAAAAA"/>
+        </w:pBdr>
+      </w:pPr>
+    </w:p>
+    <w:p>
+      <w:pPr>
+        <w:spacing w:after="120"/>
+      </w:pPr>
+      <w:r/>
+      <w:r>
+        <w:rPr>
+          <w:b/>
+        </w:rPr>
+        <w:t>Q09 — "how do i add a new user"</w:t>
+      </w:r>
+      <w:r/>
+    </w:p>
+    <w:tbl>
+      <w:tblPr>
+        <w:tblStyle w:val="TableGrid"/>
+        <w:tblW w:type="auto" w:w="0"/>
+        <w:tblLook w:firstColumn="1" w:firstRow="1" w:lastColumn="0" w:lastRow="0" w:noHBand="0" w:noVBand="1" w:val="04A0"/>
+      </w:tblPr>
+      <w:tblGrid>
+        <w:gridCol w:w="3041"/>
+        <w:gridCol w:w="3041"/>
+        <w:gridCol w:w="3041"/>
+      </w:tblGrid>
+      <w:tr>
+        <w:tc>
+          <w:tcPr>
+            <w:tcW w:type="dxa" w:w="3041"/>
+          </w:tcPr>
+          <w:p>
+            <w:pPr>
+              <w:spacing w:before="40" w:after="40"/>
+            </w:pPr>
+            <w:r/>
+            <w:r>
+              <w:rPr>
+                <w:b/>
+              </w:rPr>
+              <w:t>Config</w:t>
+            </w:r>
+          </w:p>
+        </w:tc>
+        <w:tc>
+          <w:tcPr>
+            <w:tcW w:type="dxa" w:w="3041"/>
+          </w:tcPr>
+          <w:p>
+            <w:pPr>
+              <w:spacing w:before="40" w:after="40"/>
+            </w:pPr>
+            <w:r/>
+            <w:r>
+              <w:rPr>
+                <w:b/>
+              </w:rPr>
+              <w:t>Response</w:t>
+            </w:r>
+          </w:p>
+        </w:tc>
+        <w:tc>
+          <w:tcPr>
+            <w:tcW w:type="dxa" w:w="3041"/>
+          </w:tcPr>
+          <w:p>
+            <w:pPr>
+              <w:spacing w:before="40" w:after="40"/>
+            </w:pPr>
+            <w:r/>
+            <w:r>
+              <w:rPr>
+                <w:b/>
+              </w:rPr>
+              <w:t>Assessment</w:t>
+            </w:r>
+          </w:p>
+        </w:tc>
+      </w:tr>
+      <w:tr>
+        <w:tc>
+          <w:tcPr>
+            <w:tcW w:type="dxa" w:w="3041"/>
+          </w:tcPr>
+          <w:p>
+            <w:pPr>
+              <w:spacing w:before="40" w:after="40"/>
+            </w:pPr>
+            <w:r/>
+            <w:r>
+              <w:t>Baseline Greedy</w:t>
+            </w:r>
+          </w:p>
+        </w:tc>
+        <w:tc>
+          <w:tcPr>
+            <w:tcW w:type="dxa" w:w="3041"/>
+          </w:tcPr>
+          <w:p>
+            <w:pPr>
+              <w:spacing w:before="40" w:after="40"/>
+            </w:pPr>
+            <w:r/>
+            <w:r/>
+            <w:r>
+              <w:rPr>
+                <w:rFonts w:ascii="Courier New" w:hAnsi="Courier New"/>
+                <w:sz w:val="20"/>
+              </w:rPr>
+              <w:t>adduser username username username username</w:t>
+            </w:r>
+            <w:r/>
+          </w:p>
+        </w:tc>
+        <w:tc>
+          <w:tcPr>
+            <w:tcW w:type="dxa" w:w="3041"/>
+          </w:tcPr>
+          <w:p>
+            <w:pPr>
+              <w:spacing w:before="40" w:after="40"/>
+            </w:pPr>
+            <w:r/>
+            <w:r>
+              <w:t>Repetition collapse</w:t>
+            </w:r>
+          </w:p>
+        </w:tc>
+      </w:tr>
+      <w:tr>
+        <w:tc>
+          <w:tcPr>
+            <w:tcW w:type="dxa" w:w="3041"/>
+          </w:tcPr>
+          <w:p>
+            <w:pPr>
+              <w:spacing w:before="40" w:after="40"/>
+            </w:pPr>
+            <w:r/>
+            <w:r>
+              <w:t>Baseline Beam=7</w:t>
+            </w:r>
+          </w:p>
+        </w:tc>
+        <w:tc>
+          <w:tcPr>
+            <w:tcW w:type="dxa" w:w="3041"/>
+          </w:tcPr>
+          <w:p>
+            <w:pPr>
+              <w:spacing w:before="40" w:after="40"/>
+            </w:pPr>
+            <w:r/>
+            <w:r/>
+            <w:r>
+              <w:rPr>
+                <w:rFonts w:ascii="Courier New" w:hAnsi="Courier New"/>
+                <w:sz w:val="20"/>
+              </w:rPr>
+              <w:t>system - admin - users</w:t>
+            </w:r>
+            <w:r/>
+          </w:p>
+        </w:tc>
+        <w:tc>
+          <w:tcPr>
+            <w:tcW w:type="dxa" w:w="3041"/>
+          </w:tcPr>
+          <w:p>
+            <w:pPr>
+              <w:spacing w:before="40" w:after="40"/>
+            </w:pPr>
+            <w:r/>
+            <w:r>
+              <w:t>Correct GUI path (older Ubuntu)</w:t>
+            </w:r>
+          </w:p>
+        </w:tc>
+      </w:tr>
+      <w:tr>
+        <w:tc>
+          <w:tcPr>
+            <w:tcW w:type="dxa" w:w="3041"/>
+          </w:tcPr>
+          <w:p>
+            <w:pPr>
+              <w:spacing w:before="40" w:after="40"/>
+            </w:pPr>
+            <w:r/>
+            <w:r>
+              <w:t>Attention Greedy</w:t>
+            </w:r>
+          </w:p>
+        </w:tc>
+        <w:tc>
+          <w:tcPr>
+            <w:tcW w:type="dxa" w:w="3041"/>
+          </w:tcPr>
+          <w:p>
+            <w:pPr>
+              <w:spacing w:before="40" w:after="40"/>
+            </w:pPr>
+            <w:r/>
+            <w:r/>
+            <w:r>
+              <w:rPr>
+                <w:rFonts w:ascii="Courier New" w:hAnsi="Courier New"/>
+                <w:sz w:val="20"/>
+              </w:rPr>
+              <w:t>sudo adduser username admin group</w:t>
+            </w:r>
+            <w:r/>
+          </w:p>
+        </w:tc>
+        <w:tc>
+          <w:tcPr>
+            <w:tcW w:type="dxa" w:w="3041"/>
+          </w:tcPr>
+          <w:p>
+            <w:pPr>
+              <w:spacing w:before="40" w:after="40"/>
+            </w:pPr>
+            <w:r/>
+            <w:r>
+              <w:t>Correct CLI command ✅</w:t>
+            </w:r>
+          </w:p>
+        </w:tc>
+      </w:tr>
+      <w:tr>
+        <w:tc>
+          <w:tcPr>
+            <w:tcW w:type="dxa" w:w="3041"/>
+          </w:tcPr>
+          <w:p>
+            <w:pPr>
+              <w:spacing w:before="40" w:after="40"/>
+            </w:pPr>
+            <w:r/>
+            <w:r>
+              <w:t>Attention Beam=7</w:t>
+            </w:r>
+          </w:p>
+        </w:tc>
+        <w:tc>
+          <w:tcPr>
+            <w:tcW w:type="dxa" w:w="3041"/>
+          </w:tcPr>
+          <w:p>
+            <w:pPr>
+              <w:spacing w:before="40" w:after="40"/>
+            </w:pPr>
+            <w:r/>
+            <w:r/>
+            <w:r>
+              <w:rPr>
+                <w:rFonts w:ascii="Courier New" w:hAnsi="Courier New"/>
+                <w:sz w:val="20"/>
+              </w:rPr>
+              <w:t>add the user to the admin group</w:t>
+            </w:r>
+            <w:r/>
+          </w:p>
+        </w:tc>
+        <w:tc>
+          <w:tcPr>
+            <w:tcW w:type="dxa" w:w="3041"/>
+          </w:tcPr>
+          <w:p>
+            <w:pPr>
+              <w:spacing w:before="40" w:after="40"/>
+            </w:pPr>
+            <w:r/>
+            <w:r>
+              <w:t>Correct conceptual answer ✅</w:t>
+            </w:r>
+          </w:p>
+        </w:tc>
+      </w:tr>
+    </w:tbl>
+    <w:p/>
+    <w:p>
+      <w:pPr>
+        <w:spacing w:after="120"/>
+      </w:pPr>
+      <w:r>
+        <w:t>Attention greedy generates a valid CLI command while baseline greedy collapses. This is the clearest example of the attention mechanism's benefit at the greedy level.</w:t>
+      </w:r>
+    </w:p>
+    <w:p>
+      <w:pPr>
+        <w:pBdr>
+          <w:bottom w:val="single" w:sz="6" w:space="1" w:color="AAAAAA"/>
+        </w:pBdr>
+      </w:pPr>
+    </w:p>
+    <w:p>
+      <w:pPr>
+        <w:spacing w:after="120"/>
+      </w:pPr>
+      <w:r/>
+      <w:r>
+        <w:rPr>
+          <w:b/>
+        </w:rPr>
+        <w:t>Q15 — "what is the difference between vim and nano"</w:t>
+      </w:r>
+      <w:r/>
+    </w:p>
+    <w:tbl>
+      <w:tblPr>
+        <w:tblStyle w:val="TableGrid"/>
+        <w:tblW w:type="auto" w:w="0"/>
+        <w:tblLook w:firstColumn="1" w:firstRow="1" w:lastColumn="0" w:lastRow="0" w:noHBand="0" w:noVBand="1" w:val="04A0"/>
+      </w:tblPr>
+      <w:tblGrid>
+        <w:gridCol w:w="3041"/>
+        <w:gridCol w:w="3041"/>
+        <w:gridCol w:w="3041"/>
+      </w:tblGrid>
+      <w:tr>
+        <w:tc>
+          <w:tcPr>
+            <w:tcW w:type="dxa" w:w="3041"/>
+          </w:tcPr>
+          <w:p>
+            <w:pPr>
+              <w:spacing w:before="40" w:after="40"/>
+            </w:pPr>
+            <w:r/>
+            <w:r>
+              <w:rPr>
+                <w:b/>
+              </w:rPr>
+              <w:t>Config</w:t>
+            </w:r>
+          </w:p>
+        </w:tc>
+        <w:tc>
+          <w:tcPr>
+            <w:tcW w:type="dxa" w:w="3041"/>
+          </w:tcPr>
+          <w:p>
+            <w:pPr>
+              <w:spacing w:before="40" w:after="40"/>
+            </w:pPr>
+            <w:r/>
+            <w:r>
+              <w:rPr>
+                <w:b/>
+              </w:rPr>
+              <w:t>Response</w:t>
+            </w:r>
+          </w:p>
+        </w:tc>
+        <w:tc>
+          <w:tcPr>
+            <w:tcW w:type="dxa" w:w="3041"/>
+          </w:tcPr>
+          <w:p>
+            <w:pPr>
+              <w:spacing w:before="40" w:after="40"/>
+            </w:pPr>
+            <w:r/>
+            <w:r>
+              <w:rPr>
+                <w:b/>
+              </w:rPr>
+              <w:t>Assessment</w:t>
+            </w:r>
+          </w:p>
+        </w:tc>
+      </w:tr>
+      <w:tr>
+        <w:tc>
+          <w:tcPr>
+            <w:tcW w:type="dxa" w:w="3041"/>
+          </w:tcPr>
+          <w:p>
+            <w:pPr>
+              <w:spacing w:before="40" w:after="40"/>
+            </w:pPr>
+            <w:r/>
+            <w:r>
+              <w:t>Baseline Greedy</w:t>
+            </w:r>
+          </w:p>
+        </w:tc>
+        <w:tc>
+          <w:tcPr>
+            <w:tcW w:type="dxa" w:w="3041"/>
+          </w:tcPr>
+          <w:p>
+            <w:pPr>
+              <w:spacing w:before="40" w:after="40"/>
+            </w:pPr>
+            <w:r/>
+            <w:r/>
+            <w:r>
+              <w:rPr>
+                <w:rFonts w:ascii="Courier New" w:hAnsi="Courier New"/>
+                <w:sz w:val="20"/>
+              </w:rPr>
+              <w:t>vim is vim vim is vim</w:t>
+            </w:r>
+            <w:r/>
+          </w:p>
+        </w:tc>
+        <w:tc>
+          <w:tcPr>
+            <w:tcW w:type="dxa" w:w="3041"/>
+          </w:tcPr>
+          <w:p>
+            <w:pPr>
+              <w:spacing w:before="40" w:after="40"/>
+            </w:pPr>
+            <w:r/>
+            <w:r>
+              <w:t>Complete collapse</w:t>
+            </w:r>
+          </w:p>
+        </w:tc>
+      </w:tr>
+      <w:tr>
+        <w:tc>
+          <w:tcPr>
+            <w:tcW w:type="dxa" w:w="3041"/>
+          </w:tcPr>
+          <w:p>
+            <w:pPr>
+              <w:spacing w:before="40" w:after="40"/>
+            </w:pPr>
+            <w:r/>
+            <w:r>
+              <w:t>Baseline Beam=7</w:t>
+            </w:r>
+          </w:p>
+        </w:tc>
+        <w:tc>
+          <w:tcPr>
+            <w:tcW w:type="dxa" w:w="3041"/>
+          </w:tcPr>
+          <w:p>
+            <w:pPr>
+              <w:spacing w:before="40" w:after="40"/>
+            </w:pPr>
+            <w:r/>
+            <w:r/>
+            <w:r>
+              <w:rPr>
+                <w:rFonts w:ascii="Courier New" w:hAnsi="Courier New"/>
+                <w:sz w:val="20"/>
+              </w:rPr>
+              <w:t>vim is a text editor</w:t>
+            </w:r>
+            <w:r/>
+          </w:p>
+        </w:tc>
+        <w:tc>
+          <w:tcPr>
+            <w:tcW w:type="dxa" w:w="3041"/>
+          </w:tcPr>
+          <w:p>
+            <w:pPr>
+              <w:spacing w:before="40" w:after="40"/>
+            </w:pPr>
+            <w:r/>
+            <w:r>
+              <w:t>Partial — only identifies vim</w:t>
+            </w:r>
+          </w:p>
+        </w:tc>
+      </w:tr>
+      <w:tr>
+        <w:tc>
+          <w:tcPr>
+            <w:tcW w:type="dxa" w:w="3041"/>
+          </w:tcPr>
+          <w:p>
+            <w:pPr>
+              <w:spacing w:before="40" w:after="40"/>
+            </w:pPr>
+            <w:r/>
+            <w:r>
+              <w:t>Attention Greedy</w:t>
+            </w:r>
+          </w:p>
+        </w:tc>
+        <w:tc>
+          <w:tcPr>
+            <w:tcW w:type="dxa" w:w="3041"/>
+          </w:tcPr>
+          <w:p>
+            <w:pPr>
+              <w:spacing w:before="40" w:after="40"/>
+            </w:pPr>
+            <w:r/>
+            <w:r/>
+            <w:r>
+              <w:rPr>
+                <w:rFonts w:ascii="Courier New" w:hAnsi="Courier New"/>
+                <w:sz w:val="20"/>
+              </w:rPr>
+              <w:t>vim is vim is vim vim</w:t>
+            </w:r>
+            <w:r/>
+          </w:p>
+        </w:tc>
+        <w:tc>
+          <w:tcPr>
+            <w:tcW w:type="dxa" w:w="3041"/>
+          </w:tcPr>
+          <w:p>
+            <w:pPr>
+              <w:spacing w:before="40" w:after="40"/>
+            </w:pPr>
+            <w:r/>
+            <w:r>
+              <w:t>Complete collapse</w:t>
+            </w:r>
+          </w:p>
+        </w:tc>
+      </w:tr>
+      <w:tr>
+        <w:tc>
+          <w:tcPr>
+            <w:tcW w:type="dxa" w:w="3041"/>
+          </w:tcPr>
+          <w:p>
+            <w:pPr>
+              <w:spacing w:before="40" w:after="40"/>
+            </w:pPr>
+            <w:r/>
+            <w:r>
+              <w:t>Attention Beam=7</w:t>
+            </w:r>
+          </w:p>
+        </w:tc>
+        <w:tc>
+          <w:tcPr>
+            <w:tcW w:type="dxa" w:w="3041"/>
+          </w:tcPr>
+          <w:p>
+            <w:pPr>
+              <w:spacing w:before="40" w:after="40"/>
+            </w:pPr>
+            <w:r/>
+            <w:r/>
+            <w:r>
+              <w:rPr>
+                <w:rFonts w:ascii="Courier New" w:hAnsi="Courier New"/>
+                <w:sz w:val="20"/>
+              </w:rPr>
+              <w:t>vim is a text editor</w:t>
+            </w:r>
+            <w:r/>
+          </w:p>
+        </w:tc>
+        <w:tc>
+          <w:tcPr>
+            <w:tcW w:type="dxa" w:w="3041"/>
+          </w:tcPr>
+          <w:p>
+            <w:pPr>
+              <w:spacing w:before="40" w:after="40"/>
+            </w:pPr>
+            <w:r/>
+            <w:r>
+              <w:t>Partial — only identifies vim</w:t>
+            </w:r>
+          </w:p>
+        </w:tc>
+      </w:tr>
+    </w:tbl>
+    <w:p/>
+    <w:p>
+      <w:pPr>
+        <w:spacing w:after="120"/>
+      </w:pPr>
+      <w:r>
+        <w:t>Both models fail to provide a comparative answer. This reflects the training data structure: Ubuntu IRC users rarely give side-by-side comparisons; they answer immediate questions. Neither model has learned the comparison pattern.</w:t>
+      </w:r>
+    </w:p>
+    <w:p>
+      <w:pPr>
+        <w:pBdr>
+          <w:bottom w:val="single" w:sz="6" w:space="1" w:color="AAAAAA"/>
+        </w:pBdr>
+      </w:pPr>
+    </w:p>
+    <w:p>
+      <w:pPr>
+        <w:pStyle w:val="Heading3"/>
+        <w:spacing w:before="200"/>
+      </w:pPr>
+      <w:r>
+        <w:t>Conclusion</w:t>
+      </w:r>
+    </w:p>
+    <w:p>
+      <w:pPr>
+        <w:spacing w:after="120"/>
+      </w:pPr>
+      <w:r>
+        <w:t xml:space="preserve">The quantitative and qualitative evaluations converge on the same conclusion: </w:t>
+      </w:r>
+      <w:r>
+        <w:rPr>
+          <w:b/>
+        </w:rPr>
+        <w:t>the Bahdanau attention model with beam search (width=7) is the best configuration</w:t>
+      </w:r>
+      <w:r>
+        <w:t>, outperforming the no-attention baseline on all eight automatic metrics and achieving a 67% qualitative score vs 62% for the baseline beam configuration.</w:t>
+      </w:r>
+    </w:p>
+    <w:p>
+      <w:pPr>
+        <w:spacing w:after="120"/>
+      </w:pPr>
+      <w:r>
+        <w:t xml:space="preserve">The primary contribution of the attention mechanism is </w:t>
+      </w:r>
+      <w:r>
+        <w:rPr>
+          <w:b/>
+        </w:rPr>
+        <w:t>response diversity</w:t>
+      </w:r>
+      <w:r>
+        <w:t xml:space="preserve"> (Distinct-2 +60%) and </w:t>
+      </w:r>
+      <w:r>
+        <w:rPr>
+          <w:b/>
+        </w:rPr>
+        <w:t>reduced repetition collapse</w:t>
+      </w:r>
+      <w:r>
+        <w:t xml:space="preserve"> at the greedy level — important for real-time chat where beam search adds latency. At beam decoding, both models benefit from recovering latent domain knowledge from the encoder, but attention continues to produce marginally more informative responses (40 vs 37 total qualitative score).</w:t>
+      </w:r>
+    </w:p>
+    <w:p>
+      <w:pPr>
+        <w:spacing w:after="120"/>
+      </w:pPr>
+      <w:r>
+        <w:t xml:space="preserve">Both models share a common limitation: they produce </w:t>
+      </w:r>
+      <w:r>
+        <w:rPr>
+          <w:b/>
+        </w:rPr>
+        <w:t>deflection responses</w:t>
+      </w:r>
+      <w:r>
+        <w:t xml:space="preserve"> ("what do you want to do") for underspecified or complex multi-step questions (Q11, Q13, Q17, Q19). This is consistent with the training corpus: Ubuntu IRC helpers routinely ask clarifying questions rather than providing complete answers to ambiguous requests. The model has correctly learned this pattern from data, even if it is unsatisfying from a chatbot perspective.</w:t>
+      </w:r>
+    </w:p>
+    <w:p>
+      <w:pPr>
+        <w:spacing w:after="120"/>
+      </w:pPr>
+      <w:r>
+        <w:t>The results demonstrate a successful proof-of-concept: a Seq2Seq LSTM model trained on noisy IRC dialogue can learn technically coherent Ubuntu support responses, with Bahdanau attention providing a measurable and consistent improvement across all evaluation dimensions.</w:t>
       </w:r>
     </w:p>
     <w:sectPr>
